--- a/REPORT/BTL_TTNT.docx
+++ b/REPORT/BTL_TTNT.docx
@@ -2720,7 +2720,19 @@
               <w:rPr>
                 <w:rStyle w:val="Hyperlink"/>
               </w:rPr>
-              <w:t>4.3.1. Hàm mất mát Cross-Entropy</w:t>
+              <w:t>4.3.1. Hàm mất mát Cross-En</w:t>
+            </w:r>
+            <w:r>
+              <w:rPr>
+                <w:rStyle w:val="Hyperlink"/>
+              </w:rPr>
+              <w:t>t</w:t>
+            </w:r>
+            <w:r>
+              <w:rPr>
+                <w:rStyle w:val="Hyperlink"/>
+              </w:rPr>
+              <w:t>ropy</w:t>
             </w:r>
             <w:r>
               <w:rPr>
@@ -2947,7 +2959,7 @@
               <w:rPr>
                 <w:webHidden/>
               </w:rPr>
-              <w:t>22</w:t>
+              <w:t>23</w:t>
             </w:r>
             <w:r>
               <w:rPr>
@@ -3204,7 +3216,7 @@
               <w:rPr>
                 <w:webHidden/>
               </w:rPr>
-              <w:t>24</w:t>
+              <w:t>25</w:t>
             </w:r>
             <w:r>
               <w:rPr>
@@ -3268,7 +3280,7 @@
               <w:rPr>
                 <w:webHidden/>
               </w:rPr>
-              <w:t>25</w:t>
+              <w:t>26</w:t>
             </w:r>
             <w:r>
               <w:rPr>
@@ -3332,7 +3344,7 @@
               <w:rPr>
                 <w:webHidden/>
               </w:rPr>
-              <w:t>27</w:t>
+              <w:t>28</w:t>
             </w:r>
             <w:r>
               <w:rPr>
@@ -3397,7 +3409,7 @@
               <w:rPr>
                 <w:webHidden/>
               </w:rPr>
-              <w:t>28</w:t>
+              <w:t>29</w:t>
             </w:r>
             <w:r>
               <w:rPr>
@@ -3461,7 +3473,7 @@
               <w:rPr>
                 <w:webHidden/>
               </w:rPr>
-              <w:t>28</w:t>
+              <w:t>29</w:t>
             </w:r>
             <w:r>
               <w:rPr>
@@ -3525,7 +3537,7 @@
               <w:rPr>
                 <w:webHidden/>
               </w:rPr>
-              <w:t>28</w:t>
+              <w:t>29</w:t>
             </w:r>
             <w:r>
               <w:rPr>
@@ -3589,7 +3601,7 @@
               <w:rPr>
                 <w:webHidden/>
               </w:rPr>
-              <w:t>28</w:t>
+              <w:t>29</w:t>
             </w:r>
             <w:r>
               <w:rPr>
@@ -3654,7 +3666,7 @@
               <w:rPr>
                 <w:webHidden/>
               </w:rPr>
-              <w:t>29</w:t>
+              <w:t>30</w:t>
             </w:r>
             <w:r>
               <w:rPr>
@@ -3718,7 +3730,7 @@
               <w:rPr>
                 <w:webHidden/>
               </w:rPr>
-              <w:t>29</w:t>
+              <w:t>30</w:t>
             </w:r>
             <w:r>
               <w:rPr>
@@ -3782,7 +3794,7 @@
               <w:rPr>
                 <w:webHidden/>
               </w:rPr>
-              <w:t>31</w:t>
+              <w:t>32</w:t>
             </w:r>
             <w:r>
               <w:rPr>
@@ -3846,7 +3858,7 @@
               <w:rPr>
                 <w:webHidden/>
               </w:rPr>
-              <w:t>33</w:t>
+              <w:t>34</w:t>
             </w:r>
             <w:r>
               <w:rPr>
@@ -3898,7 +3910,7 @@
         <w:rPr>
           <w:noProof/>
         </w:rPr>
-        <w:instrText xml:space="preserve"> TOC \h \z \t "chu_thich" \c </w:instrText>
+        <w:instrText xml:space="preserve"> TOC \f A \h \z \t "chu_thich" \c </w:instrText>
       </w:r>
       <w:r>
         <w:rPr>
@@ -3921,7 +3933,7 @@
           <w14:ligatures w14:val="standardContextual"/>
         </w:rPr>
       </w:pPr>
-      <w:hyperlink w:anchor="_Toc239290523" w:history="1">
+      <w:hyperlink w:anchor="_Toc239343423" w:history="1">
         <w:r>
           <w:rPr>
             <w:rStyle w:val="Hyperlink"/>
@@ -3944,7 +3956,1548 @@
           <w:rPr>
             <w:webHidden/>
           </w:rPr>
-          <w:instrText xml:space="preserve"> PAGEREF _Toc239290523 \h </w:instrText>
+          <w:instrText xml:space="preserve"> PAGEREF _Toc239343423 \h </w:instrText>
+        </w:r>
+        <w:r>
+          <w:rPr>
+            <w:webHidden/>
+          </w:rPr>
+        </w:r>
+        <w:r>
+          <w:rPr>
+            <w:webHidden/>
+          </w:rPr>
+          <w:fldChar w:fldCharType="separate"/>
+        </w:r>
+        <w:r>
+          <w:rPr>
+            <w:webHidden/>
+          </w:rPr>
+          <w:t>9</w:t>
+        </w:r>
+        <w:r>
+          <w:rPr>
+            <w:webHidden/>
+          </w:rPr>
+          <w:fldChar w:fldCharType="end"/>
+        </w:r>
+      </w:hyperlink>
+    </w:p>
+    <w:p>
+      <w:pPr>
+        <w:pStyle w:val="TableofFigures"/>
+        <w:tabs>
+          <w:tab w:val="right" w:leader="dot" w:pos="9061"/>
+        </w:tabs>
+        <w:rPr>
+          <w:rFonts w:asciiTheme="minorHAnsi" w:eastAsiaTheme="minorEastAsia" w:hAnsiTheme="minorHAnsi"/>
+          <w:kern w:val="2"/>
+          <w:sz w:val="24"/>
+          <w:szCs w:val="24"/>
+          <w14:ligatures w14:val="standardContextual"/>
+        </w:rPr>
+      </w:pPr>
+      <w:hyperlink w:anchor="_Toc239343424" w:history="1">
+        <w:r>
+          <w:rPr>
+            <w:rStyle w:val="Hyperlink"/>
+          </w:rPr>
+          <w:t>Hình 2.1 Sơ đồ pipeline tổng quát của một mạng CNN cho bài toán phân loại ảnh thời trang</w:t>
+        </w:r>
+        <w:r>
+          <w:rPr>
+            <w:webHidden/>
+          </w:rPr>
+          <w:tab/>
+        </w:r>
+        <w:r>
+          <w:rPr>
+            <w:webHidden/>
+          </w:rPr>
+          <w:fldChar w:fldCharType="begin"/>
+        </w:r>
+        <w:r>
+          <w:rPr>
+            <w:webHidden/>
+          </w:rPr>
+          <w:instrText xml:space="preserve"> PAGEREF _Toc239343424 \h </w:instrText>
+        </w:r>
+        <w:r>
+          <w:rPr>
+            <w:webHidden/>
+          </w:rPr>
+        </w:r>
+        <w:r>
+          <w:rPr>
+            <w:webHidden/>
+          </w:rPr>
+          <w:fldChar w:fldCharType="separate"/>
+        </w:r>
+        <w:r>
+          <w:rPr>
+            <w:webHidden/>
+          </w:rPr>
+          <w:t>11</w:t>
+        </w:r>
+        <w:r>
+          <w:rPr>
+            <w:webHidden/>
+          </w:rPr>
+          <w:fldChar w:fldCharType="end"/>
+        </w:r>
+      </w:hyperlink>
+    </w:p>
+    <w:p>
+      <w:pPr>
+        <w:pStyle w:val="TableofFigures"/>
+        <w:tabs>
+          <w:tab w:val="right" w:leader="dot" w:pos="9061"/>
+        </w:tabs>
+        <w:rPr>
+          <w:rFonts w:asciiTheme="minorHAnsi" w:eastAsiaTheme="minorEastAsia" w:hAnsiTheme="minorHAnsi"/>
+          <w:kern w:val="2"/>
+          <w:sz w:val="24"/>
+          <w:szCs w:val="24"/>
+          <w14:ligatures w14:val="standardContextual"/>
+        </w:rPr>
+      </w:pPr>
+      <w:hyperlink w:anchor="_Toc239343425" w:history="1">
+        <w:r>
+          <w:rPr>
+            <w:rStyle w:val="Hyperlink"/>
+          </w:rPr>
+          <w:t>Hình 2.2 Mạng nơ-ron truyền thống (MLP)</w:t>
+        </w:r>
+        <w:r>
+          <w:rPr>
+            <w:webHidden/>
+          </w:rPr>
+          <w:tab/>
+        </w:r>
+        <w:r>
+          <w:rPr>
+            <w:webHidden/>
+          </w:rPr>
+          <w:fldChar w:fldCharType="begin"/>
+        </w:r>
+        <w:r>
+          <w:rPr>
+            <w:webHidden/>
+          </w:rPr>
+          <w:instrText xml:space="preserve"> PAGEREF _Toc239343425 \h </w:instrText>
+        </w:r>
+        <w:r>
+          <w:rPr>
+            <w:webHidden/>
+          </w:rPr>
+        </w:r>
+        <w:r>
+          <w:rPr>
+            <w:webHidden/>
+          </w:rPr>
+          <w:fldChar w:fldCharType="separate"/>
+        </w:r>
+        <w:r>
+          <w:rPr>
+            <w:webHidden/>
+          </w:rPr>
+          <w:t>12</w:t>
+        </w:r>
+        <w:r>
+          <w:rPr>
+            <w:webHidden/>
+          </w:rPr>
+          <w:fldChar w:fldCharType="end"/>
+        </w:r>
+      </w:hyperlink>
+    </w:p>
+    <w:p>
+      <w:pPr>
+        <w:pStyle w:val="TableofFigures"/>
+        <w:tabs>
+          <w:tab w:val="right" w:leader="dot" w:pos="9061"/>
+        </w:tabs>
+        <w:rPr>
+          <w:rFonts w:asciiTheme="minorHAnsi" w:eastAsiaTheme="minorEastAsia" w:hAnsiTheme="minorHAnsi"/>
+          <w:kern w:val="2"/>
+          <w:sz w:val="24"/>
+          <w:szCs w:val="24"/>
+          <w14:ligatures w14:val="standardContextual"/>
+        </w:rPr>
+      </w:pPr>
+      <w:hyperlink w:anchor="_Toc239343426" w:history="1">
+        <w:r>
+          <w:rPr>
+            <w:rStyle w:val="Hyperlink"/>
+          </w:rPr>
+          <w:t>Hình 2.3 Mạng nơ-ron tích chập (CNN)</w:t>
+        </w:r>
+        <w:r>
+          <w:rPr>
+            <w:webHidden/>
+          </w:rPr>
+          <w:tab/>
+        </w:r>
+        <w:r>
+          <w:rPr>
+            <w:webHidden/>
+          </w:rPr>
+          <w:fldChar w:fldCharType="begin"/>
+        </w:r>
+        <w:r>
+          <w:rPr>
+            <w:webHidden/>
+          </w:rPr>
+          <w:instrText xml:space="preserve"> PAGEREF _Toc239343426 \h </w:instrText>
+        </w:r>
+        <w:r>
+          <w:rPr>
+            <w:webHidden/>
+          </w:rPr>
+        </w:r>
+        <w:r>
+          <w:rPr>
+            <w:webHidden/>
+          </w:rPr>
+          <w:fldChar w:fldCharType="separate"/>
+        </w:r>
+        <w:r>
+          <w:rPr>
+            <w:webHidden/>
+          </w:rPr>
+          <w:t>12</w:t>
+        </w:r>
+        <w:r>
+          <w:rPr>
+            <w:webHidden/>
+          </w:rPr>
+          <w:fldChar w:fldCharType="end"/>
+        </w:r>
+      </w:hyperlink>
+    </w:p>
+    <w:p>
+      <w:pPr>
+        <w:pStyle w:val="TableofFigures"/>
+        <w:tabs>
+          <w:tab w:val="right" w:leader="dot" w:pos="9061"/>
+        </w:tabs>
+        <w:rPr>
+          <w:rFonts w:asciiTheme="minorHAnsi" w:eastAsiaTheme="minorEastAsia" w:hAnsiTheme="minorHAnsi"/>
+          <w:kern w:val="2"/>
+          <w:sz w:val="24"/>
+          <w:szCs w:val="24"/>
+          <w14:ligatures w14:val="standardContextual"/>
+        </w:rPr>
+      </w:pPr>
+      <w:hyperlink w:anchor="_Toc239343427" w:history="1">
+        <w:r>
+          <w:rPr>
+            <w:rStyle w:val="Hyperlink"/>
+          </w:rPr>
+          <w:t>Hình 2.4 Ví dụ minh họa phép tích chập giữa ảnh đầu vào 5x5 và bộ lọc 3x3</w:t>
+        </w:r>
+        <w:r>
+          <w:rPr>
+            <w:webHidden/>
+          </w:rPr>
+          <w:tab/>
+        </w:r>
+        <w:r>
+          <w:rPr>
+            <w:webHidden/>
+          </w:rPr>
+          <w:fldChar w:fldCharType="begin"/>
+        </w:r>
+        <w:r>
+          <w:rPr>
+            <w:webHidden/>
+          </w:rPr>
+          <w:instrText xml:space="preserve"> PAGEREF _Toc239343427 \h </w:instrText>
+        </w:r>
+        <w:r>
+          <w:rPr>
+            <w:webHidden/>
+          </w:rPr>
+        </w:r>
+        <w:r>
+          <w:rPr>
+            <w:webHidden/>
+          </w:rPr>
+          <w:fldChar w:fldCharType="separate"/>
+        </w:r>
+        <w:r>
+          <w:rPr>
+            <w:webHidden/>
+          </w:rPr>
+          <w:t>13</w:t>
+        </w:r>
+        <w:r>
+          <w:rPr>
+            <w:webHidden/>
+          </w:rPr>
+          <w:fldChar w:fldCharType="end"/>
+        </w:r>
+      </w:hyperlink>
+    </w:p>
+    <w:p>
+      <w:pPr>
+        <w:pStyle w:val="TableofFigures"/>
+        <w:tabs>
+          <w:tab w:val="right" w:leader="dot" w:pos="9061"/>
+        </w:tabs>
+        <w:rPr>
+          <w:rFonts w:asciiTheme="minorHAnsi" w:eastAsiaTheme="minorEastAsia" w:hAnsiTheme="minorHAnsi"/>
+          <w:kern w:val="2"/>
+          <w:sz w:val="24"/>
+          <w:szCs w:val="24"/>
+          <w14:ligatures w14:val="standardContextual"/>
+        </w:rPr>
+      </w:pPr>
+      <w:hyperlink w:anchor="_Toc239343428" w:history="1">
+        <w:r>
+          <w:rPr>
+            <w:rStyle w:val="Hyperlink"/>
+          </w:rPr>
+          <w:t>Hình 2.5 Ví dụ minh họa phép Max Pooling</w:t>
+        </w:r>
+        <w:r>
+          <w:rPr>
+            <w:webHidden/>
+          </w:rPr>
+          <w:tab/>
+        </w:r>
+        <w:r>
+          <w:rPr>
+            <w:webHidden/>
+          </w:rPr>
+          <w:fldChar w:fldCharType="begin"/>
+        </w:r>
+        <w:r>
+          <w:rPr>
+            <w:webHidden/>
+          </w:rPr>
+          <w:instrText xml:space="preserve"> PAGEREF _Toc239343428 \h </w:instrText>
+        </w:r>
+        <w:r>
+          <w:rPr>
+            <w:webHidden/>
+          </w:rPr>
+        </w:r>
+        <w:r>
+          <w:rPr>
+            <w:webHidden/>
+          </w:rPr>
+          <w:fldChar w:fldCharType="separate"/>
+        </w:r>
+        <w:r>
+          <w:rPr>
+            <w:webHidden/>
+          </w:rPr>
+          <w:t>13</w:t>
+        </w:r>
+        <w:r>
+          <w:rPr>
+            <w:webHidden/>
+          </w:rPr>
+          <w:fldChar w:fldCharType="end"/>
+        </w:r>
+      </w:hyperlink>
+    </w:p>
+    <w:p>
+      <w:pPr>
+        <w:pStyle w:val="TableofFigures"/>
+        <w:tabs>
+          <w:tab w:val="right" w:leader="dot" w:pos="9061"/>
+        </w:tabs>
+        <w:rPr>
+          <w:rFonts w:asciiTheme="minorHAnsi" w:eastAsiaTheme="minorEastAsia" w:hAnsiTheme="minorHAnsi"/>
+          <w:kern w:val="2"/>
+          <w:sz w:val="24"/>
+          <w:szCs w:val="24"/>
+          <w14:ligatures w14:val="standardContextual"/>
+        </w:rPr>
+      </w:pPr>
+      <w:hyperlink w:anchor="_Toc239343429" w:history="1">
+        <w:r>
+          <w:rPr>
+            <w:rStyle w:val="Hyperlink"/>
+          </w:rPr>
+          <w:t>Hình 2.6 So sánh dạng đường cong của các hàm kích hoạt ReLU, Sigmoid và Tanh</w:t>
+        </w:r>
+        <w:r>
+          <w:rPr>
+            <w:webHidden/>
+          </w:rPr>
+          <w:tab/>
+        </w:r>
+        <w:r>
+          <w:rPr>
+            <w:webHidden/>
+          </w:rPr>
+          <w:fldChar w:fldCharType="begin"/>
+        </w:r>
+        <w:r>
+          <w:rPr>
+            <w:webHidden/>
+          </w:rPr>
+          <w:instrText xml:space="preserve"> PAGEREF _Toc239343429 \h </w:instrText>
+        </w:r>
+        <w:r>
+          <w:rPr>
+            <w:webHidden/>
+          </w:rPr>
+        </w:r>
+        <w:r>
+          <w:rPr>
+            <w:webHidden/>
+          </w:rPr>
+          <w:fldChar w:fldCharType="separate"/>
+        </w:r>
+        <w:r>
+          <w:rPr>
+            <w:webHidden/>
+          </w:rPr>
+          <w:t>14</w:t>
+        </w:r>
+        <w:r>
+          <w:rPr>
+            <w:webHidden/>
+          </w:rPr>
+          <w:fldChar w:fldCharType="end"/>
+        </w:r>
+      </w:hyperlink>
+    </w:p>
+    <w:p>
+      <w:pPr>
+        <w:pStyle w:val="TableofFigures"/>
+        <w:tabs>
+          <w:tab w:val="right" w:leader="dot" w:pos="9061"/>
+        </w:tabs>
+        <w:rPr>
+          <w:rFonts w:asciiTheme="minorHAnsi" w:eastAsiaTheme="minorEastAsia" w:hAnsiTheme="minorHAnsi"/>
+          <w:kern w:val="2"/>
+          <w:sz w:val="24"/>
+          <w:szCs w:val="24"/>
+          <w14:ligatures w14:val="standardContextual"/>
+        </w:rPr>
+      </w:pPr>
+      <w:hyperlink w:anchor="_Toc239343430" w:history="1">
+        <w:r>
+          <w:rPr>
+            <w:rStyle w:val="Hyperlink"/>
+          </w:rPr>
+          <w:t>Hình 2.7 Hình ảnh kiến trúc mạng AlexNet</w:t>
+        </w:r>
+        <w:r>
+          <w:rPr>
+            <w:webHidden/>
+          </w:rPr>
+          <w:tab/>
+        </w:r>
+        <w:r>
+          <w:rPr>
+            <w:webHidden/>
+          </w:rPr>
+          <w:fldChar w:fldCharType="begin"/>
+        </w:r>
+        <w:r>
+          <w:rPr>
+            <w:webHidden/>
+          </w:rPr>
+          <w:instrText xml:space="preserve"> PAGEREF _Toc239343430 \h </w:instrText>
+        </w:r>
+        <w:r>
+          <w:rPr>
+            <w:webHidden/>
+          </w:rPr>
+        </w:r>
+        <w:r>
+          <w:rPr>
+            <w:webHidden/>
+          </w:rPr>
+          <w:fldChar w:fldCharType="separate"/>
+        </w:r>
+        <w:r>
+          <w:rPr>
+            <w:webHidden/>
+          </w:rPr>
+          <w:t>14</w:t>
+        </w:r>
+        <w:r>
+          <w:rPr>
+            <w:webHidden/>
+          </w:rPr>
+          <w:fldChar w:fldCharType="end"/>
+        </w:r>
+      </w:hyperlink>
+    </w:p>
+    <w:p>
+      <w:pPr>
+        <w:pStyle w:val="TableofFigures"/>
+        <w:tabs>
+          <w:tab w:val="right" w:leader="dot" w:pos="9061"/>
+        </w:tabs>
+        <w:rPr>
+          <w:rFonts w:asciiTheme="minorHAnsi" w:eastAsiaTheme="minorEastAsia" w:hAnsiTheme="minorHAnsi"/>
+          <w:kern w:val="2"/>
+          <w:sz w:val="24"/>
+          <w:szCs w:val="24"/>
+          <w14:ligatures w14:val="standardContextual"/>
+        </w:rPr>
+      </w:pPr>
+      <w:hyperlink w:anchor="_Toc239343431" w:history="1">
+        <w:r>
+          <w:rPr>
+            <w:rStyle w:val="Hyperlink"/>
+          </w:rPr>
+          <w:t>Hình 2.8 Hình ảnh minh họa skip connections trong ResNet</w:t>
+        </w:r>
+        <w:r>
+          <w:rPr>
+            <w:webHidden/>
+          </w:rPr>
+          <w:tab/>
+        </w:r>
+        <w:r>
+          <w:rPr>
+            <w:webHidden/>
+          </w:rPr>
+          <w:fldChar w:fldCharType="begin"/>
+        </w:r>
+        <w:r>
+          <w:rPr>
+            <w:webHidden/>
+          </w:rPr>
+          <w:instrText xml:space="preserve"> PAGEREF _Toc239343431 \h </w:instrText>
+        </w:r>
+        <w:r>
+          <w:rPr>
+            <w:webHidden/>
+          </w:rPr>
+        </w:r>
+        <w:r>
+          <w:rPr>
+            <w:webHidden/>
+          </w:rPr>
+          <w:fldChar w:fldCharType="separate"/>
+        </w:r>
+        <w:r>
+          <w:rPr>
+            <w:webHidden/>
+          </w:rPr>
+          <w:t>15</w:t>
+        </w:r>
+        <w:r>
+          <w:rPr>
+            <w:webHidden/>
+          </w:rPr>
+          <w:fldChar w:fldCharType="end"/>
+        </w:r>
+      </w:hyperlink>
+    </w:p>
+    <w:p>
+      <w:pPr>
+        <w:pStyle w:val="TableofFigures"/>
+        <w:tabs>
+          <w:tab w:val="right" w:leader="dot" w:pos="9061"/>
+        </w:tabs>
+        <w:rPr>
+          <w:rFonts w:asciiTheme="minorHAnsi" w:eastAsiaTheme="minorEastAsia" w:hAnsiTheme="minorHAnsi"/>
+          <w:kern w:val="2"/>
+          <w:sz w:val="24"/>
+          <w:szCs w:val="24"/>
+          <w14:ligatures w14:val="standardContextual"/>
+        </w:rPr>
+      </w:pPr>
+      <w:hyperlink w:anchor="_Toc239343432" w:history="1">
+        <w:r>
+          <w:rPr>
+            <w:rStyle w:val="Hyperlink"/>
+          </w:rPr>
+          <w:t>Hình 3.1 Hình ảnh minh họa biểu đồ phân phối tần suất của ảnh trước và sau khi Normalization</w:t>
+        </w:r>
+        <w:r>
+          <w:rPr>
+            <w:webHidden/>
+          </w:rPr>
+          <w:tab/>
+        </w:r>
+        <w:r>
+          <w:rPr>
+            <w:webHidden/>
+          </w:rPr>
+          <w:fldChar w:fldCharType="begin"/>
+        </w:r>
+        <w:r>
+          <w:rPr>
+            <w:webHidden/>
+          </w:rPr>
+          <w:instrText xml:space="preserve"> PAGEREF _Toc239343432 \h </w:instrText>
+        </w:r>
+        <w:r>
+          <w:rPr>
+            <w:webHidden/>
+          </w:rPr>
+        </w:r>
+        <w:r>
+          <w:rPr>
+            <w:webHidden/>
+          </w:rPr>
+          <w:fldChar w:fldCharType="separate"/>
+        </w:r>
+        <w:r>
+          <w:rPr>
+            <w:webHidden/>
+          </w:rPr>
+          <w:t>16</w:t>
+        </w:r>
+        <w:r>
+          <w:rPr>
+            <w:webHidden/>
+          </w:rPr>
+          <w:fldChar w:fldCharType="end"/>
+        </w:r>
+      </w:hyperlink>
+    </w:p>
+    <w:p>
+      <w:pPr>
+        <w:pStyle w:val="TableofFigures"/>
+        <w:tabs>
+          <w:tab w:val="right" w:leader="dot" w:pos="9061"/>
+        </w:tabs>
+        <w:rPr>
+          <w:rFonts w:asciiTheme="minorHAnsi" w:eastAsiaTheme="minorEastAsia" w:hAnsiTheme="minorHAnsi"/>
+          <w:kern w:val="2"/>
+          <w:sz w:val="24"/>
+          <w:szCs w:val="24"/>
+          <w14:ligatures w14:val="standardContextual"/>
+        </w:rPr>
+      </w:pPr>
+      <w:hyperlink w:anchor="_Toc239343433" w:history="1">
+        <w:r>
+          <w:rPr>
+            <w:rStyle w:val="Hyperlink"/>
+          </w:rPr>
+          <w:t>Hình 3.2 Hình ảnh cho thấy bộ dữ liệu đã được cân bằng.</w:t>
+        </w:r>
+        <w:r>
+          <w:rPr>
+            <w:webHidden/>
+          </w:rPr>
+          <w:tab/>
+        </w:r>
+        <w:r>
+          <w:rPr>
+            <w:webHidden/>
+          </w:rPr>
+          <w:fldChar w:fldCharType="begin"/>
+        </w:r>
+        <w:r>
+          <w:rPr>
+            <w:webHidden/>
+          </w:rPr>
+          <w:instrText xml:space="preserve"> PAGEREF _Toc239343433 \h </w:instrText>
+        </w:r>
+        <w:r>
+          <w:rPr>
+            <w:webHidden/>
+          </w:rPr>
+        </w:r>
+        <w:r>
+          <w:rPr>
+            <w:webHidden/>
+          </w:rPr>
+          <w:fldChar w:fldCharType="separate"/>
+        </w:r>
+        <w:r>
+          <w:rPr>
+            <w:webHidden/>
+          </w:rPr>
+          <w:t>17</w:t>
+        </w:r>
+        <w:r>
+          <w:rPr>
+            <w:webHidden/>
+          </w:rPr>
+          <w:fldChar w:fldCharType="end"/>
+        </w:r>
+      </w:hyperlink>
+    </w:p>
+    <w:p>
+      <w:pPr>
+        <w:pStyle w:val="TableofFigures"/>
+        <w:tabs>
+          <w:tab w:val="right" w:leader="dot" w:pos="9061"/>
+        </w:tabs>
+        <w:rPr>
+          <w:rFonts w:asciiTheme="minorHAnsi" w:eastAsiaTheme="minorEastAsia" w:hAnsiTheme="minorHAnsi"/>
+          <w:kern w:val="2"/>
+          <w:sz w:val="24"/>
+          <w:szCs w:val="24"/>
+          <w14:ligatures w14:val="standardContextual"/>
+        </w:rPr>
+      </w:pPr>
+      <w:hyperlink w:anchor="_Toc239343434" w:history="1">
+        <w:r>
+          <w:rPr>
+            <w:rStyle w:val="Hyperlink"/>
+          </w:rPr>
+          <w:t>Hình 3.3 Minh họa các kỹ thuật tăng cường dữ liệu (Data Augmentation) được áp dụng</w:t>
+        </w:r>
+        <w:r>
+          <w:rPr>
+            <w:webHidden/>
+          </w:rPr>
+          <w:tab/>
+        </w:r>
+        <w:r>
+          <w:rPr>
+            <w:webHidden/>
+          </w:rPr>
+          <w:fldChar w:fldCharType="begin"/>
+        </w:r>
+        <w:r>
+          <w:rPr>
+            <w:webHidden/>
+          </w:rPr>
+          <w:instrText xml:space="preserve"> PAGEREF _Toc239343434 \h </w:instrText>
+        </w:r>
+        <w:r>
+          <w:rPr>
+            <w:webHidden/>
+          </w:rPr>
+        </w:r>
+        <w:r>
+          <w:rPr>
+            <w:webHidden/>
+          </w:rPr>
+          <w:fldChar w:fldCharType="separate"/>
+        </w:r>
+        <w:r>
+          <w:rPr>
+            <w:webHidden/>
+          </w:rPr>
+          <w:t>18</w:t>
+        </w:r>
+        <w:r>
+          <w:rPr>
+            <w:webHidden/>
+          </w:rPr>
+          <w:fldChar w:fldCharType="end"/>
+        </w:r>
+      </w:hyperlink>
+    </w:p>
+    <w:p>
+      <w:pPr>
+        <w:pStyle w:val="TableofFigures"/>
+        <w:tabs>
+          <w:tab w:val="right" w:leader="dot" w:pos="9061"/>
+        </w:tabs>
+        <w:rPr>
+          <w:rFonts w:asciiTheme="minorHAnsi" w:eastAsiaTheme="minorEastAsia" w:hAnsiTheme="minorHAnsi"/>
+          <w:kern w:val="2"/>
+          <w:sz w:val="24"/>
+          <w:szCs w:val="24"/>
+          <w14:ligatures w14:val="standardContextual"/>
+        </w:rPr>
+      </w:pPr>
+      <w:hyperlink w:anchor="_Toc239343435" w:history="1">
+        <w:r>
+          <w:rPr>
+            <w:rStyle w:val="Hyperlink"/>
+          </w:rPr>
+          <w:t>Hình 4.1 Kiến trúc mạng CNN đề xuất</w:t>
+        </w:r>
+        <w:r>
+          <w:rPr>
+            <w:webHidden/>
+          </w:rPr>
+          <w:tab/>
+        </w:r>
+        <w:r>
+          <w:rPr>
+            <w:webHidden/>
+          </w:rPr>
+          <w:fldChar w:fldCharType="begin"/>
+        </w:r>
+        <w:r>
+          <w:rPr>
+            <w:webHidden/>
+          </w:rPr>
+          <w:instrText xml:space="preserve"> PAGEREF _Toc239343435 \h </w:instrText>
+        </w:r>
+        <w:r>
+          <w:rPr>
+            <w:webHidden/>
+          </w:rPr>
+        </w:r>
+        <w:r>
+          <w:rPr>
+            <w:webHidden/>
+          </w:rPr>
+          <w:fldChar w:fldCharType="separate"/>
+        </w:r>
+        <w:r>
+          <w:rPr>
+            <w:webHidden/>
+          </w:rPr>
+          <w:t>19</w:t>
+        </w:r>
+        <w:r>
+          <w:rPr>
+            <w:webHidden/>
+          </w:rPr>
+          <w:fldChar w:fldCharType="end"/>
+        </w:r>
+      </w:hyperlink>
+    </w:p>
+    <w:p>
+      <w:pPr>
+        <w:pStyle w:val="TableofFigures"/>
+        <w:tabs>
+          <w:tab w:val="right" w:leader="dot" w:pos="9061"/>
+        </w:tabs>
+        <w:rPr>
+          <w:rFonts w:asciiTheme="minorHAnsi" w:eastAsiaTheme="minorEastAsia" w:hAnsiTheme="minorHAnsi"/>
+          <w:kern w:val="2"/>
+          <w:sz w:val="24"/>
+          <w:szCs w:val="24"/>
+          <w14:ligatures w14:val="standardContextual"/>
+        </w:rPr>
+      </w:pPr>
+      <w:hyperlink w:anchor="_Toc239343436" w:history="1">
+        <w:r>
+          <w:rPr>
+            <w:rStyle w:val="Hyperlink"/>
+          </w:rPr>
+          <w:t>Hình 4.2 Lưu đồ quy trình xử lý của hệ thống</w:t>
+        </w:r>
+        <w:r>
+          <w:rPr>
+            <w:webHidden/>
+          </w:rPr>
+          <w:tab/>
+        </w:r>
+        <w:r>
+          <w:rPr>
+            <w:webHidden/>
+          </w:rPr>
+          <w:fldChar w:fldCharType="begin"/>
+        </w:r>
+        <w:r>
+          <w:rPr>
+            <w:webHidden/>
+          </w:rPr>
+          <w:instrText xml:space="preserve"> PAGEREF _Toc239343436 \h </w:instrText>
+        </w:r>
+        <w:r>
+          <w:rPr>
+            <w:webHidden/>
+          </w:rPr>
+        </w:r>
+        <w:r>
+          <w:rPr>
+            <w:webHidden/>
+          </w:rPr>
+          <w:fldChar w:fldCharType="separate"/>
+        </w:r>
+        <w:r>
+          <w:rPr>
+            <w:webHidden/>
+          </w:rPr>
+          <w:t>23</w:t>
+        </w:r>
+        <w:r>
+          <w:rPr>
+            <w:webHidden/>
+          </w:rPr>
+          <w:fldChar w:fldCharType="end"/>
+        </w:r>
+      </w:hyperlink>
+    </w:p>
+    <w:p>
+      <w:pPr>
+        <w:pStyle w:val="TableofFigures"/>
+        <w:tabs>
+          <w:tab w:val="right" w:leader="dot" w:pos="9061"/>
+        </w:tabs>
+        <w:rPr>
+          <w:rFonts w:asciiTheme="minorHAnsi" w:eastAsiaTheme="minorEastAsia" w:hAnsiTheme="minorHAnsi"/>
+          <w:kern w:val="2"/>
+          <w:sz w:val="24"/>
+          <w:szCs w:val="24"/>
+          <w14:ligatures w14:val="standardContextual"/>
+        </w:rPr>
+      </w:pPr>
+      <w:hyperlink w:anchor="_Toc239343437" w:history="1">
+        <w:r>
+          <w:rPr>
+            <w:rStyle w:val="Hyperlink"/>
+          </w:rPr>
+          <w:t>Hình 5.1 Hình ảnh minh họa biểu đồ Validation qua các epoch</w:t>
+        </w:r>
+        <w:r>
+          <w:rPr>
+            <w:webHidden/>
+          </w:rPr>
+          <w:tab/>
+        </w:r>
+        <w:r>
+          <w:rPr>
+            <w:webHidden/>
+          </w:rPr>
+          <w:fldChar w:fldCharType="begin"/>
+        </w:r>
+        <w:r>
+          <w:rPr>
+            <w:webHidden/>
+          </w:rPr>
+          <w:instrText xml:space="preserve"> PAGEREF _Toc239343437 \h </w:instrText>
+        </w:r>
+        <w:r>
+          <w:rPr>
+            <w:webHidden/>
+          </w:rPr>
+        </w:r>
+        <w:r>
+          <w:rPr>
+            <w:webHidden/>
+          </w:rPr>
+          <w:fldChar w:fldCharType="separate"/>
+        </w:r>
+        <w:r>
+          <w:rPr>
+            <w:webHidden/>
+          </w:rPr>
+          <w:t>24</w:t>
+        </w:r>
+        <w:r>
+          <w:rPr>
+            <w:webHidden/>
+          </w:rPr>
+          <w:fldChar w:fldCharType="end"/>
+        </w:r>
+      </w:hyperlink>
+    </w:p>
+    <w:p>
+      <w:pPr>
+        <w:pStyle w:val="TableofFigures"/>
+        <w:tabs>
+          <w:tab w:val="right" w:leader="dot" w:pos="9061"/>
+        </w:tabs>
+        <w:rPr>
+          <w:rFonts w:asciiTheme="minorHAnsi" w:eastAsiaTheme="minorEastAsia" w:hAnsiTheme="minorHAnsi"/>
+          <w:kern w:val="2"/>
+          <w:sz w:val="24"/>
+          <w:szCs w:val="24"/>
+          <w14:ligatures w14:val="standardContextual"/>
+        </w:rPr>
+      </w:pPr>
+      <w:hyperlink w:anchor="_Toc239343438" w:history="1">
+        <w:r>
+          <w:rPr>
+            <w:rStyle w:val="Hyperlink"/>
+          </w:rPr>
+          <w:t>Hình 5.2 Hình ảnh minh họa biểu đồ Loss/Accuracy của MLP</w:t>
+        </w:r>
+        <w:r>
+          <w:rPr>
+            <w:webHidden/>
+          </w:rPr>
+          <w:tab/>
+        </w:r>
+        <w:r>
+          <w:rPr>
+            <w:webHidden/>
+          </w:rPr>
+          <w:fldChar w:fldCharType="begin"/>
+        </w:r>
+        <w:r>
+          <w:rPr>
+            <w:webHidden/>
+          </w:rPr>
+          <w:instrText xml:space="preserve"> PAGEREF _Toc239343438 \h </w:instrText>
+        </w:r>
+        <w:r>
+          <w:rPr>
+            <w:webHidden/>
+          </w:rPr>
+        </w:r>
+        <w:r>
+          <w:rPr>
+            <w:webHidden/>
+          </w:rPr>
+          <w:fldChar w:fldCharType="separate"/>
+        </w:r>
+        <w:r>
+          <w:rPr>
+            <w:webHidden/>
+          </w:rPr>
+          <w:t>24</w:t>
+        </w:r>
+        <w:r>
+          <w:rPr>
+            <w:webHidden/>
+          </w:rPr>
+          <w:fldChar w:fldCharType="end"/>
+        </w:r>
+      </w:hyperlink>
+    </w:p>
+    <w:p>
+      <w:pPr>
+        <w:pStyle w:val="TableofFigures"/>
+        <w:tabs>
+          <w:tab w:val="right" w:leader="dot" w:pos="9061"/>
+        </w:tabs>
+        <w:rPr>
+          <w:rFonts w:asciiTheme="minorHAnsi" w:eastAsiaTheme="minorEastAsia" w:hAnsiTheme="minorHAnsi"/>
+          <w:kern w:val="2"/>
+          <w:sz w:val="24"/>
+          <w:szCs w:val="24"/>
+          <w14:ligatures w14:val="standardContextual"/>
+        </w:rPr>
+      </w:pPr>
+      <w:hyperlink w:anchor="_Toc239343439" w:history="1">
+        <w:r>
+          <w:rPr>
+            <w:rStyle w:val="Hyperlink"/>
+          </w:rPr>
+          <w:t>Hình 5.3 Hình ảnh minh họa biểu đồ Loss/Accuracy của CNN</w:t>
+        </w:r>
+        <w:r>
+          <w:rPr>
+            <w:webHidden/>
+          </w:rPr>
+          <w:tab/>
+        </w:r>
+        <w:r>
+          <w:rPr>
+            <w:webHidden/>
+          </w:rPr>
+          <w:fldChar w:fldCharType="begin"/>
+        </w:r>
+        <w:r>
+          <w:rPr>
+            <w:webHidden/>
+          </w:rPr>
+          <w:instrText xml:space="preserve"> PAGEREF _Toc239343439 \h </w:instrText>
+        </w:r>
+        <w:r>
+          <w:rPr>
+            <w:webHidden/>
+          </w:rPr>
+        </w:r>
+        <w:r>
+          <w:rPr>
+            <w:webHidden/>
+          </w:rPr>
+          <w:fldChar w:fldCharType="separate"/>
+        </w:r>
+        <w:r>
+          <w:rPr>
+            <w:webHidden/>
+          </w:rPr>
+          <w:t>25</w:t>
+        </w:r>
+        <w:r>
+          <w:rPr>
+            <w:webHidden/>
+          </w:rPr>
+          <w:fldChar w:fldCharType="end"/>
+        </w:r>
+      </w:hyperlink>
+    </w:p>
+    <w:p>
+      <w:pPr>
+        <w:pStyle w:val="TableofFigures"/>
+        <w:tabs>
+          <w:tab w:val="right" w:leader="dot" w:pos="9061"/>
+        </w:tabs>
+        <w:rPr>
+          <w:rFonts w:asciiTheme="minorHAnsi" w:eastAsiaTheme="minorEastAsia" w:hAnsiTheme="minorHAnsi"/>
+          <w:kern w:val="2"/>
+          <w:sz w:val="24"/>
+          <w:szCs w:val="24"/>
+          <w14:ligatures w14:val="standardContextual"/>
+        </w:rPr>
+      </w:pPr>
+      <w:hyperlink w:anchor="_Toc239343440" w:history="1">
+        <w:r>
+          <w:rPr>
+            <w:rStyle w:val="Hyperlink"/>
+          </w:rPr>
+          <w:t>Hình 5.4 Hình ảnh output khi so sánh hai mô hình</w:t>
+        </w:r>
+        <w:r>
+          <w:rPr>
+            <w:webHidden/>
+          </w:rPr>
+          <w:tab/>
+        </w:r>
+        <w:r>
+          <w:rPr>
+            <w:webHidden/>
+          </w:rPr>
+          <w:fldChar w:fldCharType="begin"/>
+        </w:r>
+        <w:r>
+          <w:rPr>
+            <w:webHidden/>
+          </w:rPr>
+          <w:instrText xml:space="preserve"> PAGEREF _Toc239343440 \h </w:instrText>
+        </w:r>
+        <w:r>
+          <w:rPr>
+            <w:webHidden/>
+          </w:rPr>
+        </w:r>
+        <w:r>
+          <w:rPr>
+            <w:webHidden/>
+          </w:rPr>
+          <w:fldChar w:fldCharType="separate"/>
+        </w:r>
+        <w:r>
+          <w:rPr>
+            <w:webHidden/>
+          </w:rPr>
+          <w:t>25</w:t>
+        </w:r>
+        <w:r>
+          <w:rPr>
+            <w:webHidden/>
+          </w:rPr>
+          <w:fldChar w:fldCharType="end"/>
+        </w:r>
+      </w:hyperlink>
+    </w:p>
+    <w:p>
+      <w:pPr>
+        <w:pStyle w:val="TableofFigures"/>
+        <w:tabs>
+          <w:tab w:val="right" w:leader="dot" w:pos="9061"/>
+        </w:tabs>
+        <w:rPr>
+          <w:rFonts w:asciiTheme="minorHAnsi" w:eastAsiaTheme="minorEastAsia" w:hAnsiTheme="minorHAnsi"/>
+          <w:kern w:val="2"/>
+          <w:sz w:val="24"/>
+          <w:szCs w:val="24"/>
+          <w14:ligatures w14:val="standardContextual"/>
+        </w:rPr>
+      </w:pPr>
+      <w:hyperlink w:anchor="_Toc239343441" w:history="1">
+        <w:r>
+          <w:rPr>
+            <w:rStyle w:val="Hyperlink"/>
+          </w:rPr>
+          <w:t>Hình 5.5 Confusion Matrix của MLP</w:t>
+        </w:r>
+        <w:r>
+          <w:rPr>
+            <w:webHidden/>
+          </w:rPr>
+          <w:tab/>
+        </w:r>
+        <w:r>
+          <w:rPr>
+            <w:webHidden/>
+          </w:rPr>
+          <w:fldChar w:fldCharType="begin"/>
+        </w:r>
+        <w:r>
+          <w:rPr>
+            <w:webHidden/>
+          </w:rPr>
+          <w:instrText xml:space="preserve"> PAGEREF _Toc239343441 \h </w:instrText>
+        </w:r>
+        <w:r>
+          <w:rPr>
+            <w:webHidden/>
+          </w:rPr>
+        </w:r>
+        <w:r>
+          <w:rPr>
+            <w:webHidden/>
+          </w:rPr>
+          <w:fldChar w:fldCharType="separate"/>
+        </w:r>
+        <w:r>
+          <w:rPr>
+            <w:webHidden/>
+          </w:rPr>
+          <w:t>26</w:t>
+        </w:r>
+        <w:r>
+          <w:rPr>
+            <w:webHidden/>
+          </w:rPr>
+          <w:fldChar w:fldCharType="end"/>
+        </w:r>
+      </w:hyperlink>
+    </w:p>
+    <w:p>
+      <w:pPr>
+        <w:pStyle w:val="TableofFigures"/>
+        <w:tabs>
+          <w:tab w:val="right" w:leader="dot" w:pos="9061"/>
+        </w:tabs>
+        <w:rPr>
+          <w:rFonts w:asciiTheme="minorHAnsi" w:eastAsiaTheme="minorEastAsia" w:hAnsiTheme="minorHAnsi"/>
+          <w:kern w:val="2"/>
+          <w:sz w:val="24"/>
+          <w:szCs w:val="24"/>
+          <w14:ligatures w14:val="standardContextual"/>
+        </w:rPr>
+      </w:pPr>
+      <w:hyperlink w:anchor="_Toc239343442" w:history="1">
+        <w:r>
+          <w:rPr>
+            <w:rStyle w:val="Hyperlink"/>
+          </w:rPr>
+          <w:t>Hình 5.6 Confusion Matrix của CNN</w:t>
+        </w:r>
+        <w:r>
+          <w:rPr>
+            <w:webHidden/>
+          </w:rPr>
+          <w:tab/>
+        </w:r>
+        <w:r>
+          <w:rPr>
+            <w:webHidden/>
+          </w:rPr>
+          <w:fldChar w:fldCharType="begin"/>
+        </w:r>
+        <w:r>
+          <w:rPr>
+            <w:webHidden/>
+          </w:rPr>
+          <w:instrText xml:space="preserve"> PAGEREF _Toc239343442 \h </w:instrText>
+        </w:r>
+        <w:r>
+          <w:rPr>
+            <w:webHidden/>
+          </w:rPr>
+        </w:r>
+        <w:r>
+          <w:rPr>
+            <w:webHidden/>
+          </w:rPr>
+          <w:fldChar w:fldCharType="separate"/>
+        </w:r>
+        <w:r>
+          <w:rPr>
+            <w:webHidden/>
+          </w:rPr>
+          <w:t>27</w:t>
+        </w:r>
+        <w:r>
+          <w:rPr>
+            <w:webHidden/>
+          </w:rPr>
+          <w:fldChar w:fldCharType="end"/>
+        </w:r>
+      </w:hyperlink>
+    </w:p>
+    <w:p>
+      <w:pPr>
+        <w:pStyle w:val="TableofFigures"/>
+        <w:tabs>
+          <w:tab w:val="right" w:leader="dot" w:pos="9061"/>
+        </w:tabs>
+        <w:rPr>
+          <w:rFonts w:asciiTheme="minorHAnsi" w:eastAsiaTheme="minorEastAsia" w:hAnsiTheme="minorHAnsi"/>
+          <w:kern w:val="2"/>
+          <w:sz w:val="24"/>
+          <w:szCs w:val="24"/>
+          <w14:ligatures w14:val="standardContextual"/>
+        </w:rPr>
+      </w:pPr>
+      <w:hyperlink w:anchor="_Toc239343443" w:history="1">
+        <w:r>
+          <w:rPr>
+            <w:rStyle w:val="Hyperlink"/>
+          </w:rPr>
+          <w:t>Hình 5.7: Một số mẫu dữ liệu bị mô hình CNN nhận diện sai do thiếu chi tiết đặc trưng</w:t>
+        </w:r>
+        <w:r>
+          <w:rPr>
+            <w:webHidden/>
+          </w:rPr>
+          <w:tab/>
+        </w:r>
+        <w:r>
+          <w:rPr>
+            <w:webHidden/>
+          </w:rPr>
+          <w:fldChar w:fldCharType="begin"/>
+        </w:r>
+        <w:r>
+          <w:rPr>
+            <w:webHidden/>
+          </w:rPr>
+          <w:instrText xml:space="preserve"> PAGEREF _Toc239343443 \h </w:instrText>
+        </w:r>
+        <w:r>
+          <w:rPr>
+            <w:webHidden/>
+          </w:rPr>
+        </w:r>
+        <w:r>
+          <w:rPr>
+            <w:webHidden/>
+          </w:rPr>
+          <w:fldChar w:fldCharType="separate"/>
+        </w:r>
+        <w:r>
+          <w:rPr>
+            <w:webHidden/>
+          </w:rPr>
+          <w:t>28</w:t>
+        </w:r>
+        <w:r>
+          <w:rPr>
+            <w:webHidden/>
+          </w:rPr>
+          <w:fldChar w:fldCharType="end"/>
+        </w:r>
+      </w:hyperlink>
+    </w:p>
+    <w:p>
+      <w:pPr>
+        <w:pStyle w:val="H1"/>
+        <w:rPr>
+          <w:noProof/>
+        </w:rPr>
+      </w:pPr>
+      <w:r>
+        <w:rPr>
+          <w:noProof/>
+        </w:rPr>
+        <w:fldChar w:fldCharType="end"/>
+      </w:r>
+      <w:r>
+        <w:rPr>
+          <w:noProof/>
+        </w:rPr>
+        <w:fldChar w:fldCharType="begin"/>
+      </w:r>
+      <w:r>
+        <w:rPr>
+          <w:noProof/>
+        </w:rPr>
+        <w:instrText xml:space="preserve"> TOC \f A \h \z \t "chu_thich" \c </w:instrText>
+      </w:r>
+      <w:r>
+        <w:rPr>
+          <w:noProof/>
+        </w:rPr>
+        <w:fldChar w:fldCharType="separate"/>
+      </w:r>
+    </w:p>
+    <w:p>
+      <w:pPr>
+        <w:pStyle w:val="H1"/>
+        <w:rPr>
+          <w:rFonts w:asciiTheme="minorHAnsi" w:eastAsiaTheme="minorEastAsia" w:hAnsiTheme="minorHAnsi"/>
+          <w:kern w:val="2"/>
+          <w:sz w:val="24"/>
+          <w:szCs w:val="24"/>
+          <w14:ligatures w14:val="standardContextual"/>
+        </w:rPr>
+      </w:pPr>
+      <w:r>
+        <w:rPr>
+          <w:noProof/>
+        </w:rPr>
+        <w:fldChar w:fldCharType="end"/>
+      </w:r>
+      <w:r>
+        <w:rPr>
+          <w:noProof/>
+        </w:rPr>
+        <w:fldChar w:fldCharType="begin"/>
+      </w:r>
+      <w:r>
+        <w:rPr>
+          <w:noProof/>
+        </w:rPr>
+        <w:instrText xml:space="preserve"> TOC \h \z \t "chu_thich" \c </w:instrText>
+      </w:r>
+      <w:r>
+        <w:rPr>
+          <w:noProof/>
+        </w:rPr>
+        <w:fldChar w:fldCharType="separate"/>
+      </w:r>
+    </w:p>
+    <w:p>
+      <w:pPr>
+        <w:pStyle w:val="TableofFigures"/>
+        <w:tabs>
+          <w:tab w:val="right" w:leader="dot" w:pos="9061"/>
+        </w:tabs>
+        <w:rPr>
+          <w:rFonts w:asciiTheme="minorHAnsi" w:eastAsiaTheme="minorEastAsia" w:hAnsiTheme="minorHAnsi"/>
+          <w:kern w:val="2"/>
+          <w:sz w:val="24"/>
+          <w:szCs w:val="24"/>
+          <w14:ligatures w14:val="standardContextual"/>
+        </w:rPr>
+      </w:pPr>
+    </w:p>
+    <w:p>
+      <w:pPr>
+        <w:pStyle w:val="H1"/>
+        <w:rPr>
+          <w:noProof/>
+        </w:rPr>
+      </w:pPr>
+      <w:r>
+        <w:rPr>
+          <w:noProof/>
+        </w:rPr>
+        <w:fldChar w:fldCharType="end"/>
+      </w:r>
+      <w:r>
+        <w:rPr>
+          <w:noProof/>
+        </w:rPr>
+        <w:fldChar w:fldCharType="begin"/>
+      </w:r>
+      <w:r>
+        <w:rPr>
+          <w:noProof/>
+        </w:rPr>
+        <w:instrText xml:space="preserve"> TOC \h \z \t "chu_thich" \c </w:instrText>
+      </w:r>
+      <w:r>
+        <w:rPr>
+          <w:noProof/>
+        </w:rPr>
+        <w:fldChar w:fldCharType="separate"/>
+      </w:r>
+    </w:p>
+    <w:p>
+      <w:pPr>
+        <w:pStyle w:val="H1"/>
+        <w:rPr>
+          <w:noProof/>
+          <w:lang w:val="en-US"/>
+        </w:rPr>
+      </w:pPr>
+      <w:r>
+        <w:rPr>
+          <w:noProof/>
+          <w:lang w:val="en-US"/>
+        </w:rPr>
+        <w:fldChar w:fldCharType="end"/>
+      </w:r>
+    </w:p>
+    <w:p>
+      <w:pPr>
+        <w:rPr>
+          <w:rFonts w:eastAsia="Times New Roman" w:cs="Times New Roman"/>
+          <w:b/>
+          <w:bCs/>
+          <w:color w:val="000000" w:themeColor="text1"/>
+          <w:sz w:val="32"/>
+          <w:szCs w:val="28"/>
+          <w:lang w:eastAsia="vi-VN"/>
+        </w:rPr>
+      </w:pPr>
+      <w:r>
+        <w:rPr>
+          <w:rFonts w:eastAsia="Times New Roman" w:cs="Times New Roman"/>
+          <w:b/>
+          <w:bCs/>
+          <w:color w:val="000000" w:themeColor="text1"/>
+          <w:sz w:val="32"/>
+          <w:szCs w:val="28"/>
+          <w:lang w:eastAsia="vi-VN"/>
+        </w:rPr>
+        <w:br w:type="page"/>
+      </w:r>
+    </w:p>
+    <w:p>
+      <w:pPr>
+        <w:pStyle w:val="H1"/>
+        <w:rPr>
+          <w:noProof/>
+        </w:rPr>
+      </w:pPr>
+      <w:bookmarkStart w:id="3" w:name="_Toc237804255"/>
+      <w:bookmarkStart w:id="4" w:name="_Toc239320740"/>
+      <w:r>
+        <w:rPr>
+          <w:noProof/>
+          <w:lang w:val="en-US"/>
+        </w:rPr>
+        <w:lastRenderedPageBreak/>
+        <w:t>DANH MỤC BẢNG BIỂU</w:t>
+      </w:r>
+      <w:bookmarkEnd w:id="3"/>
+      <w:bookmarkEnd w:id="4"/>
+      <w:r>
+        <w:rPr>
+          <w:noProof/>
+          <w:lang w:val="en-US"/>
+        </w:rPr>
+        <w:fldChar w:fldCharType="begin"/>
+      </w:r>
+      <w:r>
+        <w:rPr>
+          <w:noProof/>
+          <w:lang w:val="en-US"/>
+        </w:rPr>
+        <w:instrText xml:space="preserve"> TOC \h \z \t "bang" \c </w:instrText>
+      </w:r>
+      <w:r>
+        <w:rPr>
+          <w:noProof/>
+          <w:lang w:val="en-US"/>
+        </w:rPr>
+        <w:fldChar w:fldCharType="separate"/>
+      </w:r>
+    </w:p>
+    <w:p>
+      <w:pPr>
+        <w:pStyle w:val="TableofFigures"/>
+        <w:tabs>
+          <w:tab w:val="right" w:leader="dot" w:pos="9061"/>
+        </w:tabs>
+        <w:rPr>
+          <w:rFonts w:asciiTheme="minorHAnsi" w:eastAsiaTheme="minorEastAsia" w:hAnsiTheme="minorHAnsi"/>
+          <w:kern w:val="2"/>
+          <w:sz w:val="24"/>
+          <w:szCs w:val="24"/>
+          <w14:ligatures w14:val="standardContextual"/>
+        </w:rPr>
+      </w:pPr>
+      <w:hyperlink w:anchor="_Toc239343470" w:history="1">
+        <w:r>
+          <w:rPr>
+            <w:rStyle w:val="Hyperlink"/>
+          </w:rPr>
+          <w:t>Bảng 1.1 Danh sách 10 lớp nhãn trong bộ dữ liệu Fashion-MNIST</w:t>
+        </w:r>
+        <w:r>
+          <w:rPr>
+            <w:webHidden/>
+          </w:rPr>
+          <w:tab/>
+        </w:r>
+        <w:r>
+          <w:rPr>
+            <w:webHidden/>
+          </w:rPr>
+          <w:fldChar w:fldCharType="begin"/>
+        </w:r>
+        <w:r>
+          <w:rPr>
+            <w:webHidden/>
+          </w:rPr>
+          <w:instrText xml:space="preserve"> PAGEREF _Toc239343470 \h </w:instrText>
         </w:r>
         <w:r>
           <w:rPr>
@@ -3985,12 +5538,24 @@
           <w14:ligatures w14:val="standardContextual"/>
         </w:rPr>
       </w:pPr>
-      <w:hyperlink w:anchor="_Toc239290524" w:history="1">
+      <w:hyperlink w:anchor="_Toc239343471" w:history="1">
         <w:r>
           <w:rPr>
             <w:rStyle w:val="Hyperlink"/>
           </w:rPr>
-          <w:t>Hình 2.1 Sơ đồ pipeline tổng quát của một mạng CNN cho bài toán phân loại ảnh thời trang</w:t>
+          <w:t>Bảng 4.1: Chi tiết kiến trúc mô hình CNN</w:t>
+        </w:r>
+        <w:r>
+          <w:rPr>
+            <w:rStyle w:val="Hyperlink"/>
+          </w:rPr>
+          <w:t xml:space="preserve"> </w:t>
+        </w:r>
+        <w:r>
+          <w:rPr>
+            <w:rStyle w:val="Hyperlink"/>
+          </w:rPr>
+          <w:t>và số lượng tham số</w:t>
         </w:r>
         <w:r>
           <w:rPr>
@@ -4008,7 +5573,7 @@
           <w:rPr>
             <w:webHidden/>
           </w:rPr>
-          <w:instrText xml:space="preserve"> PAGEREF _Toc239290524 \h </w:instrText>
+          <w:instrText xml:space="preserve"> PAGEREF _Toc239343471 \h </w:instrText>
         </w:r>
         <w:r>
           <w:rPr>
@@ -4025,7 +5590,7 @@
           <w:rPr>
             <w:webHidden/>
           </w:rPr>
-          <w:t>12</w:t>
+          <w:t>21</w:t>
         </w:r>
         <w:r>
           <w:rPr>
@@ -4049,12 +5614,24 @@
           <w14:ligatures w14:val="standardContextual"/>
         </w:rPr>
       </w:pPr>
-      <w:hyperlink w:anchor="_Toc239290525" w:history="1">
+      <w:hyperlink w:anchor="_Toc239343472" w:history="1">
         <w:r>
           <w:rPr>
             <w:rStyle w:val="Hyperlink"/>
           </w:rPr>
-          <w:t>Hình 2.2 Mạng nơ-ron truyền thống (MLP)</w:t>
+          <w:t>Bảng 5.1 Bảng so sánh các chỉ số đánh giá giữa mô h</w:t>
+        </w:r>
+        <w:r>
+          <w:rPr>
+            <w:rStyle w:val="Hyperlink"/>
+          </w:rPr>
+          <w:t>ì</w:t>
+        </w:r>
+        <w:r>
+          <w:rPr>
+            <w:rStyle w:val="Hyperlink"/>
+          </w:rPr>
+          <w:t>nh MLP và CNN</w:t>
         </w:r>
         <w:r>
           <w:rPr>
@@ -4072,775 +5649,7 @@
           <w:rPr>
             <w:webHidden/>
           </w:rPr>
-          <w:instrText xml:space="preserve"> PAGEREF _Toc239290525 \h </w:instrText>
-        </w:r>
-        <w:r>
-          <w:rPr>
-            <w:webHidden/>
-          </w:rPr>
-        </w:r>
-        <w:r>
-          <w:rPr>
-            <w:webHidden/>
-          </w:rPr>
-          <w:fldChar w:fldCharType="separate"/>
-        </w:r>
-        <w:r>
-          <w:rPr>
-            <w:webHidden/>
-          </w:rPr>
-          <w:t>13</w:t>
-        </w:r>
-        <w:r>
-          <w:rPr>
-            <w:webHidden/>
-          </w:rPr>
-          <w:fldChar w:fldCharType="end"/>
-        </w:r>
-      </w:hyperlink>
-    </w:p>
-    <w:p>
-      <w:pPr>
-        <w:pStyle w:val="TableofFigures"/>
-        <w:tabs>
-          <w:tab w:val="right" w:leader="dot" w:pos="9061"/>
-        </w:tabs>
-        <w:rPr>
-          <w:rFonts w:asciiTheme="minorHAnsi" w:eastAsiaTheme="minorEastAsia" w:hAnsiTheme="minorHAnsi"/>
-          <w:kern w:val="2"/>
-          <w:sz w:val="24"/>
-          <w:szCs w:val="24"/>
-          <w14:ligatures w14:val="standardContextual"/>
-        </w:rPr>
-      </w:pPr>
-      <w:hyperlink w:anchor="_Toc239290526" w:history="1">
-        <w:r>
-          <w:rPr>
-            <w:rStyle w:val="Hyperlink"/>
-          </w:rPr>
-          <w:t>Hình 2.3 Mạng nơ-ron tích chập (CNN)</w:t>
-        </w:r>
-        <w:r>
-          <w:rPr>
-            <w:webHidden/>
-          </w:rPr>
-          <w:tab/>
-        </w:r>
-        <w:r>
-          <w:rPr>
-            <w:webHidden/>
-          </w:rPr>
-          <w:fldChar w:fldCharType="begin"/>
-        </w:r>
-        <w:r>
-          <w:rPr>
-            <w:webHidden/>
-          </w:rPr>
-          <w:instrText xml:space="preserve"> PAGEREF _Toc239290526 \h </w:instrText>
-        </w:r>
-        <w:r>
-          <w:rPr>
-            <w:webHidden/>
-          </w:rPr>
-        </w:r>
-        <w:r>
-          <w:rPr>
-            <w:webHidden/>
-          </w:rPr>
-          <w:fldChar w:fldCharType="separate"/>
-        </w:r>
-        <w:r>
-          <w:rPr>
-            <w:webHidden/>
-          </w:rPr>
-          <w:t>13</w:t>
-        </w:r>
-        <w:r>
-          <w:rPr>
-            <w:webHidden/>
-          </w:rPr>
-          <w:fldChar w:fldCharType="end"/>
-        </w:r>
-      </w:hyperlink>
-    </w:p>
-    <w:p>
-      <w:pPr>
-        <w:pStyle w:val="TableofFigures"/>
-        <w:tabs>
-          <w:tab w:val="right" w:leader="dot" w:pos="9061"/>
-        </w:tabs>
-        <w:rPr>
-          <w:rFonts w:asciiTheme="minorHAnsi" w:eastAsiaTheme="minorEastAsia" w:hAnsiTheme="minorHAnsi"/>
-          <w:kern w:val="2"/>
-          <w:sz w:val="24"/>
-          <w:szCs w:val="24"/>
-          <w14:ligatures w14:val="standardContextual"/>
-        </w:rPr>
-      </w:pPr>
-      <w:hyperlink w:anchor="_Toc239290527" w:history="1">
-        <w:r>
-          <w:rPr>
-            <w:rStyle w:val="Hyperlink"/>
-          </w:rPr>
-          <w:t>Hình 2.4 Ví dụ minh họa phép tích chập giữa ảnh đầu vào 5x5 và bộ lọc 3x3</w:t>
-        </w:r>
-        <w:r>
-          <w:rPr>
-            <w:webHidden/>
-          </w:rPr>
-          <w:tab/>
-        </w:r>
-        <w:r>
-          <w:rPr>
-            <w:webHidden/>
-          </w:rPr>
-          <w:fldChar w:fldCharType="begin"/>
-        </w:r>
-        <w:r>
-          <w:rPr>
-            <w:webHidden/>
-          </w:rPr>
-          <w:instrText xml:space="preserve"> PAGEREF _Toc239290527 \h </w:instrText>
-        </w:r>
-        <w:r>
-          <w:rPr>
-            <w:webHidden/>
-          </w:rPr>
-        </w:r>
-        <w:r>
-          <w:rPr>
-            <w:webHidden/>
-          </w:rPr>
-          <w:fldChar w:fldCharType="separate"/>
-        </w:r>
-        <w:r>
-          <w:rPr>
-            <w:webHidden/>
-          </w:rPr>
-          <w:t>14</w:t>
-        </w:r>
-        <w:r>
-          <w:rPr>
-            <w:webHidden/>
-          </w:rPr>
-          <w:fldChar w:fldCharType="end"/>
-        </w:r>
-      </w:hyperlink>
-    </w:p>
-    <w:p>
-      <w:pPr>
-        <w:pStyle w:val="TableofFigures"/>
-        <w:tabs>
-          <w:tab w:val="right" w:leader="dot" w:pos="9061"/>
-        </w:tabs>
-        <w:rPr>
-          <w:rFonts w:asciiTheme="minorHAnsi" w:eastAsiaTheme="minorEastAsia" w:hAnsiTheme="minorHAnsi"/>
-          <w:kern w:val="2"/>
-          <w:sz w:val="24"/>
-          <w:szCs w:val="24"/>
-          <w14:ligatures w14:val="standardContextual"/>
-        </w:rPr>
-      </w:pPr>
-      <w:hyperlink w:anchor="_Toc239290528" w:history="1">
-        <w:r>
-          <w:rPr>
-            <w:rStyle w:val="Hyperlink"/>
-          </w:rPr>
-          <w:t>Hình 2.5 Ví dụ minh họa phép Max Pooling</w:t>
-        </w:r>
-        <w:r>
-          <w:rPr>
-            <w:webHidden/>
-          </w:rPr>
-          <w:tab/>
-        </w:r>
-        <w:r>
-          <w:rPr>
-            <w:webHidden/>
-          </w:rPr>
-          <w:fldChar w:fldCharType="begin"/>
-        </w:r>
-        <w:r>
-          <w:rPr>
-            <w:webHidden/>
-          </w:rPr>
-          <w:instrText xml:space="preserve"> PAGEREF _Toc239290528 \h </w:instrText>
-        </w:r>
-        <w:r>
-          <w:rPr>
-            <w:webHidden/>
-          </w:rPr>
-        </w:r>
-        <w:r>
-          <w:rPr>
-            <w:webHidden/>
-          </w:rPr>
-          <w:fldChar w:fldCharType="separate"/>
-        </w:r>
-        <w:r>
-          <w:rPr>
-            <w:webHidden/>
-          </w:rPr>
-          <w:t>14</w:t>
-        </w:r>
-        <w:r>
-          <w:rPr>
-            <w:webHidden/>
-          </w:rPr>
-          <w:fldChar w:fldCharType="end"/>
-        </w:r>
-      </w:hyperlink>
-    </w:p>
-    <w:p>
-      <w:pPr>
-        <w:pStyle w:val="TableofFigures"/>
-        <w:tabs>
-          <w:tab w:val="right" w:leader="dot" w:pos="9061"/>
-        </w:tabs>
-        <w:rPr>
-          <w:rFonts w:asciiTheme="minorHAnsi" w:eastAsiaTheme="minorEastAsia" w:hAnsiTheme="minorHAnsi"/>
-          <w:kern w:val="2"/>
-          <w:sz w:val="24"/>
-          <w:szCs w:val="24"/>
-          <w14:ligatures w14:val="standardContextual"/>
-        </w:rPr>
-      </w:pPr>
-      <w:hyperlink w:anchor="_Toc239290529" w:history="1">
-        <w:r>
-          <w:rPr>
-            <w:rStyle w:val="Hyperlink"/>
-          </w:rPr>
-          <w:t>Hình 2.6 So sánh dạng đường cong của các hàm kích hoạt ReLU, Sigmoid và Tanh</w:t>
-        </w:r>
-        <w:r>
-          <w:rPr>
-            <w:webHidden/>
-          </w:rPr>
-          <w:tab/>
-        </w:r>
-        <w:r>
-          <w:rPr>
-            <w:webHidden/>
-          </w:rPr>
-          <w:fldChar w:fldCharType="begin"/>
-        </w:r>
-        <w:r>
-          <w:rPr>
-            <w:webHidden/>
-          </w:rPr>
-          <w:instrText xml:space="preserve"> PAGEREF _Toc239290529 \h </w:instrText>
-        </w:r>
-        <w:r>
-          <w:rPr>
-            <w:webHidden/>
-          </w:rPr>
-        </w:r>
-        <w:r>
-          <w:rPr>
-            <w:webHidden/>
-          </w:rPr>
-          <w:fldChar w:fldCharType="separate"/>
-        </w:r>
-        <w:r>
-          <w:rPr>
-            <w:webHidden/>
-          </w:rPr>
-          <w:t>15</w:t>
-        </w:r>
-        <w:r>
-          <w:rPr>
-            <w:webHidden/>
-          </w:rPr>
-          <w:fldChar w:fldCharType="end"/>
-        </w:r>
-      </w:hyperlink>
-    </w:p>
-    <w:p>
-      <w:pPr>
-        <w:pStyle w:val="TableofFigures"/>
-        <w:tabs>
-          <w:tab w:val="right" w:leader="dot" w:pos="9061"/>
-        </w:tabs>
-        <w:rPr>
-          <w:rFonts w:asciiTheme="minorHAnsi" w:eastAsiaTheme="minorEastAsia" w:hAnsiTheme="minorHAnsi"/>
-          <w:kern w:val="2"/>
-          <w:sz w:val="24"/>
-          <w:szCs w:val="24"/>
-          <w14:ligatures w14:val="standardContextual"/>
-        </w:rPr>
-      </w:pPr>
-      <w:hyperlink w:anchor="_Toc239290530" w:history="1">
-        <w:r>
-          <w:rPr>
-            <w:rStyle w:val="Hyperlink"/>
-          </w:rPr>
-          <w:t>Hình 2.7 Hình ảnh kiến trúc mạng AlexNet</w:t>
-        </w:r>
-        <w:r>
-          <w:rPr>
-            <w:webHidden/>
-          </w:rPr>
-          <w:tab/>
-        </w:r>
-        <w:r>
-          <w:rPr>
-            <w:webHidden/>
-          </w:rPr>
-          <w:fldChar w:fldCharType="begin"/>
-        </w:r>
-        <w:r>
-          <w:rPr>
-            <w:webHidden/>
-          </w:rPr>
-          <w:instrText xml:space="preserve"> PAGEREF _Toc239290530 \h </w:instrText>
-        </w:r>
-        <w:r>
-          <w:rPr>
-            <w:webHidden/>
-          </w:rPr>
-        </w:r>
-        <w:r>
-          <w:rPr>
-            <w:webHidden/>
-          </w:rPr>
-          <w:fldChar w:fldCharType="separate"/>
-        </w:r>
-        <w:r>
-          <w:rPr>
-            <w:webHidden/>
-          </w:rPr>
-          <w:t>15</w:t>
-        </w:r>
-        <w:r>
-          <w:rPr>
-            <w:webHidden/>
-          </w:rPr>
-          <w:fldChar w:fldCharType="end"/>
-        </w:r>
-      </w:hyperlink>
-    </w:p>
-    <w:p>
-      <w:pPr>
-        <w:pStyle w:val="TableofFigures"/>
-        <w:tabs>
-          <w:tab w:val="right" w:leader="dot" w:pos="9061"/>
-        </w:tabs>
-        <w:rPr>
-          <w:rFonts w:asciiTheme="minorHAnsi" w:eastAsiaTheme="minorEastAsia" w:hAnsiTheme="minorHAnsi"/>
-          <w:kern w:val="2"/>
-          <w:sz w:val="24"/>
-          <w:szCs w:val="24"/>
-          <w14:ligatures w14:val="standardContextual"/>
-        </w:rPr>
-      </w:pPr>
-      <w:hyperlink w:anchor="_Toc239290531" w:history="1">
-        <w:r>
-          <w:rPr>
-            <w:rStyle w:val="Hyperlink"/>
-          </w:rPr>
-          <w:t>Hình 2.8 Hình ảnh minh họa skip connections trong ResNet</w:t>
-        </w:r>
-        <w:r>
-          <w:rPr>
-            <w:webHidden/>
-          </w:rPr>
-          <w:tab/>
-        </w:r>
-        <w:r>
-          <w:rPr>
-            <w:webHidden/>
-          </w:rPr>
-          <w:fldChar w:fldCharType="begin"/>
-        </w:r>
-        <w:r>
-          <w:rPr>
-            <w:webHidden/>
-          </w:rPr>
-          <w:instrText xml:space="preserve"> PAGEREF _Toc239290531 \h </w:instrText>
-        </w:r>
-        <w:r>
-          <w:rPr>
-            <w:webHidden/>
-          </w:rPr>
-        </w:r>
-        <w:r>
-          <w:rPr>
-            <w:webHidden/>
-          </w:rPr>
-          <w:fldChar w:fldCharType="separate"/>
-        </w:r>
-        <w:r>
-          <w:rPr>
-            <w:webHidden/>
-          </w:rPr>
-          <w:t>16</w:t>
-        </w:r>
-        <w:r>
-          <w:rPr>
-            <w:webHidden/>
-          </w:rPr>
-          <w:fldChar w:fldCharType="end"/>
-        </w:r>
-      </w:hyperlink>
-    </w:p>
-    <w:p>
-      <w:pPr>
-        <w:pStyle w:val="TableofFigures"/>
-        <w:tabs>
-          <w:tab w:val="right" w:leader="dot" w:pos="9061"/>
-        </w:tabs>
-        <w:rPr>
-          <w:rFonts w:asciiTheme="minorHAnsi" w:eastAsiaTheme="minorEastAsia" w:hAnsiTheme="minorHAnsi"/>
-          <w:kern w:val="2"/>
-          <w:sz w:val="24"/>
-          <w:szCs w:val="24"/>
-          <w14:ligatures w14:val="standardContextual"/>
-        </w:rPr>
-      </w:pPr>
-      <w:hyperlink w:anchor="_Toc239290532" w:history="1">
-        <w:r>
-          <w:rPr>
-            <w:rStyle w:val="Hyperlink"/>
-          </w:rPr>
-          <w:t>Hình 3.1 Hình ảnh minh họa biểu đồ phân phối tần suất của ảnh trước và sau khi Normalization</w:t>
-        </w:r>
-        <w:r>
-          <w:rPr>
-            <w:webHidden/>
-          </w:rPr>
-          <w:tab/>
-        </w:r>
-        <w:r>
-          <w:rPr>
-            <w:webHidden/>
-          </w:rPr>
-          <w:fldChar w:fldCharType="begin"/>
-        </w:r>
-        <w:r>
-          <w:rPr>
-            <w:webHidden/>
-          </w:rPr>
-          <w:instrText xml:space="preserve"> PAGEREF _Toc239290532 \h </w:instrText>
-        </w:r>
-        <w:r>
-          <w:rPr>
-            <w:webHidden/>
-          </w:rPr>
-        </w:r>
-        <w:r>
-          <w:rPr>
-            <w:webHidden/>
-          </w:rPr>
-          <w:fldChar w:fldCharType="separate"/>
-        </w:r>
-        <w:r>
-          <w:rPr>
-            <w:webHidden/>
-          </w:rPr>
-          <w:t>17</w:t>
-        </w:r>
-        <w:r>
-          <w:rPr>
-            <w:webHidden/>
-          </w:rPr>
-          <w:fldChar w:fldCharType="end"/>
-        </w:r>
-      </w:hyperlink>
-    </w:p>
-    <w:p>
-      <w:pPr>
-        <w:pStyle w:val="TableofFigures"/>
-        <w:tabs>
-          <w:tab w:val="right" w:leader="dot" w:pos="9061"/>
-        </w:tabs>
-        <w:rPr>
-          <w:rFonts w:asciiTheme="minorHAnsi" w:eastAsiaTheme="minorEastAsia" w:hAnsiTheme="minorHAnsi"/>
-          <w:kern w:val="2"/>
-          <w:sz w:val="24"/>
-          <w:szCs w:val="24"/>
-          <w14:ligatures w14:val="standardContextual"/>
-        </w:rPr>
-      </w:pPr>
-      <w:hyperlink w:anchor="_Toc239290533" w:history="1">
-        <w:r>
-          <w:rPr>
-            <w:rStyle w:val="Hyperlink"/>
-          </w:rPr>
-          <w:t>Hình 3.2 Hình ảnh cho thấy bộ dữ liệu đã được cân bằng.</w:t>
-        </w:r>
-        <w:r>
-          <w:rPr>
-            <w:webHidden/>
-          </w:rPr>
-          <w:tab/>
-        </w:r>
-        <w:r>
-          <w:rPr>
-            <w:webHidden/>
-          </w:rPr>
-          <w:fldChar w:fldCharType="begin"/>
-        </w:r>
-        <w:r>
-          <w:rPr>
-            <w:webHidden/>
-          </w:rPr>
-          <w:instrText xml:space="preserve"> PAGEREF _Toc239290533 \h </w:instrText>
-        </w:r>
-        <w:r>
-          <w:rPr>
-            <w:webHidden/>
-          </w:rPr>
-        </w:r>
-        <w:r>
-          <w:rPr>
-            <w:webHidden/>
-          </w:rPr>
-          <w:fldChar w:fldCharType="separate"/>
-        </w:r>
-        <w:r>
-          <w:rPr>
-            <w:webHidden/>
-          </w:rPr>
-          <w:t>18</w:t>
-        </w:r>
-        <w:r>
-          <w:rPr>
-            <w:webHidden/>
-          </w:rPr>
-          <w:fldChar w:fldCharType="end"/>
-        </w:r>
-      </w:hyperlink>
-    </w:p>
-    <w:p>
-      <w:pPr>
-        <w:pStyle w:val="TableofFigures"/>
-        <w:tabs>
-          <w:tab w:val="right" w:leader="dot" w:pos="9061"/>
-        </w:tabs>
-        <w:rPr>
-          <w:rFonts w:asciiTheme="minorHAnsi" w:eastAsiaTheme="minorEastAsia" w:hAnsiTheme="minorHAnsi"/>
-          <w:kern w:val="2"/>
-          <w:sz w:val="24"/>
-          <w:szCs w:val="24"/>
-          <w14:ligatures w14:val="standardContextual"/>
-        </w:rPr>
-      </w:pPr>
-      <w:hyperlink w:anchor="_Toc239290534" w:history="1">
-        <w:r>
-          <w:rPr>
-            <w:rStyle w:val="Hyperlink"/>
-          </w:rPr>
-          <w:t>Hình 3.3 Minh họa các kỹ thuật tăng cường dữ liệu (Data Augmentation) được áp dụng</w:t>
-        </w:r>
-        <w:r>
-          <w:rPr>
-            <w:webHidden/>
-          </w:rPr>
-          <w:tab/>
-        </w:r>
-        <w:r>
-          <w:rPr>
-            <w:webHidden/>
-          </w:rPr>
-          <w:fldChar w:fldCharType="begin"/>
-        </w:r>
-        <w:r>
-          <w:rPr>
-            <w:webHidden/>
-          </w:rPr>
-          <w:instrText xml:space="preserve"> PAGEREF _Toc239290534 \h </w:instrText>
-        </w:r>
-        <w:r>
-          <w:rPr>
-            <w:webHidden/>
-          </w:rPr>
-        </w:r>
-        <w:r>
-          <w:rPr>
-            <w:webHidden/>
-          </w:rPr>
-          <w:fldChar w:fldCharType="separate"/>
-        </w:r>
-        <w:r>
-          <w:rPr>
-            <w:webHidden/>
-          </w:rPr>
-          <w:t>19</w:t>
-        </w:r>
-        <w:r>
-          <w:rPr>
-            <w:webHidden/>
-          </w:rPr>
-          <w:fldChar w:fldCharType="end"/>
-        </w:r>
-      </w:hyperlink>
-    </w:p>
-    <w:p>
-      <w:pPr>
-        <w:pStyle w:val="TableofFigures"/>
-        <w:tabs>
-          <w:tab w:val="right" w:leader="dot" w:pos="9061"/>
-        </w:tabs>
-        <w:rPr>
-          <w:rFonts w:asciiTheme="minorHAnsi" w:eastAsiaTheme="minorEastAsia" w:hAnsiTheme="minorHAnsi"/>
-          <w:kern w:val="2"/>
-          <w:sz w:val="24"/>
-          <w:szCs w:val="24"/>
-          <w14:ligatures w14:val="standardContextual"/>
-        </w:rPr>
-      </w:pPr>
-      <w:hyperlink w:anchor="_Toc239290535" w:history="1">
-        <w:r>
-          <w:rPr>
-            <w:rStyle w:val="Hyperlink"/>
-          </w:rPr>
-          <w:t>Hình 4.1 Kiến trúc mạng CNN đề xuất</w:t>
-        </w:r>
-        <w:r>
-          <w:rPr>
-            <w:webHidden/>
-          </w:rPr>
-          <w:tab/>
-        </w:r>
-        <w:r>
-          <w:rPr>
-            <w:webHidden/>
-          </w:rPr>
-          <w:fldChar w:fldCharType="begin"/>
-        </w:r>
-        <w:r>
-          <w:rPr>
-            <w:webHidden/>
-          </w:rPr>
-          <w:instrText xml:space="preserve"> PAGEREF _Toc239290535 \h </w:instrText>
-        </w:r>
-        <w:r>
-          <w:rPr>
-            <w:webHidden/>
-          </w:rPr>
-        </w:r>
-        <w:r>
-          <w:rPr>
-            <w:webHidden/>
-          </w:rPr>
-          <w:fldChar w:fldCharType="separate"/>
-        </w:r>
-        <w:r>
-          <w:rPr>
-            <w:webHidden/>
-          </w:rPr>
-          <w:t>20</w:t>
-        </w:r>
-        <w:r>
-          <w:rPr>
-            <w:webHidden/>
-          </w:rPr>
-          <w:fldChar w:fldCharType="end"/>
-        </w:r>
-      </w:hyperlink>
-    </w:p>
-    <w:p>
-      <w:pPr>
-        <w:pStyle w:val="TableofFigures"/>
-        <w:tabs>
-          <w:tab w:val="right" w:leader="dot" w:pos="9061"/>
-        </w:tabs>
-        <w:rPr>
-          <w:rFonts w:asciiTheme="minorHAnsi" w:eastAsiaTheme="minorEastAsia" w:hAnsiTheme="minorHAnsi"/>
-          <w:kern w:val="2"/>
-          <w:sz w:val="24"/>
-          <w:szCs w:val="24"/>
-          <w14:ligatures w14:val="standardContextual"/>
-        </w:rPr>
-      </w:pPr>
-      <w:hyperlink w:anchor="_Toc239290536" w:history="1">
-        <w:r>
-          <w:rPr>
-            <w:rStyle w:val="Hyperlink"/>
-          </w:rPr>
-          <w:t>Hình 4.2 Lưu đồ quy trình xử lý của hệ thống</w:t>
-        </w:r>
-        <w:r>
-          <w:rPr>
-            <w:webHidden/>
-          </w:rPr>
-          <w:tab/>
-        </w:r>
-        <w:r>
-          <w:rPr>
-            <w:webHidden/>
-          </w:rPr>
-          <w:fldChar w:fldCharType="begin"/>
-        </w:r>
-        <w:r>
-          <w:rPr>
-            <w:webHidden/>
-          </w:rPr>
-          <w:instrText xml:space="preserve"> PAGEREF _Toc239290536 \h </w:instrText>
-        </w:r>
-        <w:r>
-          <w:rPr>
-            <w:webHidden/>
-          </w:rPr>
-        </w:r>
-        <w:r>
-          <w:rPr>
-            <w:webHidden/>
-          </w:rPr>
-          <w:fldChar w:fldCharType="separate"/>
-        </w:r>
-        <w:r>
-          <w:rPr>
-            <w:webHidden/>
-          </w:rPr>
-          <w:t>24</w:t>
-        </w:r>
-        <w:r>
-          <w:rPr>
-            <w:webHidden/>
-          </w:rPr>
-          <w:fldChar w:fldCharType="end"/>
-        </w:r>
-      </w:hyperlink>
-    </w:p>
-    <w:p>
-      <w:pPr>
-        <w:pStyle w:val="TableofFigures"/>
-        <w:tabs>
-          <w:tab w:val="right" w:leader="dot" w:pos="9061"/>
-        </w:tabs>
-        <w:rPr>
-          <w:rFonts w:asciiTheme="minorHAnsi" w:eastAsiaTheme="minorEastAsia" w:hAnsiTheme="minorHAnsi"/>
-          <w:kern w:val="2"/>
-          <w:sz w:val="24"/>
-          <w:szCs w:val="24"/>
-          <w14:ligatures w14:val="standardContextual"/>
-        </w:rPr>
-      </w:pPr>
-      <w:hyperlink w:anchor="_Toc239290537" w:history="1">
-        <w:r>
-          <w:rPr>
-            <w:rStyle w:val="Hyperlink"/>
-          </w:rPr>
-          <w:t>Hình 5.1 Hình ảnh minh họa biểu đồ Loss/Accuracy của MLP</w:t>
-        </w:r>
-        <w:r>
-          <w:rPr>
-            <w:webHidden/>
-          </w:rPr>
-          <w:tab/>
-        </w:r>
-        <w:r>
-          <w:rPr>
-            <w:webHidden/>
-          </w:rPr>
-          <w:fldChar w:fldCharType="begin"/>
-        </w:r>
-        <w:r>
-          <w:rPr>
-            <w:webHidden/>
-          </w:rPr>
-          <w:instrText xml:space="preserve"> PAGEREF _Toc239290537 \h </w:instrText>
+          <w:instrText xml:space="preserve"> PAGEREF _Toc239343472 \h </w:instrText>
         </w:r>
         <w:r>
           <w:rPr>
@@ -4869,268 +5678,6 @@
     </w:p>
     <w:p>
       <w:pPr>
-        <w:pStyle w:val="TableofFigures"/>
-        <w:tabs>
-          <w:tab w:val="right" w:leader="dot" w:pos="9061"/>
-        </w:tabs>
-        <w:rPr>
-          <w:rFonts w:asciiTheme="minorHAnsi" w:eastAsiaTheme="minorEastAsia" w:hAnsiTheme="minorHAnsi"/>
-          <w:kern w:val="2"/>
-          <w:sz w:val="24"/>
-          <w:szCs w:val="24"/>
-          <w14:ligatures w14:val="standardContextual"/>
-        </w:rPr>
-      </w:pPr>
-      <w:hyperlink w:anchor="_Toc239290538" w:history="1">
-        <w:r>
-          <w:rPr>
-            <w:rStyle w:val="Hyperlink"/>
-          </w:rPr>
-          <w:t>Hình 5.2 Hình ảnh minh họa biểu đồ Loss/Accuracy của CNN</w:t>
-        </w:r>
-        <w:r>
-          <w:rPr>
-            <w:webHidden/>
-          </w:rPr>
-          <w:tab/>
-        </w:r>
-        <w:r>
-          <w:rPr>
-            <w:webHidden/>
-          </w:rPr>
-          <w:fldChar w:fldCharType="begin"/>
-        </w:r>
-        <w:r>
-          <w:rPr>
-            <w:webHidden/>
-          </w:rPr>
-          <w:instrText xml:space="preserve"> PAGEREF _Toc239290538 \h </w:instrText>
-        </w:r>
-        <w:r>
-          <w:rPr>
-            <w:webHidden/>
-          </w:rPr>
-        </w:r>
-        <w:r>
-          <w:rPr>
-            <w:webHidden/>
-          </w:rPr>
-          <w:fldChar w:fldCharType="separate"/>
-        </w:r>
-        <w:r>
-          <w:rPr>
-            <w:webHidden/>
-          </w:rPr>
-          <w:t>25</w:t>
-        </w:r>
-        <w:r>
-          <w:rPr>
-            <w:webHidden/>
-          </w:rPr>
-          <w:fldChar w:fldCharType="end"/>
-        </w:r>
-      </w:hyperlink>
-    </w:p>
-    <w:p>
-      <w:pPr>
-        <w:pStyle w:val="TableofFigures"/>
-        <w:tabs>
-          <w:tab w:val="right" w:leader="dot" w:pos="9061"/>
-        </w:tabs>
-        <w:rPr>
-          <w:rFonts w:asciiTheme="minorHAnsi" w:eastAsiaTheme="minorEastAsia" w:hAnsiTheme="minorHAnsi"/>
-          <w:kern w:val="2"/>
-          <w:sz w:val="24"/>
-          <w:szCs w:val="24"/>
-          <w14:ligatures w14:val="standardContextual"/>
-        </w:rPr>
-      </w:pPr>
-      <w:hyperlink w:anchor="_Toc239290539" w:history="1">
-        <w:r>
-          <w:rPr>
-            <w:rStyle w:val="Hyperlink"/>
-          </w:rPr>
-          <w:t>Hình 5.3 Confusion Matrix của MLP</w:t>
-        </w:r>
-        <w:r>
-          <w:rPr>
-            <w:webHidden/>
-          </w:rPr>
-          <w:tab/>
-        </w:r>
-        <w:r>
-          <w:rPr>
-            <w:webHidden/>
-          </w:rPr>
-          <w:fldChar w:fldCharType="begin"/>
-        </w:r>
-        <w:r>
-          <w:rPr>
-            <w:webHidden/>
-          </w:rPr>
-          <w:instrText xml:space="preserve"> PAGEREF _Toc239290539 \h </w:instrText>
-        </w:r>
-        <w:r>
-          <w:rPr>
-            <w:webHidden/>
-          </w:rPr>
-        </w:r>
-        <w:r>
-          <w:rPr>
-            <w:webHidden/>
-          </w:rPr>
-          <w:fldChar w:fldCharType="separate"/>
-        </w:r>
-        <w:r>
-          <w:rPr>
-            <w:webHidden/>
-          </w:rPr>
-          <w:t>26</w:t>
-        </w:r>
-        <w:r>
-          <w:rPr>
-            <w:webHidden/>
-          </w:rPr>
-          <w:fldChar w:fldCharType="end"/>
-        </w:r>
-      </w:hyperlink>
-    </w:p>
-    <w:p>
-      <w:pPr>
-        <w:pStyle w:val="TableofFigures"/>
-        <w:tabs>
-          <w:tab w:val="right" w:leader="dot" w:pos="9061"/>
-        </w:tabs>
-        <w:rPr>
-          <w:rFonts w:asciiTheme="minorHAnsi" w:eastAsiaTheme="minorEastAsia" w:hAnsiTheme="minorHAnsi"/>
-          <w:kern w:val="2"/>
-          <w:sz w:val="24"/>
-          <w:szCs w:val="24"/>
-          <w14:ligatures w14:val="standardContextual"/>
-        </w:rPr>
-      </w:pPr>
-      <w:hyperlink w:anchor="_Toc239290540" w:history="1">
-        <w:r>
-          <w:rPr>
-            <w:rStyle w:val="Hyperlink"/>
-          </w:rPr>
-          <w:t xml:space="preserve">Hình 5.4 Confusion Matrix của </w:t>
-        </w:r>
-        <w:r>
-          <w:rPr>
-            <w:rStyle w:val="Hyperlink"/>
-          </w:rPr>
-          <w:t>CNN</w:t>
-        </w:r>
-        <w:r>
-          <w:rPr>
-            <w:webHidden/>
-          </w:rPr>
-          <w:tab/>
-        </w:r>
-        <w:r>
-          <w:rPr>
-            <w:webHidden/>
-          </w:rPr>
-          <w:fldChar w:fldCharType="begin"/>
-        </w:r>
-        <w:r>
-          <w:rPr>
-            <w:webHidden/>
-          </w:rPr>
-          <w:instrText xml:space="preserve"> PAGEREF _Toc239290540 \h </w:instrText>
-        </w:r>
-        <w:r>
-          <w:rPr>
-            <w:webHidden/>
-          </w:rPr>
-        </w:r>
-        <w:r>
-          <w:rPr>
-            <w:webHidden/>
-          </w:rPr>
-          <w:fldChar w:fldCharType="separate"/>
-        </w:r>
-        <w:r>
-          <w:rPr>
-            <w:webHidden/>
-          </w:rPr>
-          <w:t>27</w:t>
-        </w:r>
-        <w:r>
-          <w:rPr>
-            <w:webHidden/>
-          </w:rPr>
-          <w:fldChar w:fldCharType="end"/>
-        </w:r>
-      </w:hyperlink>
-    </w:p>
-    <w:p>
-      <w:pPr>
-        <w:pStyle w:val="TableofFigures"/>
-        <w:tabs>
-          <w:tab w:val="right" w:leader="dot" w:pos="9061"/>
-        </w:tabs>
-        <w:rPr>
-          <w:rFonts w:asciiTheme="minorHAnsi" w:eastAsiaTheme="minorEastAsia" w:hAnsiTheme="minorHAnsi"/>
-          <w:kern w:val="2"/>
-          <w:sz w:val="24"/>
-          <w:szCs w:val="24"/>
-          <w14:ligatures w14:val="standardContextual"/>
-        </w:rPr>
-      </w:pPr>
-      <w:hyperlink w:anchor="_Toc239290541" w:history="1">
-        <w:r>
-          <w:rPr>
-            <w:rStyle w:val="Hyperlink"/>
-          </w:rPr>
-          <w:t>Hình 5.5: Một số mẫu dữ liệu bị mô hình CNN nhận diện sai do thiếu chi tiết đặc trưng</w:t>
-        </w:r>
-        <w:r>
-          <w:rPr>
-            <w:webHidden/>
-          </w:rPr>
-          <w:tab/>
-        </w:r>
-        <w:r>
-          <w:rPr>
-            <w:webHidden/>
-          </w:rPr>
-          <w:fldChar w:fldCharType="begin"/>
-        </w:r>
-        <w:r>
-          <w:rPr>
-            <w:webHidden/>
-          </w:rPr>
-          <w:instrText xml:space="preserve"> PAGEREF _Toc239290541 \h </w:instrText>
-        </w:r>
-        <w:r>
-          <w:rPr>
-            <w:webHidden/>
-          </w:rPr>
-        </w:r>
-        <w:r>
-          <w:rPr>
-            <w:webHidden/>
-          </w:rPr>
-          <w:fldChar w:fldCharType="separate"/>
-        </w:r>
-        <w:r>
-          <w:rPr>
-            <w:webHidden/>
-          </w:rPr>
-          <w:t>28</w:t>
-        </w:r>
-        <w:r>
-          <w:rPr>
-            <w:webHidden/>
-          </w:rPr>
-          <w:fldChar w:fldCharType="end"/>
-        </w:r>
-      </w:hyperlink>
-    </w:p>
-    <w:p>
-      <w:pPr>
         <w:pStyle w:val="H1"/>
         <w:rPr>
           <w:noProof/>
@@ -5144,264 +5691,6 @@
         </w:rPr>
         <w:fldChar w:fldCharType="end"/>
       </w:r>
-    </w:p>
-    <w:p>
-      <w:pPr>
-        <w:rPr>
-          <w:rFonts w:eastAsia="Times New Roman" w:cs="Times New Roman"/>
-          <w:b/>
-          <w:bCs/>
-          <w:color w:val="000000" w:themeColor="text1"/>
-          <w:sz w:val="32"/>
-          <w:szCs w:val="28"/>
-          <w:lang w:eastAsia="vi-VN"/>
-        </w:rPr>
-      </w:pPr>
-      <w:r>
-        <w:rPr>
-          <w:rFonts w:eastAsia="Times New Roman" w:cs="Times New Roman"/>
-          <w:b/>
-          <w:bCs/>
-          <w:color w:val="000000" w:themeColor="text1"/>
-          <w:sz w:val="32"/>
-          <w:szCs w:val="28"/>
-          <w:lang w:eastAsia="vi-VN"/>
-        </w:rPr>
-        <w:br w:type="page"/>
-      </w:r>
-    </w:p>
-    <w:p>
-      <w:pPr>
-        <w:pStyle w:val="H1"/>
-        <w:rPr>
-          <w:noProof/>
-        </w:rPr>
-      </w:pPr>
-      <w:bookmarkStart w:id="3" w:name="_Toc237804255"/>
-      <w:bookmarkStart w:id="4" w:name="_Toc239320740"/>
-      <w:r>
-        <w:rPr>
-          <w:noProof/>
-          <w:lang w:val="en-US"/>
-        </w:rPr>
-        <w:lastRenderedPageBreak/>
-        <w:t>DANH MỤC BẢNG BIỂU</w:t>
-      </w:r>
-      <w:bookmarkEnd w:id="3"/>
-      <w:bookmarkEnd w:id="4"/>
-      <w:r>
-        <w:rPr>
-          <w:noProof/>
-          <w:lang w:val="en-US"/>
-        </w:rPr>
-        <w:fldChar w:fldCharType="begin"/>
-      </w:r>
-      <w:r>
-        <w:rPr>
-          <w:noProof/>
-          <w:lang w:val="en-US"/>
-        </w:rPr>
-        <w:instrText xml:space="preserve"> TOC \h \z \t "bang" \c </w:instrText>
-      </w:r>
-      <w:r>
-        <w:rPr>
-          <w:noProof/>
-          <w:lang w:val="en-US"/>
-        </w:rPr>
-        <w:fldChar w:fldCharType="separate"/>
-      </w:r>
-    </w:p>
-    <w:p>
-      <w:pPr>
-        <w:pStyle w:val="TableofFigures"/>
-        <w:tabs>
-          <w:tab w:val="right" w:leader="dot" w:pos="9061"/>
-        </w:tabs>
-        <w:rPr>
-          <w:rFonts w:asciiTheme="minorHAnsi" w:eastAsiaTheme="minorEastAsia" w:hAnsiTheme="minorHAnsi"/>
-          <w:kern w:val="2"/>
-          <w:sz w:val="24"/>
-          <w:szCs w:val="24"/>
-          <w14:ligatures w14:val="standardContextual"/>
-        </w:rPr>
-      </w:pPr>
-      <w:hyperlink w:anchor="_Toc239290568" w:history="1">
-        <w:r>
-          <w:rPr>
-            <w:rStyle w:val="Hyperlink"/>
-          </w:rPr>
-          <w:t>Bảng 1.1 Danh sách 10 lớp nhãn trong bộ dữ liệu Fashion-MNIST</w:t>
-        </w:r>
-        <w:r>
-          <w:rPr>
-            <w:webHidden/>
-          </w:rPr>
-          <w:tab/>
-        </w:r>
-        <w:r>
-          <w:rPr>
-            <w:webHidden/>
-          </w:rPr>
-          <w:fldChar w:fldCharType="begin"/>
-        </w:r>
-        <w:r>
-          <w:rPr>
-            <w:webHidden/>
-          </w:rPr>
-          <w:instrText xml:space="preserve"> PAGEREF _Toc239290568 \h </w:instrText>
-        </w:r>
-        <w:r>
-          <w:rPr>
-            <w:webHidden/>
-          </w:rPr>
-        </w:r>
-        <w:r>
-          <w:rPr>
-            <w:webHidden/>
-          </w:rPr>
-          <w:fldChar w:fldCharType="separate"/>
-        </w:r>
-        <w:r>
-          <w:rPr>
-            <w:webHidden/>
-          </w:rPr>
-          <w:t>11</w:t>
-        </w:r>
-        <w:r>
-          <w:rPr>
-            <w:webHidden/>
-          </w:rPr>
-          <w:fldChar w:fldCharType="end"/>
-        </w:r>
-      </w:hyperlink>
-    </w:p>
-    <w:p>
-      <w:pPr>
-        <w:pStyle w:val="TableofFigures"/>
-        <w:tabs>
-          <w:tab w:val="right" w:leader="dot" w:pos="9061"/>
-        </w:tabs>
-        <w:rPr>
-          <w:rFonts w:asciiTheme="minorHAnsi" w:eastAsiaTheme="minorEastAsia" w:hAnsiTheme="minorHAnsi"/>
-          <w:kern w:val="2"/>
-          <w:sz w:val="24"/>
-          <w:szCs w:val="24"/>
-          <w14:ligatures w14:val="standardContextual"/>
-        </w:rPr>
-      </w:pPr>
-      <w:hyperlink w:anchor="_Toc239290569" w:history="1">
-        <w:r>
-          <w:rPr>
-            <w:rStyle w:val="Hyperlink"/>
-          </w:rPr>
-          <w:t>Bảng 4.1: Chi tiết kiến trúc mô hình CNN và số lượng tham số</w:t>
-        </w:r>
-        <w:r>
-          <w:rPr>
-            <w:webHidden/>
-          </w:rPr>
-          <w:tab/>
-        </w:r>
-        <w:r>
-          <w:rPr>
-            <w:webHidden/>
-          </w:rPr>
-          <w:fldChar w:fldCharType="begin"/>
-        </w:r>
-        <w:r>
-          <w:rPr>
-            <w:webHidden/>
-          </w:rPr>
-          <w:instrText xml:space="preserve"> PAGEREF _Toc239290569 \h </w:instrText>
-        </w:r>
-        <w:r>
-          <w:rPr>
-            <w:webHidden/>
-          </w:rPr>
-        </w:r>
-        <w:r>
-          <w:rPr>
-            <w:webHidden/>
-          </w:rPr>
-          <w:fldChar w:fldCharType="separate"/>
-        </w:r>
-        <w:r>
-          <w:rPr>
-            <w:webHidden/>
-          </w:rPr>
-          <w:t>22</w:t>
-        </w:r>
-        <w:r>
-          <w:rPr>
-            <w:webHidden/>
-          </w:rPr>
-          <w:fldChar w:fldCharType="end"/>
-        </w:r>
-      </w:hyperlink>
-    </w:p>
-    <w:p>
-      <w:pPr>
-        <w:pStyle w:val="TableofFigures"/>
-        <w:tabs>
-          <w:tab w:val="right" w:leader="dot" w:pos="9061"/>
-        </w:tabs>
-        <w:rPr>
-          <w:rFonts w:asciiTheme="minorHAnsi" w:eastAsiaTheme="minorEastAsia" w:hAnsiTheme="minorHAnsi"/>
-          <w:kern w:val="2"/>
-          <w:sz w:val="24"/>
-          <w:szCs w:val="24"/>
-          <w14:ligatures w14:val="standardContextual"/>
-        </w:rPr>
-      </w:pPr>
-      <w:hyperlink w:anchor="_Toc239290570" w:history="1">
-        <w:r>
-          <w:rPr>
-            <w:rStyle w:val="Hyperlink"/>
-          </w:rPr>
-          <w:t>Bảng 5.1 Bảng so sánh các chỉ số đánh giá giữa mô hình MLP và CNN</w:t>
-        </w:r>
-        <w:r>
-          <w:rPr>
-            <w:webHidden/>
-          </w:rPr>
-          <w:tab/>
-        </w:r>
-        <w:r>
-          <w:rPr>
-            <w:webHidden/>
-          </w:rPr>
-          <w:fldChar w:fldCharType="begin"/>
-        </w:r>
-        <w:r>
-          <w:rPr>
-            <w:webHidden/>
-          </w:rPr>
-          <w:instrText xml:space="preserve"> PAGEREF _Toc239290570 \h </w:instrText>
-        </w:r>
-        <w:r>
-          <w:rPr>
-            <w:webHidden/>
-          </w:rPr>
-        </w:r>
-        <w:r>
-          <w:rPr>
-            <w:webHidden/>
-          </w:rPr>
-          <w:fldChar w:fldCharType="separate"/>
-        </w:r>
-        <w:r>
-          <w:rPr>
-            <w:webHidden/>
-          </w:rPr>
-          <w:t>25</w:t>
-        </w:r>
-        <w:r>
-          <w:rPr>
-            <w:webHidden/>
-          </w:rPr>
-          <w:fldChar w:fldCharType="end"/>
-        </w:r>
-      </w:hyperlink>
     </w:p>
     <w:p>
       <w:pPr>
@@ -5412,13 +5701,6 @@
           <w:lang w:val="en-US"/>
         </w:rPr>
       </w:pPr>
-      <w:r>
-        <w:rPr>
-          <w:noProof/>
-          <w:lang w:val="en-US"/>
-        </w:rPr>
-        <w:fldChar w:fldCharType="end"/>
-      </w:r>
     </w:p>
     <w:p>
       <w:pPr>
@@ -5916,6 +6198,9 @@
       </w:pPr>
       <w:bookmarkStart w:id="12" w:name="_Toc239290364"/>
       <w:bookmarkStart w:id="13" w:name="_Toc239290523"/>
+      <w:bookmarkStart w:id="14" w:name="_Toc239343283"/>
+      <w:bookmarkStart w:id="15" w:name="_Toc239343338"/>
+      <w:bookmarkStart w:id="16" w:name="_Toc239343423"/>
       <w:r>
         <w:rPr>
           <w:lang w:val="en-US"/>
@@ -5936,6 +6221,9 @@
       </w:r>
       <w:bookmarkEnd w:id="12"/>
       <w:bookmarkEnd w:id="13"/>
+      <w:bookmarkEnd w:id="14"/>
+      <w:bookmarkEnd w:id="15"/>
+      <w:bookmarkEnd w:id="16"/>
     </w:p>
     <w:p>
       <w:pPr>
@@ -6508,11 +6796,13 @@
       <w:pPr>
         <w:pStyle w:val="bang"/>
       </w:pPr>
-      <w:bookmarkStart w:id="14" w:name="_Toc239290568"/>
+      <w:bookmarkStart w:id="17" w:name="_Toc239290568"/>
+      <w:bookmarkStart w:id="18" w:name="_Toc239343470"/>
       <w:r>
         <w:t>Bảng 1.1 Danh sách 10 lớp nhãn trong bộ dữ liệu Fashion-MNIST</w:t>
       </w:r>
-      <w:bookmarkEnd w:id="14"/>
+      <w:bookmarkEnd w:id="17"/>
+      <w:bookmarkEnd w:id="18"/>
     </w:p>
     <w:p>
       <w:pPr>
@@ -6542,7 +6832,7 @@
           <w:lang w:val="en-US"/>
         </w:rPr>
       </w:pPr>
-      <w:bookmarkStart w:id="15" w:name="_Toc239320746"/>
+      <w:bookmarkStart w:id="19" w:name="_Toc239320746"/>
       <w:r>
         <w:rPr>
           <w:noProof/>
@@ -6558,7 +6848,7 @@
         </w:rPr>
         <w:t>CƠ SỞ LÝ THUYẾT</w:t>
       </w:r>
-      <w:bookmarkEnd w:id="15"/>
+      <w:bookmarkEnd w:id="19"/>
     </w:p>
     <w:p>
       <w:pPr>
@@ -6568,7 +6858,7 @@
           <w:lang w:val="en-US"/>
         </w:rPr>
       </w:pPr>
-      <w:bookmarkStart w:id="16" w:name="_Toc239320747"/>
+      <w:bookmarkStart w:id="20" w:name="_Toc239320747"/>
       <w:r>
         <w:rPr>
           <w:szCs w:val="28"/>
@@ -6583,7 +6873,7 @@
         </w:rPr>
         <w:t>Tổng quan bài toán phân loại ảnh &amp; CNN</w:t>
       </w:r>
-      <w:bookmarkEnd w:id="16"/>
+      <w:bookmarkEnd w:id="20"/>
     </w:p>
     <w:p>
       <w:pPr>
@@ -6670,8 +6960,11 @@
           <w:lang w:val="en-US"/>
         </w:rPr>
       </w:pPr>
-      <w:bookmarkStart w:id="17" w:name="_Toc239290365"/>
-      <w:bookmarkStart w:id="18" w:name="_Toc239290524"/>
+      <w:bookmarkStart w:id="21" w:name="_Toc239290365"/>
+      <w:bookmarkStart w:id="22" w:name="_Toc239290524"/>
+      <w:bookmarkStart w:id="23" w:name="_Toc239343284"/>
+      <w:bookmarkStart w:id="24" w:name="_Toc239343339"/>
+      <w:bookmarkStart w:id="25" w:name="_Toc239343424"/>
       <w:r>
         <w:rPr>
           <w:lang w:val="en-US"/>
@@ -6699,8 +6992,11 @@
         </w:rPr>
         <w:t xml:space="preserve"> tổng quát của một mạng CNN cho bài toán phân loại ảnh thời trang</w:t>
       </w:r>
-      <w:bookmarkEnd w:id="17"/>
-      <w:bookmarkEnd w:id="18"/>
+      <w:bookmarkEnd w:id="21"/>
+      <w:bookmarkEnd w:id="22"/>
+      <w:bookmarkEnd w:id="23"/>
+      <w:bookmarkEnd w:id="24"/>
+      <w:bookmarkEnd w:id="25"/>
     </w:p>
     <w:p>
       <w:pPr>
@@ -6710,7 +7006,7 @@
           <w:lang w:val="en-US"/>
         </w:rPr>
       </w:pPr>
-      <w:bookmarkStart w:id="19" w:name="_Toc239320748"/>
+      <w:bookmarkStart w:id="26" w:name="_Toc239320748"/>
       <w:r>
         <w:rPr>
           <w:szCs w:val="28"/>
@@ -6718,7 +7014,7 @@
         </w:rPr>
         <w:t>2.2 Mạng nơ-ron truyền thống (MLP) - mô hình cơ sở</w:t>
       </w:r>
-      <w:bookmarkEnd w:id="19"/>
+      <w:bookmarkEnd w:id="26"/>
     </w:p>
     <w:p>
       <w:pPr>
@@ -6803,8 +7099,11 @@
           <w:lang w:val="en-US" w:eastAsia="zh-CN"/>
         </w:rPr>
       </w:pPr>
-      <w:bookmarkStart w:id="20" w:name="_Toc239290366"/>
-      <w:bookmarkStart w:id="21" w:name="_Toc239290525"/>
+      <w:bookmarkStart w:id="27" w:name="_Toc239290366"/>
+      <w:bookmarkStart w:id="28" w:name="_Toc239290525"/>
+      <w:bookmarkStart w:id="29" w:name="_Toc239343285"/>
+      <w:bookmarkStart w:id="30" w:name="_Toc239343340"/>
+      <w:bookmarkStart w:id="31" w:name="_Toc239343425"/>
       <w:r>
         <w:rPr>
           <w:lang w:val="en-US"/>
@@ -6823,8 +7122,11 @@
         </w:rPr>
         <w:t>)</w:t>
       </w:r>
-      <w:bookmarkEnd w:id="20"/>
-      <w:bookmarkEnd w:id="21"/>
+      <w:bookmarkEnd w:id="27"/>
+      <w:bookmarkEnd w:id="28"/>
+      <w:bookmarkEnd w:id="29"/>
+      <w:bookmarkEnd w:id="30"/>
+      <w:bookmarkEnd w:id="31"/>
     </w:p>
     <w:p>
       <w:pPr>
@@ -6834,7 +7136,7 @@
           <w:lang w:val="en-US"/>
         </w:rPr>
       </w:pPr>
-      <w:bookmarkStart w:id="22" w:name="_Toc239320749"/>
+      <w:bookmarkStart w:id="32" w:name="_Toc239320749"/>
       <w:r>
         <w:rPr>
           <w:szCs w:val="28"/>
@@ -6842,7 +7144,7 @@
         </w:rPr>
         <w:t>2.3. Mạng nơ-ron tích chập (CNN)</w:t>
       </w:r>
-      <w:bookmarkEnd w:id="22"/>
+      <w:bookmarkEnd w:id="32"/>
     </w:p>
     <w:p>
       <w:pPr>
@@ -6922,8 +7224,11 @@
           <w:lang w:val="en-US"/>
         </w:rPr>
       </w:pPr>
-      <w:bookmarkStart w:id="23" w:name="_Toc239290367"/>
-      <w:bookmarkStart w:id="24" w:name="_Toc239290526"/>
+      <w:bookmarkStart w:id="33" w:name="_Toc239290367"/>
+      <w:bookmarkStart w:id="34" w:name="_Toc239290526"/>
+      <w:bookmarkStart w:id="35" w:name="_Toc239343286"/>
+      <w:bookmarkStart w:id="36" w:name="_Toc239343341"/>
+      <w:bookmarkStart w:id="37" w:name="_Toc239343426"/>
       <w:r>
         <w:rPr>
           <w:lang w:val="en-US"/>
@@ -6936,8 +7241,11 @@
         </w:rPr>
         <w:t>2.3 Mạng nơ-ron tích chập (CNN)</w:t>
       </w:r>
-      <w:bookmarkEnd w:id="23"/>
-      <w:bookmarkEnd w:id="24"/>
+      <w:bookmarkEnd w:id="33"/>
+      <w:bookmarkEnd w:id="34"/>
+      <w:bookmarkEnd w:id="35"/>
+      <w:bookmarkEnd w:id="36"/>
+      <w:bookmarkEnd w:id="37"/>
     </w:p>
     <w:p>
       <w:pPr>
@@ -7041,8 +7349,11 @@
       <w:pPr>
         <w:pStyle w:val="chuthich"/>
       </w:pPr>
-      <w:bookmarkStart w:id="25" w:name="_Toc239290368"/>
-      <w:bookmarkStart w:id="26" w:name="_Toc239290527"/>
+      <w:bookmarkStart w:id="38" w:name="_Toc239290368"/>
+      <w:bookmarkStart w:id="39" w:name="_Toc239290527"/>
+      <w:bookmarkStart w:id="40" w:name="_Toc239343287"/>
+      <w:bookmarkStart w:id="41" w:name="_Toc239343342"/>
+      <w:bookmarkStart w:id="42" w:name="_Toc239343427"/>
       <w:r>
         <w:t xml:space="preserve">Hình </w:t>
       </w:r>
@@ -7058,8 +7369,11 @@
       <w:r>
         <w:t xml:space="preserve"> tích chập giữa ảnh đầu vào 5x5 và bộ lọc 3x3</w:t>
       </w:r>
-      <w:bookmarkEnd w:id="25"/>
-      <w:bookmarkEnd w:id="26"/>
+      <w:bookmarkEnd w:id="38"/>
+      <w:bookmarkEnd w:id="39"/>
+      <w:bookmarkEnd w:id="40"/>
+      <w:bookmarkEnd w:id="41"/>
+      <w:bookmarkEnd w:id="42"/>
     </w:p>
     <w:p>
       <w:pPr>
@@ -7132,8 +7446,11 @@
       <w:pPr>
         <w:pStyle w:val="chuthich"/>
       </w:pPr>
-      <w:bookmarkStart w:id="27" w:name="_Toc239290369"/>
-      <w:bookmarkStart w:id="28" w:name="_Toc239290528"/>
+      <w:bookmarkStart w:id="43" w:name="_Toc239290369"/>
+      <w:bookmarkStart w:id="44" w:name="_Toc239290528"/>
+      <w:bookmarkStart w:id="45" w:name="_Toc239343288"/>
+      <w:bookmarkStart w:id="46" w:name="_Toc239343343"/>
+      <w:bookmarkStart w:id="47" w:name="_Toc239343428"/>
       <w:r>
         <w:t xml:space="preserve">Hình </w:t>
       </w:r>
@@ -7149,8 +7466,11 @@
       <w:r>
         <w:t xml:space="preserve"> họa phép Max Pooling</w:t>
       </w:r>
-      <w:bookmarkEnd w:id="27"/>
-      <w:bookmarkEnd w:id="28"/>
+      <w:bookmarkEnd w:id="43"/>
+      <w:bookmarkEnd w:id="44"/>
+      <w:bookmarkEnd w:id="45"/>
+      <w:bookmarkEnd w:id="46"/>
+      <w:bookmarkEnd w:id="47"/>
       <w:r>
         <w:t xml:space="preserve"> </w:t>
       </w:r>
@@ -7250,8 +7570,11 @@
           <w:lang w:val="en-US"/>
         </w:rPr>
       </w:pPr>
-      <w:bookmarkStart w:id="29" w:name="_Toc239290370"/>
-      <w:bookmarkStart w:id="30" w:name="_Toc239290529"/>
+      <w:bookmarkStart w:id="48" w:name="_Toc239290370"/>
+      <w:bookmarkStart w:id="49" w:name="_Toc239290529"/>
+      <w:bookmarkStart w:id="50" w:name="_Toc239343289"/>
+      <w:bookmarkStart w:id="51" w:name="_Toc239343344"/>
+      <w:bookmarkStart w:id="52" w:name="_Toc239343429"/>
       <w:r>
         <w:rPr>
           <w:lang w:val="en-US"/>
@@ -7270,8 +7593,11 @@
         </w:rPr>
         <w:t xml:space="preserve"> So sánh dạng đường cong của các hàm kích hoạt ReLU, Sigmoid và Tanh</w:t>
       </w:r>
-      <w:bookmarkEnd w:id="29"/>
-      <w:bookmarkEnd w:id="30"/>
+      <w:bookmarkEnd w:id="48"/>
+      <w:bookmarkEnd w:id="49"/>
+      <w:bookmarkEnd w:id="50"/>
+      <w:bookmarkEnd w:id="51"/>
+      <w:bookmarkEnd w:id="52"/>
     </w:p>
     <w:p>
       <w:pPr>
@@ -7280,14 +7606,14 @@
           <w:lang w:val="en-US"/>
         </w:rPr>
       </w:pPr>
-      <w:bookmarkStart w:id="31" w:name="_Toc239320750"/>
+      <w:bookmarkStart w:id="53" w:name="_Toc239320750"/>
       <w:r>
         <w:rPr>
           <w:lang w:val="en-US"/>
         </w:rPr>
         <w:t>2.4. Các kiến trúc CNN tiêu biểu &amp; kỹ thuật tối ưu</w:t>
       </w:r>
-      <w:bookmarkEnd w:id="31"/>
+      <w:bookmarkEnd w:id="53"/>
     </w:p>
     <w:p>
       <w:pPr>
@@ -7343,7 +7669,7 @@
           <w:lang w:val="en-US"/>
         </w:rPr>
         <w:drawing>
-          <wp:inline distT="0" distB="0" distL="0" distR="0" wp14:anchorId="5260F198" wp14:editId="1DC86F4F">
+          <wp:inline distT="0" distB="0" distL="0" distR="0" wp14:anchorId="5260F198" wp14:editId="1464BEFA">
             <wp:extent cx="5760085" cy="1896745"/>
             <wp:effectExtent l="0" t="0" r="0" b="8255"/>
             <wp:docPr id="1554351116" name="Picture 6" descr="AlexNet: Revolutionizing Deep Learning in Image Classification"/>
@@ -7399,16 +7725,22 @@
           <w:lang w:val="en-US"/>
         </w:rPr>
       </w:pPr>
-      <w:bookmarkStart w:id="32" w:name="_Toc239290371"/>
-      <w:bookmarkStart w:id="33" w:name="_Toc239290530"/>
+      <w:bookmarkStart w:id="54" w:name="_Toc239290371"/>
+      <w:bookmarkStart w:id="55" w:name="_Toc239290530"/>
+      <w:bookmarkStart w:id="56" w:name="_Toc239343290"/>
+      <w:bookmarkStart w:id="57" w:name="_Toc239343345"/>
+      <w:bookmarkStart w:id="58" w:name="_Toc239343430"/>
       <w:r>
         <w:rPr>
           <w:lang w:val="en-US"/>
         </w:rPr>
         <w:t>Hình 2.7 Hình ảnh kiến trúc mạng AlexNet</w:t>
       </w:r>
-      <w:bookmarkEnd w:id="32"/>
-      <w:bookmarkEnd w:id="33"/>
+      <w:bookmarkEnd w:id="54"/>
+      <w:bookmarkEnd w:id="55"/>
+      <w:bookmarkEnd w:id="56"/>
+      <w:bookmarkEnd w:id="57"/>
+      <w:bookmarkEnd w:id="58"/>
     </w:p>
     <w:p>
       <w:pPr>
@@ -7540,16 +7872,22 @@
           <w:lang w:val="en-US"/>
         </w:rPr>
       </w:pPr>
-      <w:bookmarkStart w:id="34" w:name="_Toc239290372"/>
-      <w:bookmarkStart w:id="35" w:name="_Toc239290531"/>
+      <w:bookmarkStart w:id="59" w:name="_Toc239290372"/>
+      <w:bookmarkStart w:id="60" w:name="_Toc239290531"/>
+      <w:bookmarkStart w:id="61" w:name="_Toc239343291"/>
+      <w:bookmarkStart w:id="62" w:name="_Toc239343346"/>
+      <w:bookmarkStart w:id="63" w:name="_Toc239343431"/>
       <w:r>
         <w:rPr>
           <w:lang w:val="en-US"/>
         </w:rPr>
         <w:t>Hình 2.8 Hình ảnh minh họa skip connections trong ResNet</w:t>
       </w:r>
-      <w:bookmarkEnd w:id="34"/>
-      <w:bookmarkEnd w:id="35"/>
+      <w:bookmarkEnd w:id="59"/>
+      <w:bookmarkEnd w:id="60"/>
+      <w:bookmarkEnd w:id="61"/>
+      <w:bookmarkEnd w:id="62"/>
+      <w:bookmarkEnd w:id="63"/>
     </w:p>
     <w:p>
       <w:pPr>
@@ -7632,7 +7970,7 @@
           <w:lang w:val="en-US"/>
         </w:rPr>
       </w:pPr>
-      <w:bookmarkStart w:id="36" w:name="_Toc239320751"/>
+      <w:bookmarkStart w:id="64" w:name="_Toc239320751"/>
       <w:r>
         <w:rPr>
           <w:noProof/>
@@ -7641,17 +7979,17 @@
         <w:lastRenderedPageBreak/>
         <w:t>CHƯƠNG 3. PHÂN TÍCH VÀ XỬ LÝ DỮ LIỆU</w:t>
       </w:r>
-      <w:bookmarkEnd w:id="36"/>
+      <w:bookmarkEnd w:id="64"/>
     </w:p>
     <w:p>
       <w:pPr>
         <w:pStyle w:val="H2"/>
       </w:pPr>
-      <w:bookmarkStart w:id="37" w:name="_Toc239320752"/>
+      <w:bookmarkStart w:id="65" w:name="_Toc239320752"/>
       <w:r>
         <w:t>3.1. Dataset</w:t>
       </w:r>
-      <w:bookmarkEnd w:id="37"/>
+      <w:bookmarkEnd w:id="65"/>
     </w:p>
     <w:p>
       <w:pPr>
@@ -7669,7 +8007,7 @@
           <w:lang w:val="en-US"/>
         </w:rPr>
       </w:pPr>
-      <w:bookmarkStart w:id="38" w:name="_Toc239320753"/>
+      <w:bookmarkStart w:id="66" w:name="_Toc239320753"/>
       <w:r>
         <w:rPr>
           <w:szCs w:val="28"/>
@@ -7677,7 +8015,7 @@
         </w:rPr>
         <w:t>3.2. Phân tích nhãn lớp</w:t>
       </w:r>
-      <w:bookmarkEnd w:id="38"/>
+      <w:bookmarkEnd w:id="66"/>
     </w:p>
     <w:p>
       <w:pPr>
@@ -7702,14 +8040,14 @@
           <w:lang w:val="en-US"/>
         </w:rPr>
       </w:pPr>
-      <w:bookmarkStart w:id="39" w:name="_Toc239320754"/>
+      <w:bookmarkStart w:id="67" w:name="_Toc239320754"/>
       <w:r>
         <w:rPr>
           <w:lang w:val="en-US"/>
         </w:rPr>
         <w:t>3.3. Phân tích đặc trưng ảnh</w:t>
       </w:r>
-      <w:bookmarkEnd w:id="39"/>
+      <w:bookmarkEnd w:id="67"/>
     </w:p>
     <w:p>
       <w:pPr>
@@ -7824,16 +8162,22 @@
           <w:lang w:val="en-US"/>
         </w:rPr>
       </w:pPr>
-      <w:bookmarkStart w:id="40" w:name="_Toc239290373"/>
-      <w:bookmarkStart w:id="41" w:name="_Toc239290532"/>
+      <w:bookmarkStart w:id="68" w:name="_Toc239290373"/>
+      <w:bookmarkStart w:id="69" w:name="_Toc239290532"/>
+      <w:bookmarkStart w:id="70" w:name="_Toc239343292"/>
+      <w:bookmarkStart w:id="71" w:name="_Toc239343347"/>
+      <w:bookmarkStart w:id="72" w:name="_Toc239343432"/>
       <w:r>
         <w:rPr>
           <w:lang w:val="en-US"/>
         </w:rPr>
         <w:t>Hình 3.1 Hình ảnh minh họa biểu đồ phân phối tần suất của ảnh trước và sau khi Normalization</w:t>
       </w:r>
-      <w:bookmarkEnd w:id="40"/>
-      <w:bookmarkEnd w:id="41"/>
+      <w:bookmarkEnd w:id="68"/>
+      <w:bookmarkEnd w:id="69"/>
+      <w:bookmarkEnd w:id="70"/>
+      <w:bookmarkEnd w:id="71"/>
+      <w:bookmarkEnd w:id="72"/>
     </w:p>
     <w:p>
       <w:pPr>
@@ -7842,14 +8186,14 @@
           <w:lang w:val="en-US"/>
         </w:rPr>
       </w:pPr>
-      <w:bookmarkStart w:id="42" w:name="_Toc239320755"/>
+      <w:bookmarkStart w:id="73" w:name="_Toc239320755"/>
       <w:r>
         <w:rPr>
           <w:lang w:val="en-US"/>
         </w:rPr>
         <w:t>3.4. Phân bố dữ liệu theo lớp</w:t>
       </w:r>
-      <w:bookmarkEnd w:id="42"/>
+      <w:bookmarkEnd w:id="73"/>
     </w:p>
     <w:p>
       <w:pPr>
@@ -7922,8 +8266,11 @@
           <w:lang w:val="en-US"/>
         </w:rPr>
       </w:pPr>
-      <w:bookmarkStart w:id="43" w:name="_Toc239290374"/>
-      <w:bookmarkStart w:id="44" w:name="_Toc239290533"/>
+      <w:bookmarkStart w:id="74" w:name="_Toc239290374"/>
+      <w:bookmarkStart w:id="75" w:name="_Toc239290533"/>
+      <w:bookmarkStart w:id="76" w:name="_Toc239343293"/>
+      <w:bookmarkStart w:id="77" w:name="_Toc239343348"/>
+      <w:bookmarkStart w:id="78" w:name="_Toc239343433"/>
       <w:r>
         <w:rPr>
           <w:lang w:val="en-US"/>
@@ -7948,8 +8295,11 @@
         </w:rPr>
         <w:t>bộ dữ liệu đã được cân bằng.</w:t>
       </w:r>
-      <w:bookmarkEnd w:id="43"/>
-      <w:bookmarkEnd w:id="44"/>
+      <w:bookmarkEnd w:id="74"/>
+      <w:bookmarkEnd w:id="75"/>
+      <w:bookmarkEnd w:id="76"/>
+      <w:bookmarkEnd w:id="77"/>
+      <w:bookmarkEnd w:id="78"/>
     </w:p>
     <w:p>
       <w:pPr>
@@ -7958,14 +8308,14 @@
           <w:lang w:val="en-US"/>
         </w:rPr>
       </w:pPr>
-      <w:bookmarkStart w:id="45" w:name="_Toc239320756"/>
+      <w:bookmarkStart w:id="79" w:name="_Toc239320756"/>
       <w:r>
         <w:rPr>
           <w:lang w:val="en-US"/>
         </w:rPr>
         <w:t>3.5. Train / Validation / Test</w:t>
       </w:r>
-      <w:bookmarkEnd w:id="45"/>
+      <w:bookmarkEnd w:id="79"/>
     </w:p>
     <w:p>
       <w:pPr>
@@ -8097,8 +8447,11 @@
           <w:lang w:val="en-US"/>
         </w:rPr>
       </w:pPr>
-      <w:bookmarkStart w:id="46" w:name="_Toc239290375"/>
-      <w:bookmarkStart w:id="47" w:name="_Toc239290534"/>
+      <w:bookmarkStart w:id="80" w:name="_Toc239290375"/>
+      <w:bookmarkStart w:id="81" w:name="_Toc239290534"/>
+      <w:bookmarkStart w:id="82" w:name="_Toc239343294"/>
+      <w:bookmarkStart w:id="83" w:name="_Toc239343349"/>
+      <w:bookmarkStart w:id="84" w:name="_Toc239343434"/>
       <w:r>
         <w:rPr>
           <w:lang w:val="en-US"/>
@@ -8117,8 +8470,11 @@
         </w:rPr>
         <w:t xml:space="preserve"> Minh họa các kỹ thuật tăng cường dữ liệu (Data Augmentation) được áp dụng</w:t>
       </w:r>
-      <w:bookmarkEnd w:id="46"/>
-      <w:bookmarkEnd w:id="47"/>
+      <w:bookmarkEnd w:id="80"/>
+      <w:bookmarkEnd w:id="81"/>
+      <w:bookmarkEnd w:id="82"/>
+      <w:bookmarkEnd w:id="83"/>
+      <w:bookmarkEnd w:id="84"/>
       <w:r>
         <w:rPr>
           <w:lang w:val="en-US"/>
@@ -8148,7 +8504,7 @@
           <w:lang w:val="en-US"/>
         </w:rPr>
       </w:pPr>
-      <w:bookmarkStart w:id="48" w:name="_Toc239320757"/>
+      <w:bookmarkStart w:id="85" w:name="_Toc239320757"/>
       <w:r>
         <w:rPr>
           <w:noProof/>
@@ -8157,7 +8513,7 @@
         <w:lastRenderedPageBreak/>
         <w:t>CHƯƠNG 4. XÂY DỰNG HỆ THỐNG</w:t>
       </w:r>
-      <w:bookmarkEnd w:id="48"/>
+      <w:bookmarkEnd w:id="85"/>
     </w:p>
     <w:p>
       <w:pPr>
@@ -8166,14 +8522,14 @@
           <w:lang w:val="en-US"/>
         </w:rPr>
       </w:pPr>
-      <w:bookmarkStart w:id="49" w:name="_Toc239320758"/>
+      <w:bookmarkStart w:id="86" w:name="_Toc239320758"/>
       <w:r>
         <w:rPr>
           <w:lang w:val="en-US"/>
         </w:rPr>
         <w:t>4.1. Mô hình cơ sở - MLP</w:t>
       </w:r>
-      <w:bookmarkEnd w:id="49"/>
+      <w:bookmarkEnd w:id="86"/>
     </w:p>
     <w:p>
       <w:pPr>
@@ -8196,14 +8552,14 @@
           <w:lang w:val="en-US"/>
         </w:rPr>
       </w:pPr>
-      <w:bookmarkStart w:id="50" w:name="_Toc239320759"/>
+      <w:bookmarkStart w:id="87" w:name="_Toc239320759"/>
       <w:r>
         <w:rPr>
           <w:lang w:val="en-US"/>
         </w:rPr>
         <w:t>4.2. Xây dựng mô hình CNN</w:t>
       </w:r>
-      <w:bookmarkEnd w:id="50"/>
+      <w:bookmarkEnd w:id="87"/>
     </w:p>
     <w:p>
       <w:pPr>
@@ -8379,16 +8735,22 @@
           <w:lang w:val="en-US"/>
         </w:rPr>
       </w:pPr>
-      <w:bookmarkStart w:id="51" w:name="_Toc239290376"/>
-      <w:bookmarkStart w:id="52" w:name="_Toc239290535"/>
+      <w:bookmarkStart w:id="88" w:name="_Toc239290376"/>
+      <w:bookmarkStart w:id="89" w:name="_Toc239290535"/>
+      <w:bookmarkStart w:id="90" w:name="_Toc239343295"/>
+      <w:bookmarkStart w:id="91" w:name="_Toc239343350"/>
+      <w:bookmarkStart w:id="92" w:name="_Toc239343435"/>
       <w:r>
         <w:rPr>
           <w:lang w:val="en-US"/>
         </w:rPr>
         <w:t>Hình 4.1 Kiến trúc mạng CNN đề xuất</w:t>
       </w:r>
-      <w:bookmarkEnd w:id="51"/>
-      <w:bookmarkEnd w:id="52"/>
+      <w:bookmarkEnd w:id="88"/>
+      <w:bookmarkEnd w:id="89"/>
+      <w:bookmarkEnd w:id="90"/>
+      <w:bookmarkEnd w:id="91"/>
+      <w:bookmarkEnd w:id="92"/>
     </w:p>
     <w:p>
       <w:pPr>
@@ -12003,11 +12365,13 @@
           <w:lang w:val="en-US"/>
         </w:rPr>
       </w:pPr>
-      <w:bookmarkStart w:id="53" w:name="_Toc239290569"/>
+      <w:bookmarkStart w:id="93" w:name="_Toc239290569"/>
+      <w:bookmarkStart w:id="94" w:name="_Toc239343471"/>
       <w:r>
         <w:t>Bảng 4.1: Chi tiết kiến trúc mô hình CNN và số lượng tham số</w:t>
       </w:r>
-      <w:bookmarkEnd w:id="53"/>
+      <w:bookmarkEnd w:id="93"/>
+      <w:bookmarkEnd w:id="94"/>
     </w:p>
     <w:p>
       <w:pPr>
@@ -12042,14 +12406,14 @@
           <w:lang w:val="en-US"/>
         </w:rPr>
       </w:pPr>
-      <w:bookmarkStart w:id="54" w:name="_Toc239320760"/>
+      <w:bookmarkStart w:id="95" w:name="_Toc239320760"/>
       <w:r>
         <w:rPr>
           <w:lang w:val="en-US"/>
         </w:rPr>
         <w:t>4.3. Kỹ thuật tối ưu mô hình</w:t>
       </w:r>
-      <w:bookmarkEnd w:id="54"/>
+      <w:bookmarkEnd w:id="95"/>
     </w:p>
     <w:p>
       <w:pPr>
@@ -12067,11 +12431,11 @@
           <w:lang w:val="en-US"/>
         </w:rPr>
       </w:pPr>
-      <w:bookmarkStart w:id="55" w:name="_Toc239320761"/>
+      <w:bookmarkStart w:id="96" w:name="_Toc239320761"/>
       <w:r>
         <w:t>4.3.1. Hàm mất mát Cross-Entropy</w:t>
       </w:r>
-      <w:bookmarkEnd w:id="55"/>
+      <w:bookmarkEnd w:id="96"/>
     </w:p>
     <w:p>
       <w:pPr>
@@ -12562,11 +12926,11 @@
           <w:lang w:val="en-US"/>
         </w:rPr>
       </w:pPr>
-      <w:bookmarkStart w:id="56" w:name="_Toc239320762"/>
+      <w:bookmarkStart w:id="97" w:name="_Toc239320762"/>
       <w:r>
         <w:t>4.3.2. Thuật toán tối ưu Adam</w:t>
       </w:r>
-      <w:bookmarkEnd w:id="56"/>
+      <w:bookmarkEnd w:id="97"/>
     </w:p>
     <w:p>
       <w:pPr>
@@ -13757,11 +14121,11 @@
           <w:lang w:val="en-US"/>
         </w:rPr>
       </w:pPr>
-      <w:bookmarkStart w:id="57" w:name="_Toc239320763"/>
+      <w:bookmarkStart w:id="98" w:name="_Toc239320763"/>
       <w:r>
         <w:t>4.3.3. Các kỹ thuật điều chuẩn</w:t>
       </w:r>
-      <w:bookmarkEnd w:id="57"/>
+      <w:bookmarkEnd w:id="98"/>
     </w:p>
     <w:p>
       <w:pPr>
@@ -13781,10 +14145,6 @@
         </w:numPr>
       </w:pPr>
       <w:r>
-        <w:rPr>
-          <w:b/>
-          <w:bCs/>
-        </w:rPr>
         <w:t>Weight Decay (L2 Regularization):</w:t>
       </w:r>
       <w:r>
@@ -13959,10 +14319,6 @@
         </w:numPr>
       </w:pPr>
       <w:r>
-        <w:rPr>
-          <w:b/>
-          <w:bCs/>
-        </w:rPr>
         <w:t>Learning Rate Scheduler:</w:t>
       </w:r>
       <w:r>
@@ -13982,13 +14338,222 @@
     </w:p>
     <w:p>
       <w:pPr>
+        <w:pStyle w:val="bth"/>
+        <w:numPr>
+          <w:ilvl w:val="0"/>
+          <w:numId w:val="34"/>
+        </w:numPr>
+      </w:pPr>
+      <w:r>
+        <w:rPr>
+          <w:lang w:val="en-US"/>
+        </w:rPr>
+        <w:t>Kỹ thuật Dropout</w:t>
+      </w:r>
+      <w:r>
+        <w:rPr>
+          <w:lang w:val="en-US"/>
+        </w:rPr>
+        <w:t xml:space="preserve">: </w:t>
+      </w:r>
+      <w:r>
+        <w:t xml:space="preserve">Đây là kỹ thuật điều chuẩn mạnh mẽ được đề xuất bởi Srivastava et al. (2014) nhằm giải quyết triệt để vấn đề quá khớp (overfitting). Trong pha huấn luyện (Training), Dropout sẽ ngẫu nhiên vô hiệu hóa (gán giá trị bằng 0) một tỷ lệ </w:t>
+      </w:r>
+      <m:oMath>
+        <m:r>
+          <m:rPr>
+            <m:sty m:val="p"/>
+          </m:rPr>
+          <w:rPr>
+            <w:rFonts w:ascii="Cambria Math" w:hAnsi="Cambria Math"/>
+          </w:rPr>
+          <m:t>p</m:t>
+        </m:r>
+      </m:oMath>
+      <w:r>
+        <w:t xml:space="preserve"> các nơ-ron trong mạng. Cụ thể trong kiến trúc mạng của nhóm, tỷ lệ này được cấu hình là </w:t>
+      </w:r>
+      <m:oMath>
+        <m:r>
+          <m:rPr>
+            <m:sty m:val="p"/>
+          </m:rPr>
+          <w:rPr>
+            <w:rFonts w:ascii="Cambria Math" w:hAnsi="Cambria Math"/>
+          </w:rPr>
+          <m:t>p=0.15</m:t>
+        </m:r>
+      </m:oMath>
+      <w:r>
+        <w:t xml:space="preserve"> cho các lớp Tích chập và </w:t>
+      </w:r>
+      <m:oMath>
+        <m:r>
+          <m:rPr>
+            <m:sty m:val="p"/>
+          </m:rPr>
+          <w:rPr>
+            <w:rFonts w:ascii="Cambria Math" w:hAnsi="Cambria Math"/>
+          </w:rPr>
+          <m:t>p=0.30</m:t>
+        </m:r>
+      </m:oMath>
+      <w:r>
+        <w:t xml:space="preserve"> cho lớp Kết nối đầy đủ (Fully Connected). </w:t>
+      </w:r>
+    </w:p>
+    <w:p>
+      <w:pPr>
+        <w:pStyle w:val="bth"/>
+        <w:numPr>
+          <w:ilvl w:val="0"/>
+          <w:numId w:val="35"/>
+        </w:numPr>
+        <w:tabs>
+          <w:tab w:val="clear" w:pos="720"/>
+          <w:tab w:val="num" w:pos="851"/>
+        </w:tabs>
+        <w:ind w:left="851" w:firstLine="283"/>
+      </w:pPr>
+      <w:r>
+        <w:t xml:space="preserve">Việc ngắt kết nối ngẫu nhiên này ngăn chặn hiện tượng "đồng thích nghi" (co-adaptation), ép các nơ-ron phải tự học các đặc trưng có ích thay vì ỷ lại vào </w:t>
+      </w:r>
+      <w:r>
+        <w:lastRenderedPageBreak/>
+        <w:t xml:space="preserve">các nơ-ron lân cận. Về mặt toán học, với một nơ-ron có đầu vào </w:t>
+      </w:r>
+      <m:oMath>
+        <m:r>
+          <w:rPr>
+            <w:rFonts w:ascii="Cambria Math" w:hAnsi="Cambria Math"/>
+          </w:rPr>
+          <m:t>x</m:t>
+        </m:r>
+      </m:oMath>
+      <w:r>
+        <w:t xml:space="preserve">, đầu ra </w:t>
+      </w:r>
+      <m:oMath>
+        <m:r>
+          <w:rPr>
+            <w:rFonts w:ascii="Cambria Math" w:hAnsi="Cambria Math"/>
+          </w:rPr>
+          <m:t>y</m:t>
+        </m:r>
+      </m:oMath>
+      <w:r>
+        <w:t xml:space="preserve"> sau khi áp dụng Dropout được biểu diễn bằng:</w:t>
+      </w:r>
+    </w:p>
+    <w:p>
+      <w:pPr>
+        <w:pStyle w:val="bth"/>
+        <w:numPr>
+          <w:ilvl w:val="0"/>
+          <w:numId w:val="35"/>
+        </w:numPr>
+        <w:tabs>
+          <w:tab w:val="clear" w:pos="720"/>
+          <w:tab w:val="num" w:pos="851"/>
+        </w:tabs>
+        <w:ind w:left="851" w:firstLine="283"/>
+      </w:pPr>
+      <m:oMath>
+        <m:r>
+          <w:rPr>
+            <w:rFonts w:ascii="Cambria Math" w:hAnsi="Cambria Math"/>
+          </w:rPr>
+          <m:t>y=r*x</m:t>
+        </m:r>
+      </m:oMath>
+    </w:p>
+    <w:p>
+      <w:pPr>
+        <w:pStyle w:val="bth"/>
+        <w:numPr>
+          <w:ilvl w:val="0"/>
+          <w:numId w:val="35"/>
+        </w:numPr>
+        <w:tabs>
+          <w:tab w:val="clear" w:pos="720"/>
+          <w:tab w:val="num" w:pos="851"/>
+        </w:tabs>
+        <w:ind w:left="851" w:firstLine="283"/>
+      </w:pPr>
+      <w:r>
+        <w:t xml:space="preserve">Trong đó </w:t>
+      </w:r>
+      <m:oMath>
+        <m:r>
+          <w:rPr>
+            <w:rFonts w:ascii="Cambria Math" w:hAnsi="Cambria Math"/>
+          </w:rPr>
+          <m:t>r</m:t>
+        </m:r>
+      </m:oMath>
+      <w:r>
+        <w:t xml:space="preserve"> là một vector nhị phân tuân theo phân phối Bernoulli với xác suất </w:t>
+      </w:r>
+      <m:oMath>
+        <m:r>
+          <w:rPr>
+            <w:rFonts w:ascii="Cambria Math" w:hAnsi="Cambria Math"/>
+          </w:rPr>
+          <m:t>1-p</m:t>
+        </m:r>
+      </m:oMath>
+      <w:r>
+        <w:t>.</w:t>
+      </w:r>
+    </w:p>
+    <w:p>
+      <w:pPr>
+        <w:pStyle w:val="bth"/>
+        <w:numPr>
+          <w:ilvl w:val="0"/>
+          <w:numId w:val="35"/>
+        </w:numPr>
+        <w:tabs>
+          <w:tab w:val="clear" w:pos="720"/>
+          <w:tab w:val="num" w:pos="851"/>
+        </w:tabs>
+        <w:ind w:left="851" w:firstLine="283"/>
+      </w:pPr>
+      <w:r>
+        <w:t xml:space="preserve">Một điểm kỹ thuật đặc biệt quan trọng: Kỹ thuật này chỉ được kích hoạt trong quá trình học. Khi bước vào pha kiểm thử hoặc suy luận thực tế (Inference/Testing), Dropout được tắt hoàn toàn thông qua ngữ cảnh model.eval(). Lúc này, toàn bộ các nơ-ron đều được kích hoạt để đưa ra dự đoán, tuy nhiên trọng số đầu ra của chúng sẽ tự động được nhân với tỷ lệ </w:t>
+      </w:r>
+      <m:oMath>
+        <m:d>
+          <m:dPr>
+            <m:ctrlPr>
+              <w:rPr>
+                <w:rFonts w:ascii="Cambria Math" w:hAnsi="Cambria Math"/>
+              </w:rPr>
+            </m:ctrlPr>
+          </m:dPr>
+          <m:e>
+            <m:r>
+              <w:rPr>
+                <w:rFonts w:ascii="Cambria Math" w:hAnsi="Cambria Math"/>
+              </w:rPr>
+              <m:t>1-p</m:t>
+            </m:r>
+          </m:e>
+        </m:d>
+      </m:oMath>
+      <w:r>
+        <w:t xml:space="preserve"> để bù đắp cho sự gia tăng tín hiệu so với lúc huấn luyện, đảm bảo giá trị kỳ vọng không bị thay đổi.</w:t>
+      </w:r>
+    </w:p>
+    <w:p>
+      <w:pPr>
         <w:pStyle w:val="H2"/>
       </w:pPr>
-      <w:bookmarkStart w:id="58" w:name="_Toc239320764"/>
+      <w:bookmarkStart w:id="99" w:name="_Toc239320764"/>
       <w:r>
         <w:t>4.4. Quy trình huấn luyện &amp; suy luận</w:t>
       </w:r>
-      <w:bookmarkEnd w:id="58"/>
+      <w:bookmarkEnd w:id="99"/>
     </w:p>
     <w:p>
       <w:pPr>
@@ -14037,7 +14602,6 @@
         <w:rPr>
           <w:lang w:val="en-US"/>
         </w:rPr>
-        <w:lastRenderedPageBreak/>
         <w:t>Checkpoint: sau khi huấn luyện xong, trọng số (state_dict) được lưu dưới dạng .pt (cnn.pt, mlp.pt) vào thư mục checkpoints, cho phép nạp lại mô hình để dự đoán mà không cần huấn luyện lại.</w:t>
       </w:r>
     </w:p>
@@ -14063,7 +14627,7 @@
       <w:pPr>
         <w:jc w:val="center"/>
       </w:pPr>
-      <w:bookmarkStart w:id="59" w:name="_Toc239290377"/>
+      <w:bookmarkStart w:id="100" w:name="_Toc239290377"/>
       <w:r>
         <w:drawing>
           <wp:inline distT="0" distB="0" distL="0" distR="0" wp14:anchorId="7F82F375" wp14:editId="5DC2D792">
@@ -14109,7 +14673,10 @@
           <w:lang w:val="en-US"/>
         </w:rPr>
       </w:pPr>
-      <w:bookmarkStart w:id="60" w:name="_Toc239290536"/>
+      <w:bookmarkStart w:id="101" w:name="_Toc239290536"/>
+      <w:bookmarkStart w:id="102" w:name="_Toc239343296"/>
+      <w:bookmarkStart w:id="103" w:name="_Toc239343351"/>
+      <w:bookmarkStart w:id="104" w:name="_Toc239343436"/>
       <w:r>
         <w:t>Hình</w:t>
       </w:r>
@@ -14125,8 +14692,11 @@
       <w:r>
         <w:t xml:space="preserve"> Lưu đồ quy trình xử lý của hệ thống</w:t>
       </w:r>
-      <w:bookmarkEnd w:id="59"/>
-      <w:bookmarkEnd w:id="60"/>
+      <w:bookmarkEnd w:id="100"/>
+      <w:bookmarkEnd w:id="101"/>
+      <w:bookmarkEnd w:id="102"/>
+      <w:bookmarkEnd w:id="103"/>
+      <w:bookmarkEnd w:id="104"/>
     </w:p>
     <w:p>
       <w:pPr>
@@ -14157,7 +14727,7 @@
           <w:lang w:val="en-US"/>
         </w:rPr>
       </w:pPr>
-      <w:bookmarkStart w:id="61" w:name="_Toc239320765"/>
+      <w:bookmarkStart w:id="105" w:name="_Toc239320765"/>
       <w:r>
         <w:rPr>
           <w:noProof/>
@@ -14166,7 +14736,7 @@
         <w:lastRenderedPageBreak/>
         <w:t>CHƯƠNG 5. THỰC NGHIỆM VÀ ĐÁNH GIÁ</w:t>
       </w:r>
-      <w:bookmarkEnd w:id="61"/>
+      <w:bookmarkEnd w:id="105"/>
     </w:p>
     <w:p>
       <w:pPr>
@@ -14175,14 +14745,14 @@
           <w:lang w:val="en-US"/>
         </w:rPr>
       </w:pPr>
-      <w:bookmarkStart w:id="62" w:name="_Toc239320766"/>
+      <w:bookmarkStart w:id="106" w:name="_Toc239320766"/>
       <w:r>
         <w:rPr>
           <w:lang w:val="en-US"/>
         </w:rPr>
         <w:t>5.1. Thiết lập thí nghiệm</w:t>
       </w:r>
-      <w:bookmarkEnd w:id="62"/>
+      <w:bookmarkEnd w:id="106"/>
     </w:p>
     <w:p>
       <w:pPr>
@@ -14245,14 +14815,14 @@
           <w:lang w:val="en-US"/>
         </w:rPr>
       </w:pPr>
-      <w:bookmarkStart w:id="63" w:name="_Toc239320767"/>
+      <w:bookmarkStart w:id="107" w:name="_Toc239320767"/>
       <w:r>
         <w:rPr>
           <w:lang w:val="en-US"/>
         </w:rPr>
         <w:t>5.2. Kết quả Accuracy/Loss</w:t>
       </w:r>
-      <w:bookmarkEnd w:id="63"/>
+      <w:bookmarkEnd w:id="107"/>
     </w:p>
     <w:p>
       <w:pPr>
@@ -14270,21 +14840,15 @@
     </w:p>
     <w:p>
       <w:pPr>
-        <w:pStyle w:val="bth"/>
         <w:jc w:val="center"/>
-        <w:rPr>
-          <w:lang w:val="en-US"/>
-        </w:rPr>
-      </w:pPr>
-      <w:r>
-        <w:rPr>
-          <w:lang w:val="en-US"/>
-        </w:rPr>
+      </w:pPr>
+      <w:bookmarkStart w:id="108" w:name="_Toc239343297"/>
+      <w:r>
         <w:drawing>
-          <wp:inline distT="0" distB="0" distL="0" distR="0" wp14:anchorId="57DA79F3" wp14:editId="5AA76C3C">
-            <wp:extent cx="5760085" cy="1874520"/>
-            <wp:effectExtent l="0" t="0" r="0" b="0"/>
-            <wp:docPr id="359773487" name="Picture 10"/>
+          <wp:inline distT="0" distB="0" distL="0" distR="0" wp14:anchorId="19A6BDDF" wp14:editId="4C323281">
+            <wp:extent cx="4425461" cy="2909165"/>
+            <wp:effectExtent l="0" t="0" r="0" b="5715"/>
+            <wp:docPr id="1256728734" name="Picture 1"/>
             <wp:cNvGraphicFramePr>
               <a:graphicFrameLocks xmlns:a="http://schemas.openxmlformats.org/drawingml/2006/main" noChangeAspect="1"/>
             </wp:cNvGraphicFramePr>
@@ -14292,13 +14856,13 @@
               <a:graphicData uri="http://schemas.openxmlformats.org/drawingml/2006/picture">
                 <pic:pic xmlns:pic="http://schemas.openxmlformats.org/drawingml/2006/picture">
                   <pic:nvPicPr>
-                    <pic:cNvPr id="0" name="Picture 18"/>
+                    <pic:cNvPr id="0" name="Picture 1"/>
                     <pic:cNvPicPr>
                       <a:picLocks noChangeAspect="1" noChangeArrowheads="1"/>
                     </pic:cNvPicPr>
                   </pic:nvPicPr>
                   <pic:blipFill>
-                    <a:blip r:embed="rId23" cstate="print">
+                    <a:blip r:embed="rId23">
                       <a:extLst>
                         <a:ext uri="{28A0092B-C50C-407E-A947-70E740481C1C}">
                           <a14:useLocalDpi xmlns:a14="http://schemas.microsoft.com/office/drawing/2010/main" val="0"/>
@@ -14313,7 +14877,7 @@
                   <pic:spPr bwMode="auto">
                     <a:xfrm>
                       <a:off x="0" y="0"/>
-                      <a:ext cx="5760085" cy="1874520"/>
+                      <a:ext cx="4496895" cy="2956123"/>
                     </a:xfrm>
                     <a:prstGeom prst="rect">
                       <a:avLst/>
@@ -14329,6 +14893,7 @@
           </wp:inline>
         </w:drawing>
       </w:r>
+      <w:bookmarkEnd w:id="108"/>
     </w:p>
     <w:p>
       <w:pPr>
@@ -14337,16 +14902,41 @@
           <w:lang w:val="en-US"/>
         </w:rPr>
       </w:pPr>
-      <w:bookmarkStart w:id="64" w:name="_Toc239290378"/>
-      <w:bookmarkStart w:id="65" w:name="_Toc239290537"/>
-      <w:r>
-        <w:rPr>
-          <w:lang w:val="en-US"/>
-        </w:rPr>
-        <w:t>Hình 5.1 Hình ảnh minh họa biểu đồ Loss/Accuracy của MLP</w:t>
-      </w:r>
-      <w:bookmarkEnd w:id="64"/>
-      <w:bookmarkEnd w:id="65"/>
+      <w:bookmarkStart w:id="109" w:name="_Toc239343298"/>
+      <w:bookmarkStart w:id="110" w:name="_Toc239343352"/>
+      <w:bookmarkStart w:id="111" w:name="_Toc239343437"/>
+      <w:r>
+        <w:rPr>
+          <w:lang w:val="en-US"/>
+        </w:rPr>
+        <w:t xml:space="preserve">Hình 5.1 Hình ảnh minh </w:t>
+      </w:r>
+      <w:r>
+        <w:t>họa</w:t>
+      </w:r>
+      <w:r>
+        <w:rPr>
+          <w:lang w:val="en-US"/>
+        </w:rPr>
+        <w:t xml:space="preserve"> biểu đồ </w:t>
+      </w:r>
+      <w:r>
+        <w:rPr>
+          <w:lang w:val="en-US"/>
+        </w:rPr>
+        <w:t>Validation qua các epoch</w:t>
+      </w:r>
+      <w:bookmarkEnd w:id="109"/>
+      <w:bookmarkEnd w:id="110"/>
+      <w:bookmarkEnd w:id="111"/>
+    </w:p>
+    <w:p>
+      <w:pPr>
+        <w:pStyle w:val="chuthich"/>
+        <w:rPr>
+          <w:lang w:val="en-US"/>
+        </w:rPr>
+      </w:pPr>
     </w:p>
     <w:p>
       <w:pPr>
@@ -14361,10 +14951,10 @@
           <w:lang w:val="en-US"/>
         </w:rPr>
         <w:drawing>
-          <wp:inline distT="0" distB="0" distL="0" distR="0" wp14:anchorId="53C7DFB0" wp14:editId="08CDCFBE">
+          <wp:inline distT="0" distB="0" distL="0" distR="0" wp14:anchorId="57DA79F3" wp14:editId="5AA76C3C">
             <wp:extent cx="5760085" cy="1874520"/>
             <wp:effectExtent l="0" t="0" r="0" b="0"/>
-            <wp:docPr id="2059973692" name="Picture 8"/>
+            <wp:docPr id="359773487" name="Picture 10"/>
             <wp:cNvGraphicFramePr>
               <a:graphicFrameLocks xmlns:a="http://schemas.openxmlformats.org/drawingml/2006/main" noChangeAspect="1"/>
             </wp:cNvGraphicFramePr>
@@ -14372,7 +14962,7 @@
               <a:graphicData uri="http://schemas.openxmlformats.org/drawingml/2006/picture">
                 <pic:pic xmlns:pic="http://schemas.openxmlformats.org/drawingml/2006/picture">
                   <pic:nvPicPr>
-                    <pic:cNvPr id="0" name="Picture 14"/>
+                    <pic:cNvPr id="0" name="Picture 18"/>
                     <pic:cNvPicPr>
                       <a:picLocks noChangeAspect="1" noChangeArrowheads="1"/>
                     </pic:cNvPicPr>
@@ -14417,16 +15007,133 @@
           <w:lang w:val="en-US"/>
         </w:rPr>
       </w:pPr>
-      <w:bookmarkStart w:id="66" w:name="_Toc239290379"/>
-      <w:bookmarkStart w:id="67" w:name="_Toc239290538"/>
-      <w:r>
-        <w:rPr>
-          <w:lang w:val="en-US"/>
-        </w:rPr>
-        <w:t>Hình 5.2 Hình ảnh minh họa biểu đồ Loss/Accuracy của CNN</w:t>
-      </w:r>
-      <w:bookmarkEnd w:id="66"/>
-      <w:bookmarkEnd w:id="67"/>
+      <w:bookmarkStart w:id="112" w:name="_Toc239290378"/>
+      <w:bookmarkStart w:id="113" w:name="_Toc239290537"/>
+      <w:bookmarkStart w:id="114" w:name="_Toc239343299"/>
+      <w:bookmarkStart w:id="115" w:name="_Toc239343353"/>
+      <w:bookmarkStart w:id="116" w:name="_Toc239343438"/>
+      <w:r>
+        <w:rPr>
+          <w:lang w:val="en-US"/>
+        </w:rPr>
+        <w:t>Hình 5.</w:t>
+      </w:r>
+      <w:r>
+        <w:rPr>
+          <w:lang w:val="en-US"/>
+        </w:rPr>
+        <w:t>2</w:t>
+      </w:r>
+      <w:r>
+        <w:rPr>
+          <w:lang w:val="en-US"/>
+        </w:rPr>
+        <w:t xml:space="preserve"> Hình ảnh minh họa biểu đồ Loss/Accuracy của MLP</w:t>
+      </w:r>
+      <w:bookmarkEnd w:id="112"/>
+      <w:bookmarkEnd w:id="113"/>
+      <w:bookmarkEnd w:id="114"/>
+      <w:bookmarkEnd w:id="115"/>
+      <w:bookmarkEnd w:id="116"/>
+    </w:p>
+    <w:p>
+      <w:pPr>
+        <w:pStyle w:val="bth"/>
+        <w:jc w:val="center"/>
+        <w:rPr>
+          <w:lang w:val="en-US"/>
+        </w:rPr>
+      </w:pPr>
+      <w:r>
+        <w:rPr>
+          <w:lang w:val="en-US"/>
+        </w:rPr>
+        <w:lastRenderedPageBreak/>
+        <w:drawing>
+          <wp:inline distT="0" distB="0" distL="0" distR="0" wp14:anchorId="53C7DFB0" wp14:editId="08CDCFBE">
+            <wp:extent cx="5760085" cy="1874520"/>
+            <wp:effectExtent l="0" t="0" r="0" b="0"/>
+            <wp:docPr id="2059973692" name="Picture 8"/>
+            <wp:cNvGraphicFramePr>
+              <a:graphicFrameLocks xmlns:a="http://schemas.openxmlformats.org/drawingml/2006/main" noChangeAspect="1"/>
+            </wp:cNvGraphicFramePr>
+            <a:graphic xmlns:a="http://schemas.openxmlformats.org/drawingml/2006/main">
+              <a:graphicData uri="http://schemas.openxmlformats.org/drawingml/2006/picture">
+                <pic:pic xmlns:pic="http://schemas.openxmlformats.org/drawingml/2006/picture">
+                  <pic:nvPicPr>
+                    <pic:cNvPr id="0" name="Picture 14"/>
+                    <pic:cNvPicPr>
+                      <a:picLocks noChangeAspect="1" noChangeArrowheads="1"/>
+                    </pic:cNvPicPr>
+                  </pic:nvPicPr>
+                  <pic:blipFill>
+                    <a:blip r:embed="rId25" cstate="print">
+                      <a:extLst>
+                        <a:ext uri="{28A0092B-C50C-407E-A947-70E740481C1C}">
+                          <a14:useLocalDpi xmlns:a14="http://schemas.microsoft.com/office/drawing/2010/main" val="0"/>
+                        </a:ext>
+                      </a:extLst>
+                    </a:blip>
+                    <a:srcRect/>
+                    <a:stretch>
+                      <a:fillRect/>
+                    </a:stretch>
+                  </pic:blipFill>
+                  <pic:spPr bwMode="auto">
+                    <a:xfrm>
+                      <a:off x="0" y="0"/>
+                      <a:ext cx="5760085" cy="1874520"/>
+                    </a:xfrm>
+                    <a:prstGeom prst="rect">
+                      <a:avLst/>
+                    </a:prstGeom>
+                    <a:noFill/>
+                    <a:ln>
+                      <a:noFill/>
+                    </a:ln>
+                  </pic:spPr>
+                </pic:pic>
+              </a:graphicData>
+            </a:graphic>
+          </wp:inline>
+        </w:drawing>
+      </w:r>
+    </w:p>
+    <w:p>
+      <w:pPr>
+        <w:pStyle w:val="chuthich"/>
+        <w:rPr>
+          <w:lang w:val="en-US"/>
+        </w:rPr>
+      </w:pPr>
+      <w:bookmarkStart w:id="117" w:name="_Toc239290379"/>
+      <w:bookmarkStart w:id="118" w:name="_Toc239290538"/>
+      <w:bookmarkStart w:id="119" w:name="_Toc239343300"/>
+      <w:bookmarkStart w:id="120" w:name="_Toc239343354"/>
+      <w:bookmarkStart w:id="121" w:name="_Toc239343439"/>
+      <w:r>
+        <w:rPr>
+          <w:lang w:val="en-US"/>
+        </w:rPr>
+        <w:t>Hình 5.</w:t>
+      </w:r>
+      <w:r>
+        <w:rPr>
+          <w:lang w:val="en-US"/>
+        </w:rPr>
+        <w:t>3</w:t>
+      </w:r>
+      <w:r>
+        <w:rPr>
+          <w:lang w:val="en-US"/>
+        </w:rPr>
+        <w:t xml:space="preserve"> Hình ảnh minh họa biểu đồ Loss/Accuracy của CNN</w:t>
+      </w:r>
+      <w:bookmarkEnd w:id="117"/>
+      <w:bookmarkEnd w:id="118"/>
+      <w:bookmarkEnd w:id="119"/>
+      <w:bookmarkEnd w:id="120"/>
+      <w:bookmarkEnd w:id="121"/>
     </w:p>
     <w:p>
       <w:pPr>
@@ -14435,14 +15142,101 @@
           <w:lang w:val="en-US"/>
         </w:rPr>
       </w:pPr>
-      <w:bookmarkStart w:id="68" w:name="_Toc239320768"/>
+      <w:bookmarkStart w:id="122" w:name="_Toc239320768"/>
       <w:r>
         <w:rPr>
           <w:lang w:val="en-US"/>
         </w:rPr>
         <w:t>5.3. Precision / Recall / F1-score</w:t>
       </w:r>
-      <w:bookmarkEnd w:id="68"/>
+      <w:bookmarkEnd w:id="122"/>
+    </w:p>
+    <w:p>
+      <w:pPr>
+        <w:ind w:firstLine="709"/>
+        <w:jc w:val="center"/>
+      </w:pPr>
+      <w:r>
+        <w:drawing>
+          <wp:inline distT="0" distB="0" distL="0" distR="0" wp14:anchorId="51BFF93E" wp14:editId="2E04FB26">
+            <wp:extent cx="5380453" cy="762635"/>
+            <wp:effectExtent l="0" t="0" r="0" b="0"/>
+            <wp:docPr id="1360017060" name="Picture 1"/>
+            <wp:cNvGraphicFramePr>
+              <a:graphicFrameLocks xmlns:a="http://schemas.openxmlformats.org/drawingml/2006/main" noChangeAspect="1"/>
+            </wp:cNvGraphicFramePr>
+            <a:graphic xmlns:a="http://schemas.openxmlformats.org/drawingml/2006/main">
+              <a:graphicData uri="http://schemas.openxmlformats.org/drawingml/2006/picture">
+                <pic:pic xmlns:pic="http://schemas.openxmlformats.org/drawingml/2006/picture">
+                  <pic:nvPicPr>
+                    <pic:cNvPr id="1360017060" name=""/>
+                    <pic:cNvPicPr/>
+                  </pic:nvPicPr>
+                  <pic:blipFill>
+                    <a:blip r:embed="rId26"/>
+                    <a:stretch>
+                      <a:fillRect/>
+                    </a:stretch>
+                  </pic:blipFill>
+                  <pic:spPr>
+                    <a:xfrm>
+                      <a:off x="0" y="0"/>
+                      <a:ext cx="5383769" cy="763105"/>
+                    </a:xfrm>
+                    <a:prstGeom prst="rect">
+                      <a:avLst/>
+                    </a:prstGeom>
+                  </pic:spPr>
+                </pic:pic>
+              </a:graphicData>
+            </a:graphic>
+          </wp:inline>
+        </w:drawing>
+      </w:r>
+    </w:p>
+    <w:p>
+      <w:pPr>
+        <w:pStyle w:val="chuthich"/>
+        <w:rPr>
+          <w:lang w:val="en-US"/>
+        </w:rPr>
+      </w:pPr>
+      <w:bookmarkStart w:id="123" w:name="_Toc239343301"/>
+      <w:bookmarkStart w:id="124" w:name="_Toc239343355"/>
+      <w:bookmarkStart w:id="125" w:name="_Toc239343440"/>
+      <w:r>
+        <w:t xml:space="preserve">Hình </w:t>
+      </w:r>
+      <w:r>
+        <w:rPr>
+          <w:lang w:val="en-US"/>
+        </w:rPr>
+        <w:t>5</w:t>
+      </w:r>
+      <w:r>
+        <w:t>.</w:t>
+      </w:r>
+      <w:r>
+        <w:rPr>
+          <w:lang w:val="en-US"/>
+        </w:rPr>
+        <w:t>4</w:t>
+      </w:r>
+      <w:r>
+        <w:t xml:space="preserve"> </w:t>
+      </w:r>
+      <w:r>
+        <w:t xml:space="preserve">Hình </w:t>
+      </w:r>
+      <w:r>
+        <w:t>ảnh</w:t>
+      </w:r>
+      <w:r>
+        <w:t xml:space="preserve"> output khi so sánh hai mô hình</w:t>
+      </w:r>
+      <w:bookmarkEnd w:id="123"/>
+      <w:bookmarkEnd w:id="124"/>
+      <w:bookmarkEnd w:id="125"/>
     </w:p>
     <w:tbl>
       <w:tblPr>
@@ -14890,8 +15684,9 @@
           <w:lang w:val="en-US"/>
         </w:rPr>
       </w:pPr>
-      <w:bookmarkStart w:id="69" w:name="_Toc239020175"/>
-      <w:bookmarkStart w:id="70" w:name="_Toc239290570"/>
+      <w:bookmarkStart w:id="126" w:name="_Toc239020175"/>
+      <w:bookmarkStart w:id="127" w:name="_Toc239290570"/>
+      <w:bookmarkStart w:id="128" w:name="_Toc239343472"/>
       <w:r>
         <w:rPr>
           <w:lang w:val="en-US"/>
@@ -14946,8 +15741,77 @@
         </w:rPr>
         <w:t xml:space="preserve"> Bảng so sánh các chỉ số đánh giá giữa mô hình MLP và CNN</w:t>
       </w:r>
-      <w:bookmarkEnd w:id="69"/>
-      <w:bookmarkEnd w:id="70"/>
+      <w:bookmarkEnd w:id="126"/>
+      <w:bookmarkEnd w:id="127"/>
+      <w:bookmarkEnd w:id="128"/>
+    </w:p>
+    <w:p>
+      <w:pPr>
+        <w:pStyle w:val="bth"/>
+        <w:rPr>
+          <w:lang w:val="en-US"/>
+        </w:rPr>
+      </w:pPr>
+      <w:r>
+        <w:rPr>
+          <w:lang w:val="en-US"/>
+        </w:rPr>
+        <w:t>Dựa vào các số liệu thống kê tại Bảng 5.1, có thể thấy mô hình CNN đã thể hiện sự vượt trội toàn diện so với mạng MLP cơ sở trên mọi thang đo. Cụ thể:</w:t>
+      </w:r>
+    </w:p>
+    <w:p>
+      <w:pPr>
+        <w:pStyle w:val="bth"/>
+        <w:numPr>
+          <w:ilvl w:val="0"/>
+          <w:numId w:val="37"/>
+        </w:numPr>
+        <w:rPr>
+          <w:lang w:val="en-US"/>
+        </w:rPr>
+      </w:pPr>
+      <w:r>
+        <w:rPr>
+          <w:lang w:val="en-US"/>
+        </w:rPr>
+        <w:t>Độ chính xác tổng thể (Accuracy): Mô hình CNN đạt mức 93.18%, cao hơn đáng kể so với mức 84.73% của MLP (cải thiện khoảng 8.45 điểm phần trăm).</w:t>
+      </w:r>
+    </w:p>
+    <w:p>
+      <w:pPr>
+        <w:pStyle w:val="bth"/>
+        <w:numPr>
+          <w:ilvl w:val="0"/>
+          <w:numId w:val="37"/>
+        </w:numPr>
+        <w:rPr>
+          <w:lang w:val="en-US"/>
+        </w:rPr>
+      </w:pPr>
+      <w:r>
+        <w:rPr>
+          <w:lang w:val="en-US"/>
+        </w:rPr>
+        <w:t>Tính ổn định phân loại (Precision, Recall &amp; F1-score): Các chỉ số trung bình (macro avg) của CNN đều đạt trên 0.93. Điều này cho thấy mô hình dự đoán khá đồng đều và ổn định trên cả 10 lớp trang phục, ít bị hiện tượng học lệch (chỉ nhận diện tốt các lớp dễ và đoán sai các lớp khó). Trong khi đó, F1-score của MLP chỉ đạt khoảng 0.84, chứng tỏ mạng này xử lý khá kém khi gặp các loại quần áo có hình dáng gần giống nhau.</w:t>
+      </w:r>
+    </w:p>
+    <w:p>
+      <w:pPr>
+        <w:pStyle w:val="bth"/>
+        <w:numPr>
+          <w:ilvl w:val="0"/>
+          <w:numId w:val="37"/>
+        </w:numPr>
+        <w:rPr>
+          <w:lang w:val="en-US"/>
+        </w:rPr>
+      </w:pPr>
+      <w:r>
+        <w:rPr>
+          <w:lang w:val="en-US"/>
+        </w:rPr>
+        <w:t>Sự đánh đổi về kích thước (Params): Để đạt được hiệu năng vượt trội này, kiến trúc CNN đòi hỏi chi phí tính toán cao hơn với 871,530 tham số (gấp khoảng 3.7 lần so với MLP). Dù vậy, con số này vẫn hoàn toàn nằm trong quỹ đạo tối ưu (dưới 1 triệu tham số) mà nhóm đã đặt ra ở mục tiêu ban đầu, đảm bảo tính khả thi khi triển khai ứng dụng thực tế.</w:t>
+      </w:r>
     </w:p>
     <w:p>
       <w:pPr>
@@ -14956,7 +15820,7 @@
           <w:lang w:val="en-US"/>
         </w:rPr>
       </w:pPr>
-      <w:bookmarkStart w:id="71" w:name="_Toc239320769"/>
+      <w:bookmarkStart w:id="129" w:name="_Toc239320769"/>
       <w:r>
         <w:rPr>
           <w:lang w:val="en-US"/>
@@ -14964,7 +15828,7 @@
         <w:lastRenderedPageBreak/>
         <w:t>5.4. Phân tích Confusion Matrix</w:t>
       </w:r>
-      <w:bookmarkEnd w:id="71"/>
+      <w:bookmarkEnd w:id="129"/>
     </w:p>
     <w:p>
       <w:pPr>
@@ -15012,7 +15876,7 @@
                     </pic:cNvPicPr>
                   </pic:nvPicPr>
                   <pic:blipFill>
-                    <a:blip r:embed="rId25">
+                    <a:blip r:embed="rId27">
                       <a:extLst>
                         <a:ext uri="{28A0092B-C50C-407E-A947-70E740481C1C}">
                           <a14:useLocalDpi xmlns:a14="http://schemas.microsoft.com/office/drawing/2010/main" val="0"/>
@@ -15051,16 +15915,34 @@
           <w:lang w:val="en-US"/>
         </w:rPr>
       </w:pPr>
-      <w:bookmarkStart w:id="72" w:name="_Toc239290380"/>
-      <w:bookmarkStart w:id="73" w:name="_Toc239290539"/>
-      <w:r>
-        <w:rPr>
-          <w:lang w:val="en-US"/>
-        </w:rPr>
-        <w:t>Hình 5.3 Confusion Matrix của MLP</w:t>
-      </w:r>
-      <w:bookmarkEnd w:id="72"/>
-      <w:bookmarkEnd w:id="73"/>
+      <w:bookmarkStart w:id="130" w:name="_Toc239290380"/>
+      <w:bookmarkStart w:id="131" w:name="_Toc239290539"/>
+      <w:bookmarkStart w:id="132" w:name="_Toc239343302"/>
+      <w:bookmarkStart w:id="133" w:name="_Toc239343356"/>
+      <w:bookmarkStart w:id="134" w:name="_Toc239343441"/>
+      <w:r>
+        <w:rPr>
+          <w:lang w:val="en-US"/>
+        </w:rPr>
+        <w:t>Hình 5.</w:t>
+      </w:r>
+      <w:r>
+        <w:rPr>
+          <w:lang w:val="en-US"/>
+        </w:rPr>
+        <w:t>5</w:t>
+      </w:r>
+      <w:r>
+        <w:rPr>
+          <w:lang w:val="en-US"/>
+        </w:rPr>
+        <w:t xml:space="preserve"> Confusion Matrix của MLP</w:t>
+      </w:r>
+      <w:bookmarkEnd w:id="130"/>
+      <w:bookmarkEnd w:id="131"/>
+      <w:bookmarkEnd w:id="132"/>
+      <w:bookmarkEnd w:id="133"/>
+      <w:bookmarkEnd w:id="134"/>
     </w:p>
     <w:p>
       <w:pPr>
@@ -15074,7 +15956,31 @@
         <w:rPr>
           <w:lang w:val="en-US"/>
         </w:rPr>
-        <w:t>CNN: cải thiện rõ rệt - Shirt tăng từ 493 lên 798 mẫu đúng; Coat tăng từ 715 lên 903 mẫu đúng. Các lớp có hình dáng đặc trưng rõ (Trouser, Sandal, Bag) đạt độ chính xác gần tuyệt đối (&gt;970 mẫu đúng).</w:t>
+        <w:t xml:space="preserve">CNN: cải thiện rõ rệt - Shirt tăng từ 493 lên </w:t>
+      </w:r>
+      <w:r>
+        <w:rPr>
+          <w:lang w:val="en-US"/>
+        </w:rPr>
+        <w:t>784</w:t>
+      </w:r>
+      <w:r>
+        <w:rPr>
+          <w:lang w:val="en-US"/>
+        </w:rPr>
+        <w:t xml:space="preserve"> mẫu đúng; Coat tăng từ 715 lên </w:t>
+      </w:r>
+      <w:r>
+        <w:rPr>
+          <w:lang w:val="en-US"/>
+        </w:rPr>
+        <w:t>890</w:t>
+      </w:r>
+      <w:r>
+        <w:rPr>
+          <w:lang w:val="en-US"/>
+        </w:rPr>
+        <w:t xml:space="preserve"> mẫu đúng. Các lớp có hình dáng đặc trưng rõ (Trouser, Sandal, Bag) đạt độ chính xác gần tuyệt đối (&gt;970 mẫu đúng).</w:t>
       </w:r>
     </w:p>
     <w:p>
@@ -15109,7 +16015,7 @@
                     </pic:cNvPicPr>
                   </pic:nvPicPr>
                   <pic:blipFill>
-                    <a:blip r:embed="rId26">
+                    <a:blip r:embed="rId28">
                       <a:extLst>
                         <a:ext uri="{28A0092B-C50C-407E-A947-70E740481C1C}">
                           <a14:useLocalDpi xmlns:a14="http://schemas.microsoft.com/office/drawing/2010/main" val="0"/>
@@ -15148,8 +16054,11 @@
           <w:lang w:val="en-US"/>
         </w:rPr>
       </w:pPr>
-      <w:bookmarkStart w:id="74" w:name="_Toc239290381"/>
-      <w:bookmarkStart w:id="75" w:name="_Toc239290540"/>
+      <w:bookmarkStart w:id="135" w:name="_Toc239290381"/>
+      <w:bookmarkStart w:id="136" w:name="_Toc239290540"/>
+      <w:bookmarkStart w:id="137" w:name="_Toc239343303"/>
+      <w:bookmarkStart w:id="138" w:name="_Toc239343357"/>
+      <w:bookmarkStart w:id="139" w:name="_Toc239343442"/>
       <w:r>
         <w:rPr>
           <w:lang w:val="en-US"/>
@@ -15160,7 +16069,7 @@
         <w:rPr>
           <w:lang w:val="en-US"/>
         </w:rPr>
-        <w:t>4</w:t>
+        <w:t>6</w:t>
       </w:r>
       <w:r>
         <w:rPr>
@@ -15168,14 +16077,17 @@
         </w:rPr>
         <w:t xml:space="preserve"> Confusion Matrix của </w:t>
       </w:r>
-      <w:bookmarkEnd w:id="74"/>
-      <w:bookmarkEnd w:id="75"/>
+      <w:bookmarkEnd w:id="135"/>
+      <w:bookmarkEnd w:id="136"/>
       <w:r>
         <w:rPr>
           <w:lang w:val="en-US"/>
         </w:rPr>
         <w:t>CNN</w:t>
       </w:r>
+      <w:bookmarkEnd w:id="137"/>
+      <w:bookmarkEnd w:id="138"/>
+      <w:bookmarkEnd w:id="139"/>
     </w:p>
     <w:p>
       <w:pPr>
@@ -15192,13 +16104,38 @@
         <w:rPr>
           <w:lang w:val="en-US"/>
         </w:rPr>
-        <w:t>Hạn chế còn lại của CNN: vẫn còn lỗi nhỏ giữa Shirt↔T-shirt/top (93 lần) và Coat↔Pullover (22 lần) - hợp lý do độ phân giải thấp (28×28) và ảnh đơn sắc thiếu thông tin chất liệu/màu sắc.</w:t>
+        <w:t>Hạn chế còn lại của CNN: vẫn còn lỗi nhỏ giữa Shirt↔T-shirt/top (</w:t>
+      </w:r>
+      <w:r>
+        <w:rPr>
+          <w:lang w:val="en-US"/>
+        </w:rPr>
+        <w:t>104</w:t>
+      </w:r>
+      <w:r>
+        <w:rPr>
+          <w:lang w:val="en-US"/>
+        </w:rPr>
+        <w:t xml:space="preserve"> lần) và Coat↔Pullover (</w:t>
+      </w:r>
+      <w:r>
+        <w:rPr>
+          <w:lang w:val="en-US"/>
+        </w:rPr>
+        <w:t>40</w:t>
+      </w:r>
+      <w:r>
+        <w:rPr>
+          <w:lang w:val="en-US"/>
+        </w:rPr>
+        <w:t xml:space="preserve"> lần) - hợp lý do độ phân giải thấp (28×28) và ảnh đơn sắc thiếu thông tin chất liệu/màu sắc.</w:t>
       </w:r>
     </w:p>
     <w:p>
       <w:pPr>
         <w:pStyle w:val="bth"/>
         <w:ind w:left="720" w:firstLine="0"/>
+        <w:jc w:val="center"/>
         <w:rPr>
           <w:lang w:val="en-US"/>
         </w:rPr>
@@ -15224,7 +16161,7 @@
                     <pic:cNvPicPr/>
                   </pic:nvPicPr>
                   <pic:blipFill>
-                    <a:blip r:embed="rId27"/>
+                    <a:blip r:embed="rId29"/>
                     <a:stretch>
                       <a:fillRect/>
                     </a:stretch>
@@ -15252,16 +16189,34 @@
           <w:lang w:val="en-US"/>
         </w:rPr>
       </w:pPr>
-      <w:bookmarkStart w:id="76" w:name="_Toc239290382"/>
-      <w:bookmarkStart w:id="77" w:name="_Toc239290541"/>
-      <w:r>
-        <w:rPr>
-          <w:lang w:val="en-US"/>
-        </w:rPr>
-        <w:t>Hình 5.5: Một số mẫu dữ liệu bị mô hình CNN nhận diện sai do thiếu chi tiết đặc trưng</w:t>
-      </w:r>
-      <w:bookmarkEnd w:id="76"/>
-      <w:bookmarkEnd w:id="77"/>
+      <w:bookmarkStart w:id="140" w:name="_Toc239290382"/>
+      <w:bookmarkStart w:id="141" w:name="_Toc239290541"/>
+      <w:bookmarkStart w:id="142" w:name="_Toc239343304"/>
+      <w:bookmarkStart w:id="143" w:name="_Toc239343358"/>
+      <w:bookmarkStart w:id="144" w:name="_Toc239343443"/>
+      <w:r>
+        <w:rPr>
+          <w:lang w:val="en-US"/>
+        </w:rPr>
+        <w:t>Hình 5.</w:t>
+      </w:r>
+      <w:r>
+        <w:rPr>
+          <w:lang w:val="en-US"/>
+        </w:rPr>
+        <w:t>7</w:t>
+      </w:r>
+      <w:r>
+        <w:rPr>
+          <w:lang w:val="en-US"/>
+        </w:rPr>
+        <w:t>: Một số mẫu dữ liệu bị mô hình CNN nhận diện sai do thiếu chi tiết đặc trưng</w:t>
+      </w:r>
+      <w:bookmarkEnd w:id="140"/>
+      <w:bookmarkEnd w:id="141"/>
+      <w:bookmarkEnd w:id="142"/>
+      <w:bookmarkEnd w:id="143"/>
+      <w:bookmarkEnd w:id="144"/>
     </w:p>
     <w:p>
       <w:pPr>
@@ -15302,14 +16257,14 @@
           <w:lang w:val="en-US"/>
         </w:rPr>
       </w:pPr>
-      <w:bookmarkStart w:id="78" w:name="_Toc239320770"/>
+      <w:bookmarkStart w:id="145" w:name="_Toc239320770"/>
       <w:r>
         <w:rPr>
           <w:lang w:val="en-US"/>
         </w:rPr>
         <w:t>5.5. So sánh các mô hình</w:t>
       </w:r>
-      <w:bookmarkEnd w:id="78"/>
+      <w:bookmarkEnd w:id="145"/>
     </w:p>
     <w:p>
       <w:pPr>
@@ -15347,7 +16302,7 @@
           <w:lang w:val="en-US"/>
         </w:rPr>
       </w:pPr>
-      <w:bookmarkStart w:id="79" w:name="_Toc239320771"/>
+      <w:bookmarkStart w:id="146" w:name="_Toc239320771"/>
       <w:r>
         <w:rPr>
           <w:noProof/>
@@ -15356,7 +16311,7 @@
         <w:lastRenderedPageBreak/>
         <w:t>CHƯƠNG 6. KẾT LUẬN</w:t>
       </w:r>
-      <w:bookmarkEnd w:id="79"/>
+      <w:bookmarkEnd w:id="146"/>
     </w:p>
     <w:p>
       <w:pPr>
@@ -15365,14 +16320,14 @@
           <w:lang w:val="en-US"/>
         </w:rPr>
       </w:pPr>
-      <w:bookmarkStart w:id="80" w:name="_Toc239320772"/>
+      <w:bookmarkStart w:id="147" w:name="_Toc239320772"/>
       <w:r>
         <w:rPr>
           <w:lang w:val="en-US"/>
         </w:rPr>
         <w:t>6.1. Kết quả đạt được</w:t>
       </w:r>
-      <w:bookmarkEnd w:id="80"/>
+      <w:bookmarkEnd w:id="147"/>
     </w:p>
     <w:p>
       <w:pPr>
@@ -15395,14 +16350,14 @@
           <w:lang w:val="en-US"/>
         </w:rPr>
       </w:pPr>
-      <w:bookmarkStart w:id="81" w:name="_Toc239320773"/>
+      <w:bookmarkStart w:id="148" w:name="_Toc239320773"/>
       <w:r>
         <w:rPr>
           <w:lang w:val="en-US"/>
         </w:rPr>
         <w:t>6.2. Hạn chế</w:t>
       </w:r>
-      <w:bookmarkEnd w:id="81"/>
+      <w:bookmarkEnd w:id="148"/>
     </w:p>
     <w:p>
       <w:pPr>
@@ -15465,14 +16420,14 @@
           <w:lang w:val="en-US"/>
         </w:rPr>
       </w:pPr>
-      <w:bookmarkStart w:id="82" w:name="_Toc239320774"/>
+      <w:bookmarkStart w:id="149" w:name="_Toc239320774"/>
       <w:r>
         <w:rPr>
           <w:lang w:val="en-US"/>
         </w:rPr>
         <w:t>6.3. Hướng phát triển</w:t>
       </w:r>
-      <w:bookmarkEnd w:id="82"/>
+      <w:bookmarkEnd w:id="149"/>
     </w:p>
     <w:p>
       <w:pPr>
@@ -15566,7 +16521,7 @@
           <w:lang w:val="en-US"/>
         </w:rPr>
       </w:pPr>
-      <w:bookmarkStart w:id="83" w:name="_Toc239320775"/>
+      <w:bookmarkStart w:id="150" w:name="_Toc239320775"/>
       <w:r>
         <w:rPr>
           <w:noProof/>
@@ -15575,7 +16530,7 @@
         <w:lastRenderedPageBreak/>
         <w:t>PHỤ LỤC</w:t>
       </w:r>
-      <w:bookmarkEnd w:id="83"/>
+      <w:bookmarkEnd w:id="150"/>
     </w:p>
     <w:p>
       <w:pPr>
@@ -15584,16 +16539,16 @@
           <w:lang w:val="en-US"/>
         </w:rPr>
       </w:pPr>
-      <w:bookmarkStart w:id="84" w:name="_Ref238937766"/>
-      <w:bookmarkStart w:id="85" w:name="_Toc239320776"/>
+      <w:bookmarkStart w:id="151" w:name="_Ref238937766"/>
+      <w:bookmarkStart w:id="152" w:name="_Toc239320776"/>
       <w:r>
         <w:rPr>
           <w:lang w:val="en-US"/>
         </w:rPr>
         <w:t>Phụ lục 1. Mã nguồn chính</w:t>
       </w:r>
-      <w:bookmarkEnd w:id="84"/>
-      <w:bookmarkEnd w:id="85"/>
+      <w:bookmarkEnd w:id="151"/>
+      <w:bookmarkEnd w:id="152"/>
     </w:p>
     <w:p>
       <w:r>
@@ -15762,7 +16717,7 @@
       <w:r>
         <w:t xml:space="preserve">Đường dẫn của dự án: </w:t>
       </w:r>
-      <w:hyperlink r:id="rId28" w:history="1">
+      <w:hyperlink r:id="rId30" w:history="1">
         <w:r>
           <w:rPr>
             <w:rStyle w:val="Hyperlink"/>
@@ -15796,7 +16751,7 @@
           <w:lang w:val="en-US"/>
         </w:rPr>
       </w:pPr>
-      <w:bookmarkStart w:id="86" w:name="_Toc239320777"/>
+      <w:bookmarkStart w:id="153" w:name="_Toc239320777"/>
       <w:r>
         <w:rPr>
           <w:lang w:val="en-US"/>
@@ -15804,7 +16759,7 @@
         <w:lastRenderedPageBreak/>
         <w:t>Phụ lục 2. Bảng phân công công việc nhóm</w:t>
       </w:r>
-      <w:bookmarkEnd w:id="86"/>
+      <w:bookmarkEnd w:id="153"/>
     </w:p>
     <w:tbl>
       <w:tblPr>
@@ -19126,12 +20081,12 @@
       <w:pPr>
         <w:pStyle w:val="Heading2"/>
       </w:pPr>
-      <w:bookmarkStart w:id="87" w:name="_Toc239320778"/>
+      <w:bookmarkStart w:id="154" w:name="_Toc239320778"/>
       <w:r>
         <w:lastRenderedPageBreak/>
         <w:t>TÀI LIỆU THAM KHẢO</w:t>
       </w:r>
-      <w:bookmarkEnd w:id="87"/>
+      <w:bookmarkEnd w:id="154"/>
     </w:p>
     <w:p>
       <w:pPr>
@@ -19215,7 +20170,7 @@
     </w:p>
     <w:p/>
     <w:sectPr>
-      <w:footerReference w:type="default" r:id="rId29"/>
+      <w:footerReference w:type="default" r:id="rId31"/>
       <w:type w:val="continuous"/>
       <w:pgSz w:w="11906" w:h="16838" w:code="9"/>
       <w:pgMar w:top="1134" w:right="1134" w:bottom="1134" w:left="1701" w:header="709" w:footer="709" w:gutter="0"/>
@@ -19632,6 +20587,155 @@
     </w:lvl>
   </w:abstractNum>
   <w:abstractNum w:abstractNumId="3" w15:restartNumberingAfterBreak="0">
+    <w:nsid w:val="07AD27CB"/>
+    <w:multiLevelType w:val="multilevel"/>
+    <w:tmpl w:val="7E4C866A"/>
+    <w:lvl w:ilvl="0">
+      <w:start w:val="1"/>
+      <w:numFmt w:val="bullet"/>
+      <w:lvlText w:val=""/>
+      <w:lvlJc w:val="left"/>
+      <w:pPr>
+        <w:tabs>
+          <w:tab w:val="num" w:pos="720"/>
+        </w:tabs>
+        <w:ind w:left="720" w:hanging="360"/>
+      </w:pPr>
+      <w:rPr>
+        <w:rFonts w:ascii="Symbol" w:hAnsi="Symbol" w:hint="default"/>
+        <w:sz w:val="20"/>
+      </w:rPr>
+    </w:lvl>
+    <w:lvl w:ilvl="1" w:tentative="1">
+      <w:start w:val="1"/>
+      <w:numFmt w:val="bullet"/>
+      <w:lvlText w:val="o"/>
+      <w:lvlJc w:val="left"/>
+      <w:pPr>
+        <w:tabs>
+          <w:tab w:val="num" w:pos="1440"/>
+        </w:tabs>
+        <w:ind w:left="1440" w:hanging="360"/>
+      </w:pPr>
+      <w:rPr>
+        <w:rFonts w:ascii="Courier New" w:hAnsi="Courier New" w:hint="default"/>
+        <w:sz w:val="20"/>
+      </w:rPr>
+    </w:lvl>
+    <w:lvl w:ilvl="2" w:tentative="1">
+      <w:start w:val="1"/>
+      <w:numFmt w:val="bullet"/>
+      <w:lvlText w:val=""/>
+      <w:lvlJc w:val="left"/>
+      <w:pPr>
+        <w:tabs>
+          <w:tab w:val="num" w:pos="2160"/>
+        </w:tabs>
+        <w:ind w:left="2160" w:hanging="360"/>
+      </w:pPr>
+      <w:rPr>
+        <w:rFonts w:ascii="Wingdings" w:hAnsi="Wingdings" w:hint="default"/>
+        <w:sz w:val="20"/>
+      </w:rPr>
+    </w:lvl>
+    <w:lvl w:ilvl="3" w:tentative="1">
+      <w:start w:val="1"/>
+      <w:numFmt w:val="bullet"/>
+      <w:lvlText w:val=""/>
+      <w:lvlJc w:val="left"/>
+      <w:pPr>
+        <w:tabs>
+          <w:tab w:val="num" w:pos="2880"/>
+        </w:tabs>
+        <w:ind w:left="2880" w:hanging="360"/>
+      </w:pPr>
+      <w:rPr>
+        <w:rFonts w:ascii="Wingdings" w:hAnsi="Wingdings" w:hint="default"/>
+        <w:sz w:val="20"/>
+      </w:rPr>
+    </w:lvl>
+    <w:lvl w:ilvl="4" w:tentative="1">
+      <w:start w:val="1"/>
+      <w:numFmt w:val="bullet"/>
+      <w:lvlText w:val=""/>
+      <w:lvlJc w:val="left"/>
+      <w:pPr>
+        <w:tabs>
+          <w:tab w:val="num" w:pos="3600"/>
+        </w:tabs>
+        <w:ind w:left="3600" w:hanging="360"/>
+      </w:pPr>
+      <w:rPr>
+        <w:rFonts w:ascii="Wingdings" w:hAnsi="Wingdings" w:hint="default"/>
+        <w:sz w:val="20"/>
+      </w:rPr>
+    </w:lvl>
+    <w:lvl w:ilvl="5" w:tentative="1">
+      <w:start w:val="1"/>
+      <w:numFmt w:val="bullet"/>
+      <w:lvlText w:val=""/>
+      <w:lvlJc w:val="left"/>
+      <w:pPr>
+        <w:tabs>
+          <w:tab w:val="num" w:pos="4320"/>
+        </w:tabs>
+        <w:ind w:left="4320" w:hanging="360"/>
+      </w:pPr>
+      <w:rPr>
+        <w:rFonts w:ascii="Wingdings" w:hAnsi="Wingdings" w:hint="default"/>
+        <w:sz w:val="20"/>
+      </w:rPr>
+    </w:lvl>
+    <w:lvl w:ilvl="6" w:tentative="1">
+      <w:start w:val="1"/>
+      <w:numFmt w:val="bullet"/>
+      <w:lvlText w:val=""/>
+      <w:lvlJc w:val="left"/>
+      <w:pPr>
+        <w:tabs>
+          <w:tab w:val="num" w:pos="5040"/>
+        </w:tabs>
+        <w:ind w:left="5040" w:hanging="360"/>
+      </w:pPr>
+      <w:rPr>
+        <w:rFonts w:ascii="Wingdings" w:hAnsi="Wingdings" w:hint="default"/>
+        <w:sz w:val="20"/>
+      </w:rPr>
+    </w:lvl>
+    <w:lvl w:ilvl="7" w:tentative="1">
+      <w:start w:val="1"/>
+      <w:numFmt w:val="bullet"/>
+      <w:lvlText w:val=""/>
+      <w:lvlJc w:val="left"/>
+      <w:pPr>
+        <w:tabs>
+          <w:tab w:val="num" w:pos="5760"/>
+        </w:tabs>
+        <w:ind w:left="5760" w:hanging="360"/>
+      </w:pPr>
+      <w:rPr>
+        <w:rFonts w:ascii="Wingdings" w:hAnsi="Wingdings" w:hint="default"/>
+        <w:sz w:val="20"/>
+      </w:rPr>
+    </w:lvl>
+    <w:lvl w:ilvl="8" w:tentative="1">
+      <w:start w:val="1"/>
+      <w:numFmt w:val="bullet"/>
+      <w:lvlText w:val=""/>
+      <w:lvlJc w:val="left"/>
+      <w:pPr>
+        <w:tabs>
+          <w:tab w:val="num" w:pos="6480"/>
+        </w:tabs>
+        <w:ind w:left="6480" w:hanging="360"/>
+      </w:pPr>
+      <w:rPr>
+        <w:rFonts w:ascii="Wingdings" w:hAnsi="Wingdings" w:hint="default"/>
+        <w:sz w:val="20"/>
+      </w:rPr>
+    </w:lvl>
+  </w:abstractNum>
+  <w:abstractNum w:abstractNumId="4" w15:restartNumberingAfterBreak="0">
     <w:nsid w:val="0C2A61D2"/>
     <w:multiLevelType w:val="multilevel"/>
     <w:tmpl w:val="E904F1B2"/>
@@ -19780,7 +20884,7 @@
       </w:rPr>
     </w:lvl>
   </w:abstractNum>
-  <w:abstractNum w:abstractNumId="4" w15:restartNumberingAfterBreak="0">
+  <w:abstractNum w:abstractNumId="5" w15:restartNumberingAfterBreak="0">
     <w:nsid w:val="0DD66F37"/>
     <w:multiLevelType w:val="hybridMultilevel"/>
     <w:tmpl w:val="C4187A96"/>
@@ -19866,7 +20970,7 @@
       </w:pPr>
     </w:lvl>
   </w:abstractNum>
-  <w:abstractNum w:abstractNumId="5" w15:restartNumberingAfterBreak="0">
+  <w:abstractNum w:abstractNumId="6" w15:restartNumberingAfterBreak="0">
     <w:nsid w:val="10E84404"/>
     <w:multiLevelType w:val="hybridMultilevel"/>
     <w:tmpl w:val="3E968382"/>
@@ -19980,7 +21084,7 @@
       </w:rPr>
     </w:lvl>
   </w:abstractNum>
-  <w:abstractNum w:abstractNumId="6" w15:restartNumberingAfterBreak="0">
+  <w:abstractNum w:abstractNumId="7" w15:restartNumberingAfterBreak="0">
     <w:nsid w:val="11511574"/>
     <w:multiLevelType w:val="hybridMultilevel"/>
     <w:tmpl w:val="57387F5A"/>
@@ -20094,7 +21198,7 @@
       </w:rPr>
     </w:lvl>
   </w:abstractNum>
-  <w:abstractNum w:abstractNumId="7" w15:restartNumberingAfterBreak="0">
+  <w:abstractNum w:abstractNumId="8" w15:restartNumberingAfterBreak="0">
     <w:nsid w:val="1355645D"/>
     <w:multiLevelType w:val="hybridMultilevel"/>
     <w:tmpl w:val="264EF17E"/>
@@ -20208,7 +21312,7 @@
       </w:rPr>
     </w:lvl>
   </w:abstractNum>
-  <w:abstractNum w:abstractNumId="8" w15:restartNumberingAfterBreak="0">
+  <w:abstractNum w:abstractNumId="9" w15:restartNumberingAfterBreak="0">
     <w:nsid w:val="17251364"/>
     <w:multiLevelType w:val="multilevel"/>
     <w:tmpl w:val="283A9F12"/>
@@ -20357,7 +21461,7 @@
       </w:rPr>
     </w:lvl>
   </w:abstractNum>
-  <w:abstractNum w:abstractNumId="9" w15:restartNumberingAfterBreak="0">
+  <w:abstractNum w:abstractNumId="10" w15:restartNumberingAfterBreak="0">
     <w:nsid w:val="1C15797E"/>
     <w:multiLevelType w:val="hybridMultilevel"/>
     <w:tmpl w:val="411EA7F6"/>
@@ -20471,7 +21575,7 @@
       </w:rPr>
     </w:lvl>
   </w:abstractNum>
-  <w:abstractNum w:abstractNumId="10" w15:restartNumberingAfterBreak="0">
+  <w:abstractNum w:abstractNumId="11" w15:restartNumberingAfterBreak="0">
     <w:nsid w:val="1DBB451F"/>
     <w:multiLevelType w:val="hybridMultilevel"/>
     <w:tmpl w:val="4D40F02E"/>
@@ -20583,7 +21687,7 @@
       </w:rPr>
     </w:lvl>
   </w:abstractNum>
-  <w:abstractNum w:abstractNumId="11" w15:restartNumberingAfterBreak="0">
+  <w:abstractNum w:abstractNumId="12" w15:restartNumberingAfterBreak="0">
     <w:nsid w:val="1E9579D8"/>
     <w:multiLevelType w:val="hybridMultilevel"/>
     <w:tmpl w:val="500C4002"/>
@@ -20695,7 +21799,7 @@
       </w:rPr>
     </w:lvl>
   </w:abstractNum>
-  <w:abstractNum w:abstractNumId="12" w15:restartNumberingAfterBreak="0">
+  <w:abstractNum w:abstractNumId="13" w15:restartNumberingAfterBreak="0">
     <w:nsid w:val="263754D7"/>
     <w:multiLevelType w:val="hybridMultilevel"/>
     <w:tmpl w:val="9DBE2EF0"/>
@@ -20809,7 +21913,7 @@
       </w:rPr>
     </w:lvl>
   </w:abstractNum>
-  <w:abstractNum w:abstractNumId="13" w15:restartNumberingAfterBreak="0">
+  <w:abstractNum w:abstractNumId="14" w15:restartNumberingAfterBreak="0">
     <w:nsid w:val="285B6F74"/>
     <w:multiLevelType w:val="hybridMultilevel"/>
     <w:tmpl w:val="F2D80A74"/>
@@ -20923,7 +22027,7 @@
       </w:rPr>
     </w:lvl>
   </w:abstractNum>
-  <w:abstractNum w:abstractNumId="14" w15:restartNumberingAfterBreak="0">
+  <w:abstractNum w:abstractNumId="15" w15:restartNumberingAfterBreak="0">
     <w:nsid w:val="2B593EAB"/>
     <w:multiLevelType w:val="hybridMultilevel"/>
     <w:tmpl w:val="D9729A1A"/>
@@ -21037,7 +22141,7 @@
       </w:rPr>
     </w:lvl>
   </w:abstractNum>
-  <w:abstractNum w:abstractNumId="15" w15:restartNumberingAfterBreak="0">
+  <w:abstractNum w:abstractNumId="16" w15:restartNumberingAfterBreak="0">
     <w:nsid w:val="2E565BB9"/>
     <w:multiLevelType w:val="hybridMultilevel"/>
     <w:tmpl w:val="0B90E53E"/>
@@ -21151,7 +22255,7 @@
       </w:rPr>
     </w:lvl>
   </w:abstractNum>
-  <w:abstractNum w:abstractNumId="16" w15:restartNumberingAfterBreak="0">
+  <w:abstractNum w:abstractNumId="17" w15:restartNumberingAfterBreak="0">
     <w:nsid w:val="36F8796F"/>
     <w:multiLevelType w:val="multilevel"/>
     <w:tmpl w:val="6E7E4560"/>
@@ -21300,7 +22404,7 @@
       </w:rPr>
     </w:lvl>
   </w:abstractNum>
-  <w:abstractNum w:abstractNumId="17" w15:restartNumberingAfterBreak="0">
+  <w:abstractNum w:abstractNumId="18" w15:restartNumberingAfterBreak="0">
     <w:nsid w:val="3EE87E98"/>
     <w:multiLevelType w:val="hybridMultilevel"/>
     <w:tmpl w:val="E3B2B332"/>
@@ -21414,7 +22518,7 @@
       </w:rPr>
     </w:lvl>
   </w:abstractNum>
-  <w:abstractNum w:abstractNumId="18" w15:restartNumberingAfterBreak="0">
+  <w:abstractNum w:abstractNumId="19" w15:restartNumberingAfterBreak="0">
     <w:nsid w:val="42464BE0"/>
     <w:multiLevelType w:val="hybridMultilevel"/>
     <w:tmpl w:val="2E0AB6B4"/>
@@ -21528,7 +22632,7 @@
       </w:rPr>
     </w:lvl>
   </w:abstractNum>
-  <w:abstractNum w:abstractNumId="19" w15:restartNumberingAfterBreak="0">
+  <w:abstractNum w:abstractNumId="20" w15:restartNumberingAfterBreak="0">
     <w:nsid w:val="43491B14"/>
     <w:multiLevelType w:val="hybridMultilevel"/>
     <w:tmpl w:val="03D08C7A"/>
@@ -21642,7 +22746,155 @@
       </w:rPr>
     </w:lvl>
   </w:abstractNum>
-  <w:abstractNum w:abstractNumId="20" w15:restartNumberingAfterBreak="0">
+  <w:abstractNum w:abstractNumId="21" w15:restartNumberingAfterBreak="0">
+    <w:nsid w:val="45366BD6"/>
+    <w:multiLevelType w:val="multilevel"/>
+    <w:tmpl w:val="7B9CB716"/>
+    <w:lvl w:ilvl="0">
+      <w:numFmt w:val="bullet"/>
+      <w:lvlText w:val="+"/>
+      <w:lvlJc w:val="left"/>
+      <w:pPr>
+        <w:tabs>
+          <w:tab w:val="num" w:pos="720"/>
+        </w:tabs>
+        <w:ind w:left="720" w:hanging="360"/>
+      </w:pPr>
+      <w:rPr>
+        <w:rFonts w:ascii="Times New Roman" w:eastAsiaTheme="minorHAnsi" w:hAnsi="Times New Roman" w:cs="Times New Roman" w:hint="default"/>
+        <w:sz w:val="20"/>
+      </w:rPr>
+    </w:lvl>
+    <w:lvl w:ilvl="1" w:tentative="1">
+      <w:start w:val="1"/>
+      <w:numFmt w:val="bullet"/>
+      <w:lvlText w:val="o"/>
+      <w:lvlJc w:val="left"/>
+      <w:pPr>
+        <w:tabs>
+          <w:tab w:val="num" w:pos="1440"/>
+        </w:tabs>
+        <w:ind w:left="1440" w:hanging="360"/>
+      </w:pPr>
+      <w:rPr>
+        <w:rFonts w:ascii="Courier New" w:hAnsi="Courier New" w:hint="default"/>
+        <w:sz w:val="20"/>
+      </w:rPr>
+    </w:lvl>
+    <w:lvl w:ilvl="2" w:tentative="1">
+      <w:start w:val="1"/>
+      <w:numFmt w:val="bullet"/>
+      <w:lvlText w:val=""/>
+      <w:lvlJc w:val="left"/>
+      <w:pPr>
+        <w:tabs>
+          <w:tab w:val="num" w:pos="2160"/>
+        </w:tabs>
+        <w:ind w:left="2160" w:hanging="360"/>
+      </w:pPr>
+      <w:rPr>
+        <w:rFonts w:ascii="Wingdings" w:hAnsi="Wingdings" w:hint="default"/>
+        <w:sz w:val="20"/>
+      </w:rPr>
+    </w:lvl>
+    <w:lvl w:ilvl="3" w:tentative="1">
+      <w:start w:val="1"/>
+      <w:numFmt w:val="bullet"/>
+      <w:lvlText w:val=""/>
+      <w:lvlJc w:val="left"/>
+      <w:pPr>
+        <w:tabs>
+          <w:tab w:val="num" w:pos="2880"/>
+        </w:tabs>
+        <w:ind w:left="2880" w:hanging="360"/>
+      </w:pPr>
+      <w:rPr>
+        <w:rFonts w:ascii="Wingdings" w:hAnsi="Wingdings" w:hint="default"/>
+        <w:sz w:val="20"/>
+      </w:rPr>
+    </w:lvl>
+    <w:lvl w:ilvl="4" w:tentative="1">
+      <w:start w:val="1"/>
+      <w:numFmt w:val="bullet"/>
+      <w:lvlText w:val=""/>
+      <w:lvlJc w:val="left"/>
+      <w:pPr>
+        <w:tabs>
+          <w:tab w:val="num" w:pos="3600"/>
+        </w:tabs>
+        <w:ind w:left="3600" w:hanging="360"/>
+      </w:pPr>
+      <w:rPr>
+        <w:rFonts w:ascii="Wingdings" w:hAnsi="Wingdings" w:hint="default"/>
+        <w:sz w:val="20"/>
+      </w:rPr>
+    </w:lvl>
+    <w:lvl w:ilvl="5" w:tentative="1">
+      <w:start w:val="1"/>
+      <w:numFmt w:val="bullet"/>
+      <w:lvlText w:val=""/>
+      <w:lvlJc w:val="left"/>
+      <w:pPr>
+        <w:tabs>
+          <w:tab w:val="num" w:pos="4320"/>
+        </w:tabs>
+        <w:ind w:left="4320" w:hanging="360"/>
+      </w:pPr>
+      <w:rPr>
+        <w:rFonts w:ascii="Wingdings" w:hAnsi="Wingdings" w:hint="default"/>
+        <w:sz w:val="20"/>
+      </w:rPr>
+    </w:lvl>
+    <w:lvl w:ilvl="6" w:tentative="1">
+      <w:start w:val="1"/>
+      <w:numFmt w:val="bullet"/>
+      <w:lvlText w:val=""/>
+      <w:lvlJc w:val="left"/>
+      <w:pPr>
+        <w:tabs>
+          <w:tab w:val="num" w:pos="5040"/>
+        </w:tabs>
+        <w:ind w:left="5040" w:hanging="360"/>
+      </w:pPr>
+      <w:rPr>
+        <w:rFonts w:ascii="Wingdings" w:hAnsi="Wingdings" w:hint="default"/>
+        <w:sz w:val="20"/>
+      </w:rPr>
+    </w:lvl>
+    <w:lvl w:ilvl="7" w:tentative="1">
+      <w:start w:val="1"/>
+      <w:numFmt w:val="bullet"/>
+      <w:lvlText w:val=""/>
+      <w:lvlJc w:val="left"/>
+      <w:pPr>
+        <w:tabs>
+          <w:tab w:val="num" w:pos="5760"/>
+        </w:tabs>
+        <w:ind w:left="5760" w:hanging="360"/>
+      </w:pPr>
+      <w:rPr>
+        <w:rFonts w:ascii="Wingdings" w:hAnsi="Wingdings" w:hint="default"/>
+        <w:sz w:val="20"/>
+      </w:rPr>
+    </w:lvl>
+    <w:lvl w:ilvl="8" w:tentative="1">
+      <w:start w:val="1"/>
+      <w:numFmt w:val="bullet"/>
+      <w:lvlText w:val=""/>
+      <w:lvlJc w:val="left"/>
+      <w:pPr>
+        <w:tabs>
+          <w:tab w:val="num" w:pos="6480"/>
+        </w:tabs>
+        <w:ind w:left="6480" w:hanging="360"/>
+      </w:pPr>
+      <w:rPr>
+        <w:rFonts w:ascii="Wingdings" w:hAnsi="Wingdings" w:hint="default"/>
+        <w:sz w:val="20"/>
+      </w:rPr>
+    </w:lvl>
+  </w:abstractNum>
+  <w:abstractNum w:abstractNumId="22" w15:restartNumberingAfterBreak="0">
     <w:nsid w:val="47927AD0"/>
     <w:multiLevelType w:val="hybridMultilevel"/>
     <w:tmpl w:val="82242C88"/>
@@ -21756,7 +23008,7 @@
       </w:rPr>
     </w:lvl>
   </w:abstractNum>
-  <w:abstractNum w:abstractNumId="21" w15:restartNumberingAfterBreak="0">
+  <w:abstractNum w:abstractNumId="23" w15:restartNumberingAfterBreak="0">
     <w:nsid w:val="491A3F9A"/>
     <w:multiLevelType w:val="hybridMultilevel"/>
     <w:tmpl w:val="4EC2C2AA"/>
@@ -21870,7 +23122,7 @@
       </w:rPr>
     </w:lvl>
   </w:abstractNum>
-  <w:abstractNum w:abstractNumId="22" w15:restartNumberingAfterBreak="0">
+  <w:abstractNum w:abstractNumId="24" w15:restartNumberingAfterBreak="0">
     <w:nsid w:val="49D41312"/>
     <w:multiLevelType w:val="hybridMultilevel"/>
     <w:tmpl w:val="C6DC7D30"/>
@@ -21984,7 +23236,7 @@
       </w:rPr>
     </w:lvl>
   </w:abstractNum>
-  <w:abstractNum w:abstractNumId="23" w15:restartNumberingAfterBreak="0">
+  <w:abstractNum w:abstractNumId="25" w15:restartNumberingAfterBreak="0">
     <w:nsid w:val="4D5B62BC"/>
     <w:multiLevelType w:val="hybridMultilevel"/>
     <w:tmpl w:val="0AF6BAF2"/>
@@ -22098,7 +23350,7 @@
       </w:rPr>
     </w:lvl>
   </w:abstractNum>
-  <w:abstractNum w:abstractNumId="24" w15:restartNumberingAfterBreak="0">
+  <w:abstractNum w:abstractNumId="26" w15:restartNumberingAfterBreak="0">
     <w:nsid w:val="59B66E1C"/>
     <w:multiLevelType w:val="hybridMultilevel"/>
     <w:tmpl w:val="F680444E"/>
@@ -22212,7 +23464,7 @@
       </w:rPr>
     </w:lvl>
   </w:abstractNum>
-  <w:abstractNum w:abstractNumId="25" w15:restartNumberingAfterBreak="0">
+  <w:abstractNum w:abstractNumId="27" w15:restartNumberingAfterBreak="0">
     <w:nsid w:val="612D4AAD"/>
     <w:multiLevelType w:val="hybridMultilevel"/>
     <w:tmpl w:val="1DB276B2"/>
@@ -22326,7 +23578,7 @@
       </w:rPr>
     </w:lvl>
   </w:abstractNum>
-  <w:abstractNum w:abstractNumId="26" w15:restartNumberingAfterBreak="0">
+  <w:abstractNum w:abstractNumId="28" w15:restartNumberingAfterBreak="0">
     <w:nsid w:val="6173420F"/>
     <w:multiLevelType w:val="hybridMultilevel"/>
     <w:tmpl w:val="1B225832"/>
@@ -22440,7 +23692,7 @@
       </w:rPr>
     </w:lvl>
   </w:abstractNum>
-  <w:abstractNum w:abstractNumId="27" w15:restartNumberingAfterBreak="0">
+  <w:abstractNum w:abstractNumId="29" w15:restartNumberingAfterBreak="0">
     <w:nsid w:val="64C94B24"/>
     <w:multiLevelType w:val="hybridMultilevel"/>
     <w:tmpl w:val="D430C90C"/>
@@ -22554,7 +23806,7 @@
       </w:rPr>
     </w:lvl>
   </w:abstractNum>
-  <w:abstractNum w:abstractNumId="28" w15:restartNumberingAfterBreak="0">
+  <w:abstractNum w:abstractNumId="30" w15:restartNumberingAfterBreak="0">
     <w:nsid w:val="67AD26A4"/>
     <w:multiLevelType w:val="hybridMultilevel"/>
     <w:tmpl w:val="3F3E7726"/>
@@ -22668,7 +23920,7 @@
       </w:rPr>
     </w:lvl>
   </w:abstractNum>
-  <w:abstractNum w:abstractNumId="29" w15:restartNumberingAfterBreak="0">
+  <w:abstractNum w:abstractNumId="31" w15:restartNumberingAfterBreak="0">
     <w:nsid w:val="6C2808F8"/>
     <w:multiLevelType w:val="hybridMultilevel"/>
     <w:tmpl w:val="7780EB5C"/>
@@ -22754,7 +24006,7 @@
       </w:pPr>
     </w:lvl>
   </w:abstractNum>
-  <w:abstractNum w:abstractNumId="30" w15:restartNumberingAfterBreak="0">
+  <w:abstractNum w:abstractNumId="32" w15:restartNumberingAfterBreak="0">
     <w:nsid w:val="6F80579F"/>
     <w:multiLevelType w:val="hybridMultilevel"/>
     <w:tmpl w:val="8FFE64A8"/>
@@ -22868,7 +24120,7 @@
       </w:rPr>
     </w:lvl>
   </w:abstractNum>
-  <w:abstractNum w:abstractNumId="31" w15:restartNumberingAfterBreak="0">
+  <w:abstractNum w:abstractNumId="33" w15:restartNumberingAfterBreak="0">
     <w:nsid w:val="6FCB0A74"/>
     <w:multiLevelType w:val="hybridMultilevel"/>
     <w:tmpl w:val="8196BBE6"/>
@@ -22982,7 +24234,7 @@
       </w:rPr>
     </w:lvl>
   </w:abstractNum>
-  <w:abstractNum w:abstractNumId="32" w15:restartNumberingAfterBreak="0">
+  <w:abstractNum w:abstractNumId="34" w15:restartNumberingAfterBreak="0">
     <w:nsid w:val="705D014F"/>
     <w:multiLevelType w:val="hybridMultilevel"/>
     <w:tmpl w:val="BA6AE688"/>
@@ -23096,7 +24348,156 @@
       </w:rPr>
     </w:lvl>
   </w:abstractNum>
-  <w:abstractNum w:abstractNumId="33" w15:restartNumberingAfterBreak="0">
+  <w:abstractNum w:abstractNumId="35" w15:restartNumberingAfterBreak="0">
+    <w:nsid w:val="79D54518"/>
+    <w:multiLevelType w:val="multilevel"/>
+    <w:tmpl w:val="EFC87452"/>
+    <w:lvl w:ilvl="0">
+      <w:start w:val="1"/>
+      <w:numFmt w:val="bullet"/>
+      <w:lvlText w:val=""/>
+      <w:lvlJc w:val="left"/>
+      <w:pPr>
+        <w:tabs>
+          <w:tab w:val="num" w:pos="720"/>
+        </w:tabs>
+        <w:ind w:left="720" w:hanging="360"/>
+      </w:pPr>
+      <w:rPr>
+        <w:rFonts w:ascii="Symbol" w:hAnsi="Symbol" w:hint="default"/>
+        <w:sz w:val="20"/>
+      </w:rPr>
+    </w:lvl>
+    <w:lvl w:ilvl="1" w:tentative="1">
+      <w:start w:val="1"/>
+      <w:numFmt w:val="bullet"/>
+      <w:lvlText w:val="o"/>
+      <w:lvlJc w:val="left"/>
+      <w:pPr>
+        <w:tabs>
+          <w:tab w:val="num" w:pos="1440"/>
+        </w:tabs>
+        <w:ind w:left="1440" w:hanging="360"/>
+      </w:pPr>
+      <w:rPr>
+        <w:rFonts w:ascii="Courier New" w:hAnsi="Courier New" w:hint="default"/>
+        <w:sz w:val="20"/>
+      </w:rPr>
+    </w:lvl>
+    <w:lvl w:ilvl="2" w:tentative="1">
+      <w:start w:val="1"/>
+      <w:numFmt w:val="bullet"/>
+      <w:lvlText w:val=""/>
+      <w:lvlJc w:val="left"/>
+      <w:pPr>
+        <w:tabs>
+          <w:tab w:val="num" w:pos="2160"/>
+        </w:tabs>
+        <w:ind w:left="2160" w:hanging="360"/>
+      </w:pPr>
+      <w:rPr>
+        <w:rFonts w:ascii="Wingdings" w:hAnsi="Wingdings" w:hint="default"/>
+        <w:sz w:val="20"/>
+      </w:rPr>
+    </w:lvl>
+    <w:lvl w:ilvl="3" w:tentative="1">
+      <w:start w:val="1"/>
+      <w:numFmt w:val="bullet"/>
+      <w:lvlText w:val=""/>
+      <w:lvlJc w:val="left"/>
+      <w:pPr>
+        <w:tabs>
+          <w:tab w:val="num" w:pos="2880"/>
+        </w:tabs>
+        <w:ind w:left="2880" w:hanging="360"/>
+      </w:pPr>
+      <w:rPr>
+        <w:rFonts w:ascii="Wingdings" w:hAnsi="Wingdings" w:hint="default"/>
+        <w:sz w:val="20"/>
+      </w:rPr>
+    </w:lvl>
+    <w:lvl w:ilvl="4" w:tentative="1">
+      <w:start w:val="1"/>
+      <w:numFmt w:val="bullet"/>
+      <w:lvlText w:val=""/>
+      <w:lvlJc w:val="left"/>
+      <w:pPr>
+        <w:tabs>
+          <w:tab w:val="num" w:pos="3600"/>
+        </w:tabs>
+        <w:ind w:left="3600" w:hanging="360"/>
+      </w:pPr>
+      <w:rPr>
+        <w:rFonts w:ascii="Wingdings" w:hAnsi="Wingdings" w:hint="default"/>
+        <w:sz w:val="20"/>
+      </w:rPr>
+    </w:lvl>
+    <w:lvl w:ilvl="5" w:tentative="1">
+      <w:start w:val="1"/>
+      <w:numFmt w:val="bullet"/>
+      <w:lvlText w:val=""/>
+      <w:lvlJc w:val="left"/>
+      <w:pPr>
+        <w:tabs>
+          <w:tab w:val="num" w:pos="4320"/>
+        </w:tabs>
+        <w:ind w:left="4320" w:hanging="360"/>
+      </w:pPr>
+      <w:rPr>
+        <w:rFonts w:ascii="Wingdings" w:hAnsi="Wingdings" w:hint="default"/>
+        <w:sz w:val="20"/>
+      </w:rPr>
+    </w:lvl>
+    <w:lvl w:ilvl="6" w:tentative="1">
+      <w:start w:val="1"/>
+      <w:numFmt w:val="bullet"/>
+      <w:lvlText w:val=""/>
+      <w:lvlJc w:val="left"/>
+      <w:pPr>
+        <w:tabs>
+          <w:tab w:val="num" w:pos="5040"/>
+        </w:tabs>
+        <w:ind w:left="5040" w:hanging="360"/>
+      </w:pPr>
+      <w:rPr>
+        <w:rFonts w:ascii="Wingdings" w:hAnsi="Wingdings" w:hint="default"/>
+        <w:sz w:val="20"/>
+      </w:rPr>
+    </w:lvl>
+    <w:lvl w:ilvl="7" w:tentative="1">
+      <w:start w:val="1"/>
+      <w:numFmt w:val="bullet"/>
+      <w:lvlText w:val=""/>
+      <w:lvlJc w:val="left"/>
+      <w:pPr>
+        <w:tabs>
+          <w:tab w:val="num" w:pos="5760"/>
+        </w:tabs>
+        <w:ind w:left="5760" w:hanging="360"/>
+      </w:pPr>
+      <w:rPr>
+        <w:rFonts w:ascii="Wingdings" w:hAnsi="Wingdings" w:hint="default"/>
+        <w:sz w:val="20"/>
+      </w:rPr>
+    </w:lvl>
+    <w:lvl w:ilvl="8" w:tentative="1">
+      <w:start w:val="1"/>
+      <w:numFmt w:val="bullet"/>
+      <w:lvlText w:val=""/>
+      <w:lvlJc w:val="left"/>
+      <w:pPr>
+        <w:tabs>
+          <w:tab w:val="num" w:pos="6480"/>
+        </w:tabs>
+        <w:ind w:left="6480" w:hanging="360"/>
+      </w:pPr>
+      <w:rPr>
+        <w:rFonts w:ascii="Wingdings" w:hAnsi="Wingdings" w:hint="default"/>
+        <w:sz w:val="20"/>
+      </w:rPr>
+    </w:lvl>
+  </w:abstractNum>
+  <w:abstractNum w:abstractNumId="36" w15:restartNumberingAfterBreak="0">
     <w:nsid w:val="7B9E4144"/>
     <w:multiLevelType w:val="multilevel"/>
     <w:tmpl w:val="0B6C684A"/>
@@ -23249,103 +24650,112 @@
     <w:abstractNumId w:val="1"/>
   </w:num>
   <w:num w:numId="2" w16cid:durableId="1084648499">
-    <w:abstractNumId w:val="22"/>
+    <w:abstractNumId w:val="24"/>
   </w:num>
   <w:num w:numId="3" w16cid:durableId="1159805475">
-    <w:abstractNumId w:val="4"/>
+    <w:abstractNumId w:val="5"/>
   </w:num>
   <w:num w:numId="4" w16cid:durableId="780956213">
-    <w:abstractNumId w:val="13"/>
+    <w:abstractNumId w:val="14"/>
   </w:num>
   <w:num w:numId="5" w16cid:durableId="1206331956">
-    <w:abstractNumId w:val="23"/>
+    <w:abstractNumId w:val="25"/>
   </w:num>
   <w:num w:numId="6" w16cid:durableId="892959868">
-    <w:abstractNumId w:val="29"/>
+    <w:abstractNumId w:val="31"/>
   </w:num>
   <w:num w:numId="7" w16cid:durableId="378672901">
-    <w:abstractNumId w:val="25"/>
+    <w:abstractNumId w:val="27"/>
   </w:num>
   <w:num w:numId="8" w16cid:durableId="1151098306">
+    <w:abstractNumId w:val="12"/>
+  </w:num>
+  <w:num w:numId="9" w16cid:durableId="545414192">
+    <w:abstractNumId w:val="26"/>
+  </w:num>
+  <w:num w:numId="10" w16cid:durableId="387726660">
     <w:abstractNumId w:val="11"/>
   </w:num>
-  <w:num w:numId="9" w16cid:durableId="545414192">
-    <w:abstractNumId w:val="24"/>
-  </w:num>
-  <w:num w:numId="10" w16cid:durableId="387726660">
-    <w:abstractNumId w:val="10"/>
-  </w:num>
   <w:num w:numId="11" w16cid:durableId="1667709603">
-    <w:abstractNumId w:val="18"/>
+    <w:abstractNumId w:val="19"/>
   </w:num>
   <w:num w:numId="12" w16cid:durableId="1962111489">
-    <w:abstractNumId w:val="31"/>
+    <w:abstractNumId w:val="33"/>
   </w:num>
   <w:num w:numId="13" w16cid:durableId="1089546200">
-    <w:abstractNumId w:val="20"/>
+    <w:abstractNumId w:val="22"/>
   </w:num>
   <w:num w:numId="14" w16cid:durableId="1350139572">
     <w:abstractNumId w:val="2"/>
   </w:num>
   <w:num w:numId="15" w16cid:durableId="1565946338">
+    <w:abstractNumId w:val="16"/>
+  </w:num>
+  <w:num w:numId="16" w16cid:durableId="1354459320">
     <w:abstractNumId w:val="15"/>
   </w:num>
-  <w:num w:numId="16" w16cid:durableId="1354459320">
-    <w:abstractNumId w:val="14"/>
-  </w:num>
   <w:num w:numId="17" w16cid:durableId="1736657830">
-    <w:abstractNumId w:val="28"/>
+    <w:abstractNumId w:val="30"/>
   </w:num>
   <w:num w:numId="18" w16cid:durableId="573592600">
-    <w:abstractNumId w:val="27"/>
+    <w:abstractNumId w:val="29"/>
   </w:num>
   <w:num w:numId="19" w16cid:durableId="1752702725">
-    <w:abstractNumId w:val="21"/>
+    <w:abstractNumId w:val="23"/>
   </w:num>
   <w:num w:numId="20" w16cid:durableId="805704019">
-    <w:abstractNumId w:val="17"/>
+    <w:abstractNumId w:val="18"/>
   </w:num>
   <w:num w:numId="21" w16cid:durableId="1090812204">
-    <w:abstractNumId w:val="30"/>
+    <w:abstractNumId w:val="32"/>
   </w:num>
   <w:num w:numId="22" w16cid:durableId="1667122957">
     <w:abstractNumId w:val="0"/>
   </w:num>
   <w:num w:numId="23" w16cid:durableId="846363703">
-    <w:abstractNumId w:val="5"/>
+    <w:abstractNumId w:val="6"/>
   </w:num>
   <w:num w:numId="24" w16cid:durableId="98987900">
-    <w:abstractNumId w:val="19"/>
+    <w:abstractNumId w:val="20"/>
   </w:num>
   <w:num w:numId="25" w16cid:durableId="268317195">
+    <w:abstractNumId w:val="8"/>
+  </w:num>
+  <w:num w:numId="26" w16cid:durableId="1382945222">
+    <w:abstractNumId w:val="10"/>
+  </w:num>
+  <w:num w:numId="27" w16cid:durableId="1249847279">
+    <w:abstractNumId w:val="13"/>
+  </w:num>
+  <w:num w:numId="28" w16cid:durableId="806824521">
+    <w:abstractNumId w:val="34"/>
+  </w:num>
+  <w:num w:numId="29" w16cid:durableId="1585147444">
     <w:abstractNumId w:val="7"/>
   </w:num>
-  <w:num w:numId="26" w16cid:durableId="1382945222">
+  <w:num w:numId="30" w16cid:durableId="1793473345">
+    <w:abstractNumId w:val="28"/>
+  </w:num>
+  <w:num w:numId="31" w16cid:durableId="78989500">
     <w:abstractNumId w:val="9"/>
   </w:num>
-  <w:num w:numId="27" w16cid:durableId="1249847279">
-    <w:abstractNumId w:val="12"/>
-  </w:num>
-  <w:num w:numId="28" w16cid:durableId="806824521">
-    <w:abstractNumId w:val="32"/>
-  </w:num>
-  <w:num w:numId="29" w16cid:durableId="1585147444">
-    <w:abstractNumId w:val="6"/>
-  </w:num>
-  <w:num w:numId="30" w16cid:durableId="1793473345">
-    <w:abstractNumId w:val="26"/>
-  </w:num>
-  <w:num w:numId="31" w16cid:durableId="78989500">
-    <w:abstractNumId w:val="8"/>
-  </w:num>
   <w:num w:numId="32" w16cid:durableId="2019966460">
-    <w:abstractNumId w:val="3"/>
+    <w:abstractNumId w:val="4"/>
   </w:num>
   <w:num w:numId="33" w16cid:durableId="639769081">
-    <w:abstractNumId w:val="33"/>
+    <w:abstractNumId w:val="36"/>
   </w:num>
   <w:num w:numId="34" w16cid:durableId="2065251186">
-    <w:abstractNumId w:val="16"/>
+    <w:abstractNumId w:val="17"/>
+  </w:num>
+  <w:num w:numId="35" w16cid:durableId="1254701210">
+    <w:abstractNumId w:val="21"/>
+  </w:num>
+  <w:num w:numId="36" w16cid:durableId="150828848">
+    <w:abstractNumId w:val="35"/>
+  </w:num>
+  <w:num w:numId="37" w16cid:durableId="1460370481">
+    <w:abstractNumId w:val="3"/>
   </w:num>
   <w:numIdMacAtCleanup w:val="15"/>
 </w:numbering>
@@ -23912,7 +25322,6 @@
   <w:style w:type="character" w:default="1" w:styleId="DefaultParagraphFont">
     <w:name w:val="Default Paragraph Font"/>
     <w:uiPriority w:val="1"/>
-    <w:semiHidden/>
     <w:unhideWhenUsed/>
   </w:style>
   <w:style w:type="table" w:default="1" w:styleId="TableNormal">
